--- a/public/templates/template.docx
+++ b/public/templates/template.docx
@@ -1,221 +1,212 @@
 
 <file path=word/document.xml><?xml version="1.0" encoding="utf-8"?>
-<w:document xmlns:r="http://schemas.openxmlformats.org/officeDocument/2006/relationships" xmlns:wp="http://schemas.openxmlformats.org/drawingml/2006/wordprocessingDrawing" xmlns:w="http://schemas.openxmlformats.org/wordprocessingml/2006/main" xmlns:w10="urn:schemas-microsoft-com:office:word" xmlns:w14="http://schemas.microsoft.com/office/word/2010/wordml" xmlns:wps="http://schemas.microsoft.com/office/word/2010/wordprocessingShape" xmlns:wpg="http://schemas.microsoft.com/office/word/2010/wordprocessingGroup" xmlns:mc="http://schemas.openxmlformats.org/markup-compatibility/2006" xmlns:v="urn:schemas-microsoft-com:vml" xmlns:o="urn:schemas-microsoft-com:office:office" xmlns:m="http://schemas.openxmlformats.org/officeDocument/2006/math" mc:Ignorable="w14">
+<w:document xmlns:wpc="http://schemas.microsoft.com/office/word/2010/wordprocessingCanvas" xmlns:cx="http://schemas.microsoft.com/office/drawing/2014/chartex" xmlns:cx1="http://schemas.microsoft.com/office/drawing/2015/9/8/chartex" xmlns:cx2="http://schemas.microsoft.com/office/drawing/2015/10/21/chartex" xmlns:cx3="http://schemas.microsoft.com/office/drawing/2016/5/9/chartex" xmlns:cx4="http://schemas.microsoft.com/office/drawing/2016/5/10/chartex" xmlns:cx5="http://schemas.microsoft.com/office/drawing/2016/5/11/chartex" xmlns:cx6="http://schemas.microsoft.com/office/drawing/2016/5/12/chartex" xmlns:cx7="http://schemas.microsoft.com/office/drawing/2016/5/13/chartex" xmlns:cx8="http://schemas.microsoft.com/office/drawing/2016/5/14/chartex" xmlns:mc="http://schemas.openxmlformats.org/markup-compatibility/2006" xmlns:aink="http://schemas.microsoft.com/office/drawing/2016/ink" xmlns:am3d="http://schemas.microsoft.com/office/drawing/2017/model3d" xmlns:o="urn:schemas-microsoft-com:office:office" xmlns:r="http://schemas.openxmlformats.org/officeDocument/2006/relationships" xmlns:m="http://schemas.openxmlformats.org/officeDocument/2006/math" xmlns:v="urn:schemas-microsoft-com:vml" xmlns:wp14="http://schemas.microsoft.com/office/word/2010/wordprocessingDrawing" xmlns:wp="http://schemas.openxmlformats.org/drawingml/2006/wordprocessingDrawing" xmlns:w10="urn:schemas-microsoft-com:office:word" xmlns:w="http://schemas.openxmlformats.org/wordprocessingml/2006/main" xmlns:w14="http://schemas.microsoft.com/office/word/2010/wordml" xmlns:w15="http://schemas.microsoft.com/office/word/2012/wordml" xmlns:w16cex="http://schemas.microsoft.com/office/word/2018/wordml/cex" xmlns:w16cid="http://schemas.microsoft.com/office/word/2016/wordml/cid" xmlns:w16="http://schemas.microsoft.com/office/word/2018/wordml" xmlns:w16se="http://schemas.microsoft.com/office/word/2015/wordml/symex" xmlns:wpg="http://schemas.microsoft.com/office/word/2010/wordprocessingGroup" xmlns:wpi="http://schemas.microsoft.com/office/word/2010/wordprocessingInk" xmlns:wne="http://schemas.microsoft.com/office/word/2006/wordml" xmlns:wps="http://schemas.microsoft.com/office/word/2010/wordprocessingShape" mc:Ignorable="w14 w15 w16se w16cid w16 w16cex wp14">
   <w:body>
     <w:p>
       <w:pPr>
-        <w:pStyle w:val="Normal.0"/>
         <w:jc w:val="center"/>
         <w:rPr>
-          <w:rFonts w:ascii="Arial" w:cs="Arial" w:hAnsi="Arial" w:eastAsia="Arial"/>
-          <w:b w:val="1"/>
-          <w:bCs w:val="1"/>
+          <w:rFonts w:ascii="Arial" w:eastAsia="Arial" w:hAnsi="Arial" w:cs="Arial"/>
+          <w:b/>
+          <w:bCs/>
         </w:rPr>
       </w:pPr>
       <w:r>
         <w:rPr>
           <w:rFonts w:ascii="Arial" w:hAnsi="Arial"/>
-          <w:b w:val="1"/>
-          <w:bCs w:val="1"/>
-          <w:rtl w:val="0"/>
-          <w:lang w:val="ru-RU"/>
+          <w:b/>
+          <w:bCs/>
         </w:rPr>
         <w:t>"</w:t>
       </w:r>
       <w:r>
         <w:rPr>
-          <w:rFonts w:ascii="Arial" w:hAnsi="Arial" w:hint="default"/>
-          <w:b w:val="1"/>
-          <w:bCs w:val="1"/>
-          <w:rtl w:val="0"/>
-          <w:lang w:val="ru-RU"/>
+          <w:rFonts w:ascii="Arial" w:hAnsi="Arial"/>
+          <w:b/>
+          <w:bCs/>
         </w:rPr>
         <w:t>ТОШК</w:t>
       </w:r>
       <w:r>
         <w:rPr>
           <w:rFonts w:ascii="Arial" w:hAnsi="Arial"/>
-          <w:b w:val="1"/>
-          <w:bCs w:val="1"/>
-          <w:rtl w:val="0"/>
+          <w:b/>
+          <w:bCs/>
           <w:lang w:val="en-US"/>
         </w:rPr>
         <w:t>E</w:t>
       </w:r>
       <w:r>
         <w:rPr>
-          <w:rFonts w:ascii="Arial" w:hAnsi="Arial" w:hint="default"/>
-          <w:b w:val="1"/>
-          <w:bCs w:val="1"/>
-          <w:rtl w:val="0"/>
-          <w:lang w:val="ru-RU"/>
+          <w:rFonts w:ascii="Arial" w:hAnsi="Arial"/>
+          <w:b/>
+          <w:bCs/>
         </w:rPr>
         <w:t>НТ М</w:t>
       </w:r>
       <w:r>
         <w:rPr>
           <w:rFonts w:ascii="Arial" w:hAnsi="Arial"/>
-          <w:b w:val="1"/>
-          <w:bCs w:val="1"/>
-          <w:rtl w:val="0"/>
+          <w:b/>
+          <w:bCs/>
           <w:lang w:val="en-US"/>
         </w:rPr>
         <w:t>E</w:t>
       </w:r>
       <w:r>
         <w:rPr>
-          <w:rFonts w:ascii="Arial" w:hAnsi="Arial" w:hint="default"/>
-          <w:b w:val="1"/>
-          <w:bCs w:val="1"/>
-          <w:rtl w:val="0"/>
-          <w:lang w:val="ru-RU"/>
+          <w:rFonts w:ascii="Arial" w:hAnsi="Arial"/>
+          <w:b/>
+          <w:bCs/>
         </w:rPr>
         <w:t>ТРОПОЛИТ</w:t>
       </w:r>
       <w:r>
         <w:rPr>
           <w:rFonts w:ascii="Arial" w:hAnsi="Arial"/>
-          <w:b w:val="1"/>
-          <w:bCs w:val="1"/>
-          <w:rtl w:val="0"/>
+          <w:b/>
+          <w:bCs/>
           <w:lang w:val="en-US"/>
         </w:rPr>
         <w:t>E</w:t>
       </w:r>
       <w:r>
         <w:rPr>
-          <w:rFonts w:ascii="Arial" w:hAnsi="Arial" w:hint="default"/>
-          <w:b w:val="1"/>
-          <w:bCs w:val="1"/>
-          <w:rtl w:val="0"/>
-          <w:lang w:val="ru-RU"/>
+          <w:rFonts w:ascii="Arial" w:hAnsi="Arial"/>
+          <w:b/>
+          <w:bCs/>
         </w:rPr>
         <w:t>НИ</w:t>
       </w:r>
       <w:r>
         <w:rPr>
           <w:rFonts w:ascii="Arial" w:hAnsi="Arial"/>
-          <w:b w:val="1"/>
-          <w:bCs w:val="1"/>
-          <w:rtl w:val="0"/>
-          <w:lang w:val="ru-RU"/>
+          <w:b/>
+          <w:bCs/>
         </w:rPr>
         <w:t xml:space="preserve">" </w:t>
       </w:r>
       <w:r>
         <w:rPr>
-          <w:rFonts w:ascii="Arial" w:hAnsi="Arial" w:hint="default"/>
-          <w:b w:val="1"/>
-          <w:bCs w:val="1"/>
-          <w:rtl w:val="0"/>
-          <w:lang w:val="ru-RU"/>
+          <w:rFonts w:ascii="Arial" w:hAnsi="Arial"/>
+          <w:b/>
+          <w:bCs/>
         </w:rPr>
         <w:t>ДУК</w:t>
       </w:r>
     </w:p>
     <w:p>
       <w:pPr>
-        <w:pStyle w:val="Normal.0"/>
         <w:jc w:val="center"/>
         <w:rPr>
-          <w:rFonts w:ascii="Arial" w:cs="Arial" w:hAnsi="Arial" w:eastAsia="Arial"/>
-          <w:b w:val="1"/>
-          <w:bCs w:val="1"/>
+          <w:rFonts w:ascii="Arial" w:eastAsia="Arial" w:hAnsi="Arial" w:cs="Arial"/>
+          <w:b/>
+          <w:bCs/>
           <w:sz w:val="24"/>
           <w:szCs w:val="24"/>
         </w:rPr>
       </w:pPr>
-      <w:r>
-        <w:rPr>
-          <w:rFonts w:ascii="Arial" w:hAnsi="Arial" w:hint="default"/>
-          <w:b w:val="1"/>
-          <w:bCs w:val="1"/>
-          <w:rtl w:val="0"/>
-          <w:lang w:val="ru-RU"/>
+      <w:proofErr w:type="spellStart"/>
+      <w:r>
+        <w:rPr>
+          <w:rFonts w:ascii="Arial" w:hAnsi="Arial"/>
+          <w:b/>
+          <w:bCs/>
         </w:rPr>
         <w:t>Кундалик</w:t>
       </w:r>
-      <w:r>
-        <w:rPr>
-          <w:rFonts w:ascii="Arial" w:hAnsi="Arial"/>
-          <w:b w:val="1"/>
-          <w:bCs w:val="1"/>
-          <w:rtl w:val="0"/>
-          <w:lang w:val="en-US"/>
+      <w:proofErr w:type="spellEnd"/>
+      <w:r>
+        <w:rPr>
+          <w:rFonts w:ascii="Arial" w:hAnsi="Arial"/>
+          <w:b/>
+          <w:bCs/>
         </w:rPr>
         <w:t xml:space="preserve"> </w:t>
       </w:r>
-      <w:r>
-        <w:rPr>
-          <w:rFonts w:ascii="Arial" w:hAnsi="Arial" w:hint="default"/>
-          <w:b w:val="1"/>
-          <w:bCs w:val="1"/>
-          <w:rtl w:val="0"/>
-          <w:lang w:val="ru-RU"/>
-        </w:rPr>
-        <w:t>ҳисоботларни шакллантириш</w:t>
-      </w:r>
-      <w:r>
-        <w:rPr>
-          <w:rFonts w:ascii="Arial" w:hAnsi="Arial"/>
-          <w:b w:val="1"/>
-          <w:bCs w:val="1"/>
-          <w:rtl w:val="0"/>
-          <w:lang w:val="en-US"/>
+      <w:proofErr w:type="spellStart"/>
+      <w:r>
+        <w:rPr>
+          <w:rFonts w:ascii="Arial" w:hAnsi="Arial"/>
+          <w:b/>
+          <w:bCs/>
+        </w:rPr>
+        <w:t>ҳисоботларни</w:t>
+      </w:r>
+      <w:proofErr w:type="spellEnd"/>
+      <w:r>
+        <w:rPr>
+          <w:rFonts w:ascii="Arial" w:hAnsi="Arial"/>
+          <w:b/>
+          <w:bCs/>
         </w:rPr>
         <w:t xml:space="preserve"> </w:t>
       </w:r>
-      <w:r>
-        <w:rPr>
-          <w:rFonts w:ascii="Arial" w:hAnsi="Arial" w:hint="default"/>
-          <w:b w:val="1"/>
-          <w:bCs w:val="1"/>
-          <w:rtl w:val="0"/>
-          <w:lang w:val="ru-RU"/>
+      <w:proofErr w:type="spellStart"/>
+      <w:r>
+        <w:rPr>
+          <w:rFonts w:ascii="Arial" w:hAnsi="Arial"/>
+          <w:b/>
+          <w:bCs/>
+        </w:rPr>
+        <w:t>шакллантириш</w:t>
+      </w:r>
+      <w:proofErr w:type="spellEnd"/>
+      <w:r>
+        <w:rPr>
+          <w:rFonts w:ascii="Arial" w:hAnsi="Arial"/>
+          <w:b/>
+          <w:bCs/>
+        </w:rPr>
+        <w:t xml:space="preserve"> </w:t>
+      </w:r>
+      <w:r>
+        <w:rPr>
+          <w:rFonts w:ascii="Arial" w:hAnsi="Arial"/>
+          <w:b/>
+          <w:bCs/>
         </w:rPr>
         <w:t>электрон</w:t>
       </w:r>
       <w:r>
         <w:rPr>
           <w:rFonts w:ascii="Arial" w:hAnsi="Arial"/>
-          <w:b w:val="1"/>
-          <w:bCs w:val="1"/>
-          <w:rtl w:val="0"/>
-          <w:lang w:val="en-US"/>
+          <w:b/>
+          <w:bCs/>
         </w:rPr>
         <w:t xml:space="preserve"> </w:t>
       </w:r>
-      <w:r>
-        <w:rPr>
-          <w:rFonts w:ascii="Arial" w:hAnsi="Arial" w:hint="default"/>
-          <w:b w:val="1"/>
-          <w:bCs w:val="1"/>
-          <w:rtl w:val="0"/>
-          <w:lang w:val="ru-RU"/>
+      <w:proofErr w:type="spellStart"/>
+      <w:r>
+        <w:rPr>
+          <w:rFonts w:ascii="Arial" w:hAnsi="Arial"/>
+          <w:b/>
+          <w:bCs/>
         </w:rPr>
         <w:t>платформаси</w:t>
       </w:r>
+      <w:proofErr w:type="spellEnd"/>
     </w:p>
     <w:p>
       <w:pPr>
-        <w:pStyle w:val="Normal.0"/>
         <w:jc w:val="center"/>
         <w:rPr>
-          <w:rFonts w:ascii="Arial" w:cs="Arial" w:hAnsi="Arial" w:eastAsia="Arial"/>
-          <w:b w:val="1"/>
-          <w:bCs w:val="1"/>
+          <w:rFonts w:ascii="Arial" w:eastAsia="Arial" w:hAnsi="Arial" w:cs="Arial"/>
+          <w:b/>
+          <w:bCs/>
           <w:sz w:val="24"/>
           <w:szCs w:val="24"/>
         </w:rPr>
       </w:pPr>
       <w:r>
         <w:rPr>
-          <w:rFonts w:ascii="Arial" w:cs="Arial" w:hAnsi="Arial" w:eastAsia="Arial"/>
+          <w:rFonts w:ascii="Arial" w:eastAsia="Arial" w:hAnsi="Arial" w:cs="Arial"/>
+          <w:noProof/>
           <w:sz w:val="22"/>
           <w:szCs w:val="22"/>
         </w:rPr>
-        <w:drawing xmlns:a="http://schemas.openxmlformats.org/drawingml/2006/main">
-          <wp:inline distT="0" distB="0" distL="0" distR="0">
+        <w:drawing>
+          <wp:inline distT="0" distB="0" distL="0" distR="0" wp14:anchorId="13A0F325" wp14:editId="209C8E89">
             <wp:extent cx="650795" cy="650795"/>
             <wp:effectExtent l="0" t="0" r="0" b="0"/>
             <wp:docPr id="1073741827" name="officeArt object" descr="Рисунок 3"/>
@@ -230,9 +221,7 @@
                     </pic:cNvPicPr>
                   </pic:nvPicPr>
                   <pic:blipFill>
-                    <a:blip r:embed="rId4">
-                      <a:extLst/>
-                    </a:blip>
+                    <a:blip r:embed="rId6"/>
                     <a:stretch>
                       <a:fillRect/>
                     </a:stretch>
@@ -260,20 +249,20 @@
     </w:p>
     <w:p>
       <w:pPr>
-        <w:pStyle w:val="Normal.0"/>
         <w:jc w:val="center"/>
         <w:rPr>
-          <w:rFonts w:ascii="Arial" w:cs="Arial" w:hAnsi="Arial" w:eastAsia="Arial"/>
-          <w:b w:val="1"/>
-          <w:bCs w:val="1"/>
+          <w:rFonts w:ascii="Arial" w:eastAsia="Arial" w:hAnsi="Arial" w:cs="Arial"/>
+          <w:b/>
+          <w:bCs/>
         </w:rPr>
       </w:pPr>
       <w:r>
         <w:rPr>
-          <w:rFonts w:ascii="Arial" w:cs="Arial" w:hAnsi="Arial" w:eastAsia="Arial"/>
-        </w:rPr>
-        <w:drawing xmlns:a="http://schemas.openxmlformats.org/drawingml/2006/main">
-          <wp:inline distT="0" distB="0" distL="0" distR="0">
+          <w:rFonts w:ascii="Arial" w:eastAsia="Arial" w:hAnsi="Arial" w:cs="Arial"/>
+          <w:noProof/>
+        </w:rPr>
+        <w:drawing>
+          <wp:inline distT="0" distB="0" distL="0" distR="0" wp14:anchorId="3114EB2C" wp14:editId="0A8EC2D1">
             <wp:extent cx="1447799" cy="201593"/>
             <wp:effectExtent l="0" t="0" r="0" b="0"/>
             <wp:docPr id="1073741828" name="officeArt object" descr="Рисунок 2"/>
@@ -288,9 +277,7 @@
                     </pic:cNvPicPr>
                   </pic:nvPicPr>
                   <pic:blipFill>
-                    <a:blip r:embed="rId5">
-                      <a:extLst/>
-                    </a:blip>
+                    <a:blip r:embed="rId7"/>
                     <a:stretch>
                       <a:fillRect/>
                     </a:stretch>
@@ -318,270 +305,231 @@
     </w:p>
     <w:p>
       <w:pPr>
-        <w:pStyle w:val="Normal.0"/>
         <w:jc w:val="center"/>
         <w:rPr>
-          <w:rFonts w:ascii="Arial" w:cs="Arial" w:hAnsi="Arial" w:eastAsia="Arial"/>
-          <w:b w:val="1"/>
-          <w:bCs w:val="1"/>
+          <w:rFonts w:ascii="Arial" w:eastAsia="Arial" w:hAnsi="Arial" w:cs="Arial"/>
+          <w:b/>
+          <w:bCs/>
         </w:rPr>
       </w:pPr>
       <w:r>
         <w:rPr>
           <w:rFonts w:ascii="Arial" w:hAnsi="Arial"/>
-          <w:b w:val="1"/>
-          <w:bCs w:val="1"/>
-          <w:rtl w:val="0"/>
-          <w:lang w:val="ru-RU"/>
+          <w:b/>
+          <w:bCs/>
         </w:rPr>
         <w:t>"</w:t>
       </w:r>
       <w:r>
         <w:rPr>
-          <w:rFonts w:ascii="Arial" w:hAnsi="Arial" w:hint="default"/>
-          <w:b w:val="1"/>
-          <w:bCs w:val="1"/>
-          <w:rtl w:val="0"/>
-          <w:lang w:val="ru-RU"/>
+          <w:rFonts w:ascii="Arial" w:hAnsi="Arial"/>
+          <w:b/>
+          <w:bCs/>
         </w:rPr>
         <w:t>ТОШК</w:t>
       </w:r>
       <w:r>
         <w:rPr>
           <w:rFonts w:ascii="Arial" w:hAnsi="Arial"/>
-          <w:b w:val="1"/>
-          <w:bCs w:val="1"/>
-          <w:rtl w:val="0"/>
-          <w:lang w:val="ru-RU"/>
+          <w:b/>
+          <w:bCs/>
         </w:rPr>
         <w:t>E</w:t>
       </w:r>
       <w:r>
         <w:rPr>
-          <w:rFonts w:ascii="Arial" w:hAnsi="Arial" w:hint="default"/>
-          <w:b w:val="1"/>
-          <w:bCs w:val="1"/>
-          <w:rtl w:val="0"/>
-          <w:lang w:val="ru-RU"/>
+          <w:rFonts w:ascii="Arial" w:hAnsi="Arial"/>
+          <w:b/>
+          <w:bCs/>
         </w:rPr>
         <w:t>НТ М</w:t>
       </w:r>
       <w:r>
         <w:rPr>
           <w:rFonts w:ascii="Arial" w:hAnsi="Arial"/>
-          <w:b w:val="1"/>
-          <w:bCs w:val="1"/>
-          <w:rtl w:val="0"/>
-          <w:lang w:val="ru-RU"/>
+          <w:b/>
+          <w:bCs/>
         </w:rPr>
         <w:t>E</w:t>
       </w:r>
       <w:r>
         <w:rPr>
-          <w:rFonts w:ascii="Arial" w:hAnsi="Arial" w:hint="default"/>
-          <w:b w:val="1"/>
-          <w:bCs w:val="1"/>
-          <w:rtl w:val="0"/>
-          <w:lang w:val="ru-RU"/>
+          <w:rFonts w:ascii="Arial" w:hAnsi="Arial"/>
+          <w:b/>
+          <w:bCs/>
         </w:rPr>
         <w:t>ТРОПОЛИТ</w:t>
       </w:r>
       <w:r>
         <w:rPr>
           <w:rFonts w:ascii="Arial" w:hAnsi="Arial"/>
-          <w:b w:val="1"/>
-          <w:bCs w:val="1"/>
-          <w:rtl w:val="0"/>
-          <w:lang w:val="ru-RU"/>
+          <w:b/>
+          <w:bCs/>
         </w:rPr>
         <w:t>E</w:t>
       </w:r>
       <w:r>
         <w:rPr>
-          <w:rFonts w:ascii="Arial" w:hAnsi="Arial" w:hint="default"/>
-          <w:b w:val="1"/>
-          <w:bCs w:val="1"/>
-          <w:rtl w:val="0"/>
-          <w:lang w:val="ru-RU"/>
+          <w:rFonts w:ascii="Arial" w:hAnsi="Arial"/>
+          <w:b/>
+          <w:bCs/>
         </w:rPr>
         <w:t>НИ</w:t>
       </w:r>
       <w:r>
         <w:rPr>
           <w:rFonts w:ascii="Arial" w:hAnsi="Arial"/>
-          <w:b w:val="1"/>
-          <w:bCs w:val="1"/>
-          <w:rtl w:val="0"/>
-          <w:lang w:val="ru-RU"/>
+          <w:b/>
+          <w:bCs/>
         </w:rPr>
         <w:t xml:space="preserve">" </w:t>
       </w:r>
       <w:r>
         <w:rPr>
-          <w:rFonts w:ascii="Arial" w:hAnsi="Arial" w:hint="default"/>
-          <w:b w:val="1"/>
-          <w:bCs w:val="1"/>
-          <w:rtl w:val="0"/>
-          <w:lang w:val="ru-RU"/>
+          <w:rFonts w:ascii="Arial" w:hAnsi="Arial"/>
+          <w:b/>
+          <w:bCs/>
         </w:rPr>
         <w:t>ДУК</w:t>
       </w:r>
     </w:p>
     <w:p>
       <w:pPr>
-        <w:pStyle w:val="Normal.0"/>
         <w:jc w:val="center"/>
         <w:rPr>
-          <w:rFonts w:ascii="Arial" w:cs="Arial" w:hAnsi="Arial" w:eastAsia="Arial"/>
-          <w:b w:val="1"/>
-          <w:bCs w:val="1"/>
-          <w:outline w:val="0"/>
-          <w:color w:val="000000"/>
+          <w:rFonts w:ascii="Arial" w:eastAsia="Arial" w:hAnsi="Arial" w:cs="Arial"/>
+          <w:b/>
+          <w:bCs/>
           <w:sz w:val="24"/>
           <w:szCs w:val="24"/>
-          <w:u w:color="000000"/>
-          <w14:textFill>
-            <w14:solidFill>
-              <w14:srgbClr w14:val="000000"/>
-            </w14:solidFill>
-          </w14:textFill>
         </w:rPr>
       </w:pPr>
       <w:r>
         <w:rPr>
-          <w:rFonts w:ascii="Arial" w:hAnsi="Arial" w:hint="default"/>
-          <w:b w:val="1"/>
-          <w:bCs w:val="1"/>
-          <w:rtl w:val="0"/>
-          <w:lang w:val="ru-RU"/>
+          <w:rFonts w:ascii="Arial" w:hAnsi="Arial"/>
+          <w:b/>
+          <w:bCs/>
         </w:rPr>
         <w:t>Создание ежедневных отчетов электронная платформа</w:t>
       </w:r>
     </w:p>
     <w:p>
       <w:pPr>
-        <w:pStyle w:val="Normal.0"/>
-        <w:rPr>
-          <w:rFonts w:ascii="Arial" w:cs="Arial" w:hAnsi="Arial" w:eastAsia="Arial"/>
-          <w:b w:val="1"/>
-          <w:bCs w:val="1"/>
-          <w:outline w:val="0"/>
-          <w:color w:val="000000"/>
+        <w:rPr>
+          <w:rFonts w:ascii="Arial" w:eastAsia="Arial" w:hAnsi="Arial" w:cs="Arial"/>
+          <w:b/>
+          <w:bCs/>
           <w:sz w:val="24"/>
           <w:szCs w:val="24"/>
-          <w:u w:color="000000"/>
-          <w14:textFill>
-            <w14:solidFill>
-              <w14:srgbClr w14:val="000000"/>
-            </w14:solidFill>
-          </w14:textFill>
         </w:rPr>
         <w:sectPr>
-          <w:headerReference w:type="default" r:id="rId6"/>
-          <w:footerReference w:type="default" r:id="rId7"/>
-          <w:pgSz w:w="11900" w:h="16840" w:orient="portrait"/>
-          <w:pgMar w:top="426" w:right="1440" w:bottom="1440" w:left="1440" w:header="708" w:footer="708"/>
-          <w:cols w:space="720" w:num="3" w:equalWidth="1"/>
-          <w:bidi w:val="0"/>
+          <w:headerReference w:type="default" r:id="rId8"/>
+          <w:footerReference w:type="default" r:id="rId9"/>
+          <w:pgSz w:w="11900" w:h="16840"/>
+          <w:pgMar w:top="426" w:right="1440" w:bottom="1440" w:left="1276" w:header="708" w:footer="708" w:gutter="0"/>
+          <w:cols w:num="3" w:space="290"/>
         </w:sectPr>
       </w:pPr>
-      <w:r>
-        <w:rPr>
-          <w:rFonts w:ascii="Arial" w:cs="Arial" w:hAnsi="Arial" w:eastAsia="Arial"/>
-          <w:b w:val="1"/>
-          <w:bCs w:val="1"/>
-          <w:outline w:val="0"/>
-          <w:color w:val="000000"/>
-          <w:sz w:val="24"/>
-          <w:szCs w:val="24"/>
-          <w:u w:color="000000"/>
-          <w14:textFill>
-            <w14:solidFill>
-              <w14:srgbClr w14:val="000000"/>
-            </w14:solidFill>
-          </w14:textFill>
-        </w:rPr>
-      </w:r>
     </w:p>
     <w:p>
       <w:pPr>
-        <w:pStyle w:val="Normal.0"/>
-        <w:rPr>
-          <w:rFonts w:ascii="Arial" w:cs="Arial" w:hAnsi="Arial" w:eastAsia="Arial"/>
-          <w:b w:val="1"/>
-          <w:bCs w:val="1"/>
+        <w:rPr>
+          <w:rFonts w:ascii="Arial" w:eastAsia="Arial" w:hAnsi="Arial" w:cs="Arial"/>
+          <w:b/>
+          <w:bCs/>
           <w:sz w:val="22"/>
           <w:szCs w:val="22"/>
-          <w:lang w:val="ru-RU"/>
         </w:rPr>
       </w:pPr>
     </w:p>
     <w:tbl>
       <w:tblPr>
-        <w:tblW w:w="8980" w:type="dxa"/>
-        <w:jc w:val="left"/>
-        <w:tblInd w:w="108" w:type="dxa"/>
+        <w:tblStyle w:val="TableNormal"/>
+        <w:tblW w:w="10739" w:type="dxa"/>
+        <w:tblInd w:w="-30" w:type="dxa"/>
         <w:tblBorders>
-          <w:top w:val="single" w:color="ffffff" w:sz="8" w:space="0" w:shadow="0" w:frame="0"/>
-          <w:left w:val="single" w:color="ffffff" w:sz="8" w:space="0" w:shadow="0" w:frame="0"/>
-          <w:bottom w:val="single" w:color="ffffff" w:sz="8" w:space="0" w:shadow="0" w:frame="0"/>
-          <w:right w:val="single" w:color="ffffff" w:sz="8" w:space="0" w:shadow="0" w:frame="0"/>
-          <w:insideH w:val="single" w:color="ffffff" w:sz="8" w:space="0" w:shadow="0" w:frame="0"/>
-          <w:insideV w:val="single" w:color="ffffff" w:sz="8" w:space="0" w:shadow="0" w:frame="0"/>
+          <w:top w:val="single" w:sz="8" w:space="0" w:color="FFFFFF"/>
+          <w:left w:val="single" w:sz="8" w:space="0" w:color="FFFFFF"/>
+          <w:bottom w:val="single" w:sz="8" w:space="0" w:color="FFFFFF"/>
+          <w:right w:val="single" w:sz="8" w:space="0" w:color="FFFFFF"/>
+          <w:insideH w:val="single" w:sz="8" w:space="0" w:color="FFFFFF"/>
+          <w:insideV w:val="single" w:sz="8" w:space="0" w:color="FFFFFF"/>
         </w:tblBorders>
-        <w:shd w:val="clear" w:color="auto" w:fill="cdd4e9"/>
+        <w:shd w:val="clear" w:color="auto" w:fill="CDD4E9"/>
         <w:tblLayout w:type="fixed"/>
+        <w:tblCellMar>
+          <w:top w:w="0" w:type="dxa"/>
+          <w:left w:w="0" w:type="dxa"/>
+          <w:bottom w:w="0" w:type="dxa"/>
+          <w:right w:w="0" w:type="dxa"/>
+        </w:tblCellMar>
+        <w:tblLook w:val="04A0" w:firstRow="1" w:lastRow="0" w:firstColumn="1" w:lastColumn="0" w:noHBand="0" w:noVBand="1"/>
       </w:tblPr>
       <w:tblGrid>
-        <w:gridCol w:w="3578"/>
-        <w:gridCol w:w="5402"/>
+        <w:gridCol w:w="4279"/>
+        <w:gridCol w:w="6460"/>
       </w:tblGrid>
       <w:tr>
         <w:tblPrEx>
-          <w:shd w:val="clear" w:color="auto" w:fill="cdd4e9"/>
+          <w:tblCellMar>
+            <w:top w:w="0" w:type="dxa"/>
+            <w:left w:w="0" w:type="dxa"/>
+            <w:bottom w:w="0" w:type="dxa"/>
+            <w:right w:w="0" w:type="dxa"/>
+          </w:tblCellMar>
         </w:tblPrEx>
         <w:trPr>
-          <w:trHeight w:val="493" w:hRule="atLeast"/>
+          <w:trHeight w:val="425"/>
         </w:trPr>
         <w:tc>
           <w:tcPr>
-            <w:tcW w:type="dxa" w:w="3578"/>
+            <w:tcW w:w="4279" w:type="dxa"/>
             <w:tcBorders>
-              <w:top w:val="single" w:color="ffffff" w:sz="8" w:space="0" w:shadow="0" w:frame="0"/>
-              <w:left w:val="single" w:color="5ec3ff" w:sz="24" w:space="0" w:shadow="0" w:frame="0"/>
-              <w:bottom w:val="single" w:color="000000" w:sz="2" w:space="0" w:shadow="0" w:frame="0"/>
-              <w:right w:val="single" w:color="000000" w:sz="2" w:space="0" w:shadow="0" w:frame="0"/>
+              <w:top w:val="single" w:sz="8" w:space="0" w:color="FFFFFF"/>
+              <w:left w:val="single" w:sz="24" w:space="0" w:color="5EC3FF"/>
+              <w:bottom w:val="single" w:sz="2" w:space="0" w:color="000000"/>
+              <w:right w:val="single" w:sz="2" w:space="0" w:color="000000"/>
             </w:tcBorders>
-            <w:shd w:val="clear" w:color="auto" w:fill="ffffff"/>
+            <w:shd w:val="clear" w:color="auto" w:fill="FFFFFF"/>
             <w:tcMar>
-              <w:top w:type="dxa" w:w="0"/>
-              <w:left w:type="dxa" w:w="0"/>
-              <w:bottom w:type="dxa" w:w="0"/>
-              <w:right w:type="dxa" w:w="0"/>
+              <w:top w:w="0" w:type="dxa"/>
+              <w:left w:w="0" w:type="dxa"/>
+              <w:bottom w:w="0" w:type="dxa"/>
+              <w:right w:w="0" w:type="dxa"/>
             </w:tcMar>
-            <w:vAlign w:val="top"/>
           </w:tcPr>
           <w:p>
-            <w:pPr>
-              <w:pStyle w:val="Normal.0"/>
-            </w:pPr>
-            <w:r>
-              <w:rPr>
-                <w:rFonts w:ascii="Arial" w:hAnsi="Arial" w:hint="default"/>
-                <w:sz w:val="22"/>
-                <w:szCs w:val="22"/>
-                <w:rtl w:val="0"/>
-                <w:lang w:val="ru-RU"/>
-              </w:rPr>
-              <w:t>Ҳисоботни бажарган ходим</w:t>
-            </w:r>
-            <w:r>
-              <w:rPr>
-                <w:rFonts w:ascii="Arial" w:hAnsi="Arial"/>
-                <w:sz w:val="22"/>
-                <w:szCs w:val="22"/>
-                <w:rtl w:val="0"/>
-                <w:lang w:val="ru-RU"/>
+            <w:proofErr w:type="spellStart"/>
+            <w:r>
+              <w:rPr>
+                <w:rFonts w:ascii="Arial" w:hAnsi="Arial"/>
+              </w:rPr>
+              <w:t>Ҳисоботни</w:t>
+            </w:r>
+            <w:proofErr w:type="spellEnd"/>
+            <w:r>
+              <w:rPr>
+                <w:rFonts w:ascii="Arial" w:hAnsi="Arial"/>
+              </w:rPr>
+              <w:t xml:space="preserve"> </w:t>
+            </w:r>
+            <w:proofErr w:type="spellStart"/>
+            <w:r>
+              <w:rPr>
+                <w:rFonts w:ascii="Arial" w:hAnsi="Arial"/>
+              </w:rPr>
+              <w:t>бажарган</w:t>
+            </w:r>
+            <w:proofErr w:type="spellEnd"/>
+            <w:r>
+              <w:rPr>
+                <w:rFonts w:ascii="Arial" w:hAnsi="Arial"/>
+              </w:rPr>
+              <w:t xml:space="preserve"> ходим</w:t>
+            </w:r>
+            <w:r>
+              <w:rPr>
+                <w:rFonts w:ascii="Arial" w:hAnsi="Arial"/>
               </w:rPr>
               <w:t>:</w:t>
             </w:r>
@@ -589,46 +537,35 @@
         </w:tc>
         <w:tc>
           <w:tcPr>
-            <w:tcW w:type="dxa" w:w="5401"/>
+            <w:tcW w:w="6460" w:type="dxa"/>
             <w:tcBorders>
-              <w:top w:val="single" w:color="ffffff" w:sz="8" w:space="0" w:shadow="0" w:frame="0"/>
-              <w:left w:val="single" w:color="000000" w:sz="2" w:space="0" w:shadow="0" w:frame="0"/>
-              <w:bottom w:val="single" w:color="000000" w:sz="2" w:space="0" w:shadow="0" w:frame="0"/>
-              <w:right w:val="single" w:color="ffffff" w:sz="8" w:space="0" w:shadow="0" w:frame="0"/>
+              <w:top w:val="single" w:sz="8" w:space="0" w:color="FFFFFF"/>
+              <w:left w:val="single" w:sz="2" w:space="0" w:color="000000"/>
+              <w:bottom w:val="single" w:sz="2" w:space="0" w:color="000000"/>
+              <w:right w:val="single" w:sz="8" w:space="0" w:color="FFFFFF"/>
             </w:tcBorders>
-            <w:shd w:val="clear" w:color="auto" w:fill="ffffff"/>
+            <w:shd w:val="clear" w:color="auto" w:fill="FFFFFF"/>
             <w:tcMar>
-              <w:top w:type="dxa" w:w="0"/>
-              <w:left w:type="dxa" w:w="0"/>
-              <w:bottom w:type="dxa" w:w="0"/>
-              <w:right w:type="dxa" w:w="0"/>
+              <w:top w:w="0" w:type="dxa"/>
+              <w:left w:w="0" w:type="dxa"/>
+              <w:bottom w:w="0" w:type="dxa"/>
+              <w:right w:w="0" w:type="dxa"/>
             </w:tcMar>
-            <w:vAlign w:val="top"/>
           </w:tcPr>
           <w:p>
-            <w:pPr>
-              <w:pStyle w:val="Normal.0"/>
-            </w:pPr>
-            <w:r>
-              <w:rPr>
-                <w:rFonts w:ascii="Arial" w:hAnsi="Arial"/>
-                <w:b w:val="1"/>
-                <w:bCs w:val="1"/>
-                <w:sz w:val="22"/>
-                <w:szCs w:val="22"/>
-                <w:rtl w:val="0"/>
-                <w:lang w:val="ru-RU"/>
+            <w:r>
+              <w:rPr>
+                <w:rFonts w:ascii="Arial" w:hAnsi="Arial"/>
+                <w:b/>
+                <w:bCs/>
               </w:rPr>
               <w:t>{</w:t>
             </w:r>
             <w:r>
               <w:rPr>
                 <w:rFonts w:ascii="Arial" w:hAnsi="Arial"/>
-                <w:b w:val="1"/>
-                <w:bCs w:val="1"/>
-                <w:sz w:val="22"/>
-                <w:szCs w:val="22"/>
-                <w:rtl w:val="0"/>
+                <w:b/>
+                <w:bCs/>
                 <w:lang w:val="en-US"/>
               </w:rPr>
               <w:t>name</w:t>
@@ -636,71 +573,53 @@
             <w:r>
               <w:rPr>
                 <w:rFonts w:ascii="Arial" w:hAnsi="Arial"/>
-                <w:b w:val="1"/>
-                <w:bCs w:val="1"/>
-                <w:sz w:val="22"/>
-                <w:szCs w:val="22"/>
-                <w:rtl w:val="0"/>
-                <w:lang w:val="ru-RU"/>
+                <w:b/>
+                <w:bCs/>
               </w:rPr>
               <w:t>}</w:t>
-            </w:r>
-            <w:r>
-              <w:rPr>
-                <w:rFonts w:ascii="Arial" w:cs="Arial" w:hAnsi="Arial" w:eastAsia="Arial"/>
-                <w:sz w:val="22"/>
-                <w:szCs w:val="22"/>
-              </w:rPr>
             </w:r>
           </w:p>
         </w:tc>
       </w:tr>
       <w:tr>
         <w:tblPrEx>
-          <w:shd w:val="clear" w:color="auto" w:fill="cdd4e9"/>
+          <w:tblCellMar>
+            <w:top w:w="0" w:type="dxa"/>
+            <w:left w:w="0" w:type="dxa"/>
+            <w:bottom w:w="0" w:type="dxa"/>
+            <w:right w:w="0" w:type="dxa"/>
+          </w:tblCellMar>
         </w:tblPrEx>
         <w:trPr>
-          <w:trHeight w:val="340" w:hRule="atLeast"/>
+          <w:trHeight w:val="293"/>
         </w:trPr>
         <w:tc>
           <w:tcPr>
-            <w:tcW w:type="dxa" w:w="3578"/>
+            <w:tcW w:w="4279" w:type="dxa"/>
             <w:tcBorders>
-              <w:top w:val="single" w:color="000000" w:sz="2" w:space="0" w:shadow="0" w:frame="0"/>
-              <w:left w:val="single" w:color="5ec3ff" w:sz="24" w:space="0" w:shadow="0" w:frame="0"/>
-              <w:bottom w:val="single" w:color="000000" w:sz="2" w:space="0" w:shadow="0" w:frame="0"/>
-              <w:right w:val="single" w:color="000000" w:sz="2" w:space="0" w:shadow="0" w:frame="0"/>
+              <w:top w:val="single" w:sz="2" w:space="0" w:color="000000"/>
+              <w:left w:val="single" w:sz="24" w:space="0" w:color="5EC3FF"/>
+              <w:bottom w:val="single" w:sz="2" w:space="0" w:color="000000"/>
+              <w:right w:val="single" w:sz="2" w:space="0" w:color="000000"/>
             </w:tcBorders>
-            <w:shd w:val="clear" w:color="auto" w:fill="ffffff"/>
+            <w:shd w:val="clear" w:color="auto" w:fill="FFFFFF"/>
             <w:tcMar>
-              <w:top w:type="dxa" w:w="0"/>
-              <w:left w:type="dxa" w:w="0"/>
-              <w:bottom w:type="dxa" w:w="0"/>
-              <w:right w:type="dxa" w:w="0"/>
+              <w:top w:w="0" w:type="dxa"/>
+              <w:left w:w="0" w:type="dxa"/>
+              <w:bottom w:w="0" w:type="dxa"/>
+              <w:right w:w="0" w:type="dxa"/>
             </w:tcMar>
-            <w:vAlign w:val="top"/>
           </w:tcPr>
           <w:p>
-            <w:pPr>
-              <w:pStyle w:val="Normal.0"/>
-            </w:pPr>
-            <w:r>
-              <w:rPr>
-                <w:rFonts w:ascii="Arial" w:hAnsi="Arial" w:hint="default"/>
-                <w:sz w:val="22"/>
-                <w:szCs w:val="22"/>
-                <w:rtl w:val="0"/>
-                <w:lang w:val="ru-RU"/>
+            <w:r>
+              <w:rPr>
+                <w:rFonts w:ascii="Arial" w:hAnsi="Arial"/>
               </w:rPr>
               <w:t>Комплекс</w:t>
             </w:r>
             <w:r>
               <w:rPr>
                 <w:rFonts w:ascii="Arial" w:hAnsi="Arial"/>
-                <w:sz w:val="22"/>
-                <w:szCs w:val="22"/>
-                <w:rtl w:val="0"/>
-                <w:lang w:val="ru-RU"/>
               </w:rPr>
               <w:t>:</w:t>
             </w:r>
@@ -708,46 +627,35 @@
         </w:tc>
         <w:tc>
           <w:tcPr>
-            <w:tcW w:type="dxa" w:w="5401"/>
+            <w:tcW w:w="6460" w:type="dxa"/>
             <w:tcBorders>
-              <w:top w:val="single" w:color="000000" w:sz="2" w:space="0" w:shadow="0" w:frame="0"/>
-              <w:left w:val="single" w:color="000000" w:sz="2" w:space="0" w:shadow="0" w:frame="0"/>
-              <w:bottom w:val="single" w:color="000000" w:sz="2" w:space="0" w:shadow="0" w:frame="0"/>
-              <w:right w:val="single" w:color="ffffff" w:sz="8" w:space="0" w:shadow="0" w:frame="0"/>
+              <w:top w:val="single" w:sz="2" w:space="0" w:color="000000"/>
+              <w:left w:val="single" w:sz="2" w:space="0" w:color="000000"/>
+              <w:bottom w:val="single" w:sz="2" w:space="0" w:color="000000"/>
+              <w:right w:val="single" w:sz="8" w:space="0" w:color="FFFFFF"/>
             </w:tcBorders>
-            <w:shd w:val="clear" w:color="auto" w:fill="ffffff"/>
+            <w:shd w:val="clear" w:color="auto" w:fill="FFFFFF"/>
             <w:tcMar>
-              <w:top w:type="dxa" w:w="0"/>
-              <w:left w:type="dxa" w:w="0"/>
-              <w:bottom w:type="dxa" w:w="0"/>
-              <w:right w:type="dxa" w:w="0"/>
+              <w:top w:w="0" w:type="dxa"/>
+              <w:left w:w="0" w:type="dxa"/>
+              <w:bottom w:w="0" w:type="dxa"/>
+              <w:right w:w="0" w:type="dxa"/>
             </w:tcMar>
-            <w:vAlign w:val="top"/>
           </w:tcPr>
           <w:p>
-            <w:pPr>
-              <w:pStyle w:val="Normal.0"/>
-            </w:pPr>
-            <w:r>
-              <w:rPr>
-                <w:rFonts w:ascii="Arial" w:hAnsi="Arial"/>
-                <w:b w:val="1"/>
-                <w:bCs w:val="1"/>
-                <w:sz w:val="22"/>
-                <w:szCs w:val="22"/>
-                <w:rtl w:val="0"/>
-                <w:lang w:val="ru-RU"/>
+            <w:r>
+              <w:rPr>
+                <w:rFonts w:ascii="Arial" w:hAnsi="Arial"/>
+                <w:b/>
+                <w:bCs/>
               </w:rPr>
               <w:t>{</w:t>
             </w:r>
             <w:r>
               <w:rPr>
                 <w:rFonts w:ascii="Arial" w:hAnsi="Arial"/>
-                <w:b w:val="1"/>
-                <w:bCs w:val="1"/>
-                <w:sz w:val="22"/>
-                <w:szCs w:val="22"/>
-                <w:rtl w:val="0"/>
+                <w:b/>
+                <w:bCs/>
                 <w:lang w:val="en-US"/>
               </w:rPr>
               <w:t>complex</w:t>
@@ -755,12 +663,8 @@
             <w:r>
               <w:rPr>
                 <w:rFonts w:ascii="Arial" w:hAnsi="Arial"/>
-                <w:b w:val="1"/>
-                <w:bCs w:val="1"/>
-                <w:sz w:val="22"/>
-                <w:szCs w:val="22"/>
-                <w:rtl w:val="0"/>
-                <w:lang w:val="ru-RU"/>
+                <w:b/>
+                <w:bCs/>
               </w:rPr>
               <w:t>}</w:t>
             </w:r>
@@ -769,50 +673,59 @@
       </w:tr>
       <w:tr>
         <w:tblPrEx>
-          <w:shd w:val="clear" w:color="auto" w:fill="cdd4e9"/>
+          <w:tblCellMar>
+            <w:top w:w="0" w:type="dxa"/>
+            <w:left w:w="0" w:type="dxa"/>
+            <w:bottom w:w="0" w:type="dxa"/>
+            <w:right w:w="0" w:type="dxa"/>
+          </w:tblCellMar>
         </w:tblPrEx>
         <w:trPr>
-          <w:trHeight w:val="340" w:hRule="atLeast"/>
+          <w:trHeight w:val="293"/>
         </w:trPr>
         <w:tc>
           <w:tcPr>
-            <w:tcW w:type="dxa" w:w="3578"/>
+            <w:tcW w:w="4279" w:type="dxa"/>
             <w:tcBorders>
-              <w:top w:val="single" w:color="000000" w:sz="2" w:space="0" w:shadow="0" w:frame="0"/>
-              <w:left w:val="single" w:color="5ec3ff" w:sz="24" w:space="0" w:shadow="0" w:frame="0"/>
-              <w:bottom w:val="single" w:color="000000" w:sz="2" w:space="0" w:shadow="0" w:frame="0"/>
-              <w:right w:val="single" w:color="000000" w:sz="2" w:space="0" w:shadow="0" w:frame="0"/>
+              <w:top w:val="single" w:sz="2" w:space="0" w:color="000000"/>
+              <w:left w:val="single" w:sz="24" w:space="0" w:color="5EC3FF"/>
+              <w:bottom w:val="single" w:sz="2" w:space="0" w:color="000000"/>
+              <w:right w:val="single" w:sz="2" w:space="0" w:color="000000"/>
             </w:tcBorders>
-            <w:shd w:val="clear" w:color="auto" w:fill="ffffff"/>
+            <w:shd w:val="clear" w:color="auto" w:fill="FFFFFF"/>
             <w:tcMar>
-              <w:top w:type="dxa" w:w="0"/>
-              <w:left w:type="dxa" w:w="0"/>
-              <w:bottom w:type="dxa" w:w="0"/>
-              <w:right w:type="dxa" w:w="0"/>
+              <w:top w:w="0" w:type="dxa"/>
+              <w:left w:w="0" w:type="dxa"/>
+              <w:bottom w:w="0" w:type="dxa"/>
+              <w:right w:w="0" w:type="dxa"/>
             </w:tcMar>
-            <w:vAlign w:val="top"/>
           </w:tcPr>
           <w:p>
-            <w:pPr>
-              <w:pStyle w:val="Normal.0"/>
-            </w:pPr>
-            <w:r>
-              <w:rPr>
-                <w:rFonts w:ascii="Arial" w:hAnsi="Arial" w:hint="default"/>
-                <w:sz w:val="22"/>
-                <w:szCs w:val="22"/>
-                <w:rtl w:val="0"/>
-                <w:lang w:val="ru-RU"/>
-              </w:rPr>
-              <w:t>Ташкилий тузилма</w:t>
-            </w:r>
-            <w:r>
-              <w:rPr>
-                <w:rFonts w:ascii="Arial" w:hAnsi="Arial"/>
-                <w:sz w:val="22"/>
-                <w:szCs w:val="22"/>
-                <w:rtl w:val="0"/>
-                <w:lang w:val="ru-RU"/>
+            <w:proofErr w:type="spellStart"/>
+            <w:r>
+              <w:rPr>
+                <w:rFonts w:ascii="Arial" w:hAnsi="Arial"/>
+              </w:rPr>
+              <w:t>Ташкилий</w:t>
+            </w:r>
+            <w:proofErr w:type="spellEnd"/>
+            <w:r>
+              <w:rPr>
+                <w:rFonts w:ascii="Arial" w:hAnsi="Arial"/>
+              </w:rPr>
+              <w:t xml:space="preserve"> </w:t>
+            </w:r>
+            <w:proofErr w:type="spellStart"/>
+            <w:r>
+              <w:rPr>
+                <w:rFonts w:ascii="Arial" w:hAnsi="Arial"/>
+              </w:rPr>
+              <w:t>тузилма</w:t>
+            </w:r>
+            <w:proofErr w:type="spellEnd"/>
+            <w:r>
+              <w:rPr>
+                <w:rFonts w:ascii="Arial" w:hAnsi="Arial"/>
               </w:rPr>
               <w:t>:</w:t>
             </w:r>
@@ -820,46 +733,35 @@
         </w:tc>
         <w:tc>
           <w:tcPr>
-            <w:tcW w:type="dxa" w:w="5401"/>
+            <w:tcW w:w="6460" w:type="dxa"/>
             <w:tcBorders>
-              <w:top w:val="single" w:color="000000" w:sz="2" w:space="0" w:shadow="0" w:frame="0"/>
-              <w:left w:val="single" w:color="000000" w:sz="2" w:space="0" w:shadow="0" w:frame="0"/>
-              <w:bottom w:val="single" w:color="000000" w:sz="2" w:space="0" w:shadow="0" w:frame="0"/>
-              <w:right w:val="single" w:color="ffffff" w:sz="8" w:space="0" w:shadow="0" w:frame="0"/>
+              <w:top w:val="single" w:sz="2" w:space="0" w:color="000000"/>
+              <w:left w:val="single" w:sz="2" w:space="0" w:color="000000"/>
+              <w:bottom w:val="single" w:sz="2" w:space="0" w:color="000000"/>
+              <w:right w:val="single" w:sz="8" w:space="0" w:color="FFFFFF"/>
             </w:tcBorders>
-            <w:shd w:val="clear" w:color="auto" w:fill="ffffff"/>
+            <w:shd w:val="clear" w:color="auto" w:fill="FFFFFF"/>
             <w:tcMar>
-              <w:top w:type="dxa" w:w="0"/>
-              <w:left w:type="dxa" w:w="0"/>
-              <w:bottom w:type="dxa" w:w="0"/>
-              <w:right w:type="dxa" w:w="0"/>
+              <w:top w:w="0" w:type="dxa"/>
+              <w:left w:w="0" w:type="dxa"/>
+              <w:bottom w:w="0" w:type="dxa"/>
+              <w:right w:w="0" w:type="dxa"/>
             </w:tcMar>
-            <w:vAlign w:val="top"/>
           </w:tcPr>
           <w:p>
-            <w:pPr>
-              <w:pStyle w:val="Normal.0"/>
-            </w:pPr>
-            <w:r>
-              <w:rPr>
-                <w:rFonts w:ascii="Arial" w:hAnsi="Arial"/>
-                <w:b w:val="1"/>
-                <w:bCs w:val="1"/>
-                <w:sz w:val="22"/>
-                <w:szCs w:val="22"/>
-                <w:rtl w:val="0"/>
-                <w:lang w:val="ru-RU"/>
+            <w:r>
+              <w:rPr>
+                <w:rFonts w:ascii="Arial" w:hAnsi="Arial"/>
+                <w:b/>
+                <w:bCs/>
               </w:rPr>
               <w:t>{</w:t>
             </w:r>
             <w:r>
               <w:rPr>
                 <w:rFonts w:ascii="Arial" w:hAnsi="Arial"/>
-                <w:b w:val="1"/>
-                <w:bCs w:val="1"/>
-                <w:sz w:val="22"/>
-                <w:szCs w:val="22"/>
-                <w:rtl w:val="0"/>
+                <w:b/>
+                <w:bCs/>
                 <w:lang w:val="en-US"/>
               </w:rPr>
               <w:t>department</w:t>
@@ -867,12 +769,8 @@
             <w:r>
               <w:rPr>
                 <w:rFonts w:ascii="Arial" w:hAnsi="Arial"/>
-                <w:b w:val="1"/>
-                <w:bCs w:val="1"/>
-                <w:sz w:val="22"/>
-                <w:szCs w:val="22"/>
-                <w:rtl w:val="0"/>
-                <w:lang w:val="ru-RU"/>
+                <w:b/>
+                <w:bCs/>
               </w:rPr>
               <w:t>}</w:t>
             </w:r>
@@ -881,50 +779,45 @@
       </w:tr>
       <w:tr>
         <w:tblPrEx>
-          <w:shd w:val="clear" w:color="auto" w:fill="cdd4e9"/>
+          <w:tblCellMar>
+            <w:top w:w="0" w:type="dxa"/>
+            <w:left w:w="0" w:type="dxa"/>
+            <w:bottom w:w="0" w:type="dxa"/>
+            <w:right w:w="0" w:type="dxa"/>
+          </w:tblCellMar>
         </w:tblPrEx>
         <w:trPr>
-          <w:trHeight w:val="340" w:hRule="atLeast"/>
+          <w:trHeight w:val="293"/>
         </w:trPr>
         <w:tc>
           <w:tcPr>
-            <w:tcW w:type="dxa" w:w="3578"/>
+            <w:tcW w:w="4279" w:type="dxa"/>
             <w:tcBorders>
-              <w:top w:val="single" w:color="000000" w:sz="2" w:space="0" w:shadow="0" w:frame="0"/>
-              <w:left w:val="single" w:color="5ec3ff" w:sz="24" w:space="0" w:shadow="0" w:frame="0"/>
-              <w:bottom w:val="single" w:color="000000" w:sz="2" w:space="0" w:shadow="0" w:frame="0"/>
-              <w:right w:val="single" w:color="000000" w:sz="2" w:space="0" w:shadow="0" w:frame="0"/>
+              <w:top w:val="single" w:sz="2" w:space="0" w:color="000000"/>
+              <w:left w:val="single" w:sz="24" w:space="0" w:color="5EC3FF"/>
+              <w:bottom w:val="single" w:sz="2" w:space="0" w:color="000000"/>
+              <w:right w:val="single" w:sz="2" w:space="0" w:color="000000"/>
             </w:tcBorders>
-            <w:shd w:val="clear" w:color="auto" w:fill="ffffff"/>
+            <w:shd w:val="clear" w:color="auto" w:fill="FFFFFF"/>
             <w:tcMar>
-              <w:top w:type="dxa" w:w="0"/>
-              <w:left w:type="dxa" w:w="0"/>
-              <w:bottom w:type="dxa" w:w="0"/>
-              <w:right w:type="dxa" w:w="0"/>
+              <w:top w:w="0" w:type="dxa"/>
+              <w:left w:w="0" w:type="dxa"/>
+              <w:bottom w:w="0" w:type="dxa"/>
+              <w:right w:w="0" w:type="dxa"/>
             </w:tcMar>
-            <w:vAlign w:val="top"/>
           </w:tcPr>
           <w:p>
-            <w:pPr>
-              <w:pStyle w:val="Normal.0"/>
-            </w:pPr>
-            <w:r>
-              <w:rPr>
-                <w:rFonts w:ascii="Arial" w:hAnsi="Arial" w:hint="default"/>
-                <w:sz w:val="22"/>
-                <w:szCs w:val="22"/>
-                <w:rtl w:val="0"/>
-                <w:lang w:val="ru-RU"/>
+            <w:proofErr w:type="spellStart"/>
+            <w:r>
+              <w:rPr>
+                <w:rFonts w:ascii="Arial" w:hAnsi="Arial"/>
               </w:rPr>
               <w:t>Бўлим</w:t>
             </w:r>
-            <w:r>
-              <w:rPr>
-                <w:rFonts w:ascii="Arial" w:hAnsi="Arial"/>
-                <w:sz w:val="22"/>
-                <w:szCs w:val="22"/>
-                <w:rtl w:val="0"/>
-                <w:lang w:val="ru-RU"/>
+            <w:proofErr w:type="spellEnd"/>
+            <w:r>
+              <w:rPr>
+                <w:rFonts w:ascii="Arial" w:hAnsi="Arial"/>
               </w:rPr>
               <w:t>:</w:t>
             </w:r>
@@ -932,46 +825,35 @@
         </w:tc>
         <w:tc>
           <w:tcPr>
-            <w:tcW w:type="dxa" w:w="5401"/>
+            <w:tcW w:w="6460" w:type="dxa"/>
             <w:tcBorders>
-              <w:top w:val="single" w:color="000000" w:sz="2" w:space="0" w:shadow="0" w:frame="0"/>
-              <w:left w:val="single" w:color="000000" w:sz="2" w:space="0" w:shadow="0" w:frame="0"/>
-              <w:bottom w:val="single" w:color="000000" w:sz="2" w:space="0" w:shadow="0" w:frame="0"/>
-              <w:right w:val="single" w:color="ffffff" w:sz="8" w:space="0" w:shadow="0" w:frame="0"/>
+              <w:top w:val="single" w:sz="2" w:space="0" w:color="000000"/>
+              <w:left w:val="single" w:sz="2" w:space="0" w:color="000000"/>
+              <w:bottom w:val="single" w:sz="2" w:space="0" w:color="000000"/>
+              <w:right w:val="single" w:sz="8" w:space="0" w:color="FFFFFF"/>
             </w:tcBorders>
-            <w:shd w:val="clear" w:color="auto" w:fill="ffffff"/>
+            <w:shd w:val="clear" w:color="auto" w:fill="FFFFFF"/>
             <w:tcMar>
-              <w:top w:type="dxa" w:w="0"/>
-              <w:left w:type="dxa" w:w="0"/>
-              <w:bottom w:type="dxa" w:w="0"/>
-              <w:right w:type="dxa" w:w="0"/>
+              <w:top w:w="0" w:type="dxa"/>
+              <w:left w:w="0" w:type="dxa"/>
+              <w:bottom w:w="0" w:type="dxa"/>
+              <w:right w:w="0" w:type="dxa"/>
             </w:tcMar>
-            <w:vAlign w:val="top"/>
           </w:tcPr>
           <w:p>
-            <w:pPr>
-              <w:pStyle w:val="Normal.0"/>
-            </w:pPr>
-            <w:r>
-              <w:rPr>
-                <w:rFonts w:ascii="Arial" w:hAnsi="Arial"/>
-                <w:b w:val="1"/>
-                <w:bCs w:val="1"/>
-                <w:sz w:val="22"/>
-                <w:szCs w:val="22"/>
-                <w:rtl w:val="0"/>
-                <w:lang w:val="ru-RU"/>
+            <w:r>
+              <w:rPr>
+                <w:rFonts w:ascii="Arial" w:hAnsi="Arial"/>
+                <w:b/>
+                <w:bCs/>
               </w:rPr>
               <w:t>{</w:t>
             </w:r>
             <w:r>
               <w:rPr>
                 <w:rFonts w:ascii="Arial" w:hAnsi="Arial"/>
-                <w:b w:val="1"/>
-                <w:bCs w:val="1"/>
-                <w:sz w:val="22"/>
-                <w:szCs w:val="22"/>
-                <w:rtl w:val="0"/>
+                <w:b/>
+                <w:bCs/>
                 <w:lang w:val="en-US"/>
               </w:rPr>
               <w:t>section</w:t>
@@ -979,12 +861,8 @@
             <w:r>
               <w:rPr>
                 <w:rFonts w:ascii="Arial" w:hAnsi="Arial"/>
-                <w:b w:val="1"/>
-                <w:bCs w:val="1"/>
-                <w:sz w:val="22"/>
-                <w:szCs w:val="22"/>
-                <w:rtl w:val="0"/>
-                <w:lang w:val="ru-RU"/>
+                <w:b/>
+                <w:bCs/>
               </w:rPr>
               <w:t>}</w:t>
             </w:r>
@@ -993,50 +871,45 @@
       </w:tr>
       <w:tr>
         <w:tblPrEx>
-          <w:shd w:val="clear" w:color="auto" w:fill="cdd4e9"/>
+          <w:tblCellMar>
+            <w:top w:w="0" w:type="dxa"/>
+            <w:left w:w="0" w:type="dxa"/>
+            <w:bottom w:w="0" w:type="dxa"/>
+            <w:right w:w="0" w:type="dxa"/>
+          </w:tblCellMar>
         </w:tblPrEx>
         <w:trPr>
-          <w:trHeight w:val="340" w:hRule="atLeast"/>
+          <w:trHeight w:val="293"/>
         </w:trPr>
         <w:tc>
           <w:tcPr>
-            <w:tcW w:type="dxa" w:w="3578"/>
+            <w:tcW w:w="4279" w:type="dxa"/>
             <w:tcBorders>
-              <w:top w:val="single" w:color="000000" w:sz="2" w:space="0" w:shadow="0" w:frame="0"/>
-              <w:left w:val="single" w:color="5ec3ff" w:sz="24" w:space="0" w:shadow="0" w:frame="0"/>
-              <w:bottom w:val="single" w:color="ffffff" w:sz="8" w:space="0" w:shadow="0" w:frame="0"/>
-              <w:right w:val="single" w:color="000000" w:sz="2" w:space="0" w:shadow="0" w:frame="0"/>
+              <w:top w:val="single" w:sz="2" w:space="0" w:color="000000"/>
+              <w:left w:val="single" w:sz="24" w:space="0" w:color="5EC3FF"/>
+              <w:bottom w:val="single" w:sz="8" w:space="0" w:color="FFFFFF"/>
+              <w:right w:val="single" w:sz="2" w:space="0" w:color="000000"/>
             </w:tcBorders>
-            <w:shd w:val="clear" w:color="auto" w:fill="ffffff"/>
+            <w:shd w:val="clear" w:color="auto" w:fill="FFFFFF"/>
             <w:tcMar>
-              <w:top w:type="dxa" w:w="0"/>
-              <w:left w:type="dxa" w:w="0"/>
-              <w:bottom w:type="dxa" w:w="0"/>
-              <w:right w:type="dxa" w:w="0"/>
+              <w:top w:w="0" w:type="dxa"/>
+              <w:left w:w="0" w:type="dxa"/>
+              <w:bottom w:w="0" w:type="dxa"/>
+              <w:right w:w="0" w:type="dxa"/>
             </w:tcMar>
-            <w:vAlign w:val="top"/>
           </w:tcPr>
           <w:p>
-            <w:pPr>
-              <w:pStyle w:val="Normal.0"/>
-            </w:pPr>
-            <w:r>
-              <w:rPr>
-                <w:rFonts w:ascii="Arial" w:hAnsi="Arial" w:hint="default"/>
-                <w:sz w:val="22"/>
-                <w:szCs w:val="22"/>
-                <w:rtl w:val="0"/>
-                <w:lang w:val="ru-RU"/>
+            <w:proofErr w:type="spellStart"/>
+            <w:r>
+              <w:rPr>
+                <w:rFonts w:ascii="Arial" w:hAnsi="Arial"/>
               </w:rPr>
               <w:t>Лавозими</w:t>
             </w:r>
-            <w:r>
-              <w:rPr>
-                <w:rFonts w:ascii="Arial" w:hAnsi="Arial"/>
-                <w:sz w:val="22"/>
-                <w:szCs w:val="22"/>
-                <w:rtl w:val="0"/>
-                <w:lang w:val="ru-RU"/>
+            <w:proofErr w:type="spellEnd"/>
+            <w:r>
+              <w:rPr>
+                <w:rFonts w:ascii="Arial" w:hAnsi="Arial"/>
               </w:rPr>
               <w:t>:</w:t>
             </w:r>
@@ -1044,46 +917,35 @@
         </w:tc>
         <w:tc>
           <w:tcPr>
-            <w:tcW w:type="dxa" w:w="5401"/>
+            <w:tcW w:w="6460" w:type="dxa"/>
             <w:tcBorders>
-              <w:top w:val="single" w:color="000000" w:sz="2" w:space="0" w:shadow="0" w:frame="0"/>
-              <w:left w:val="single" w:color="000000" w:sz="2" w:space="0" w:shadow="0" w:frame="0"/>
-              <w:bottom w:val="single" w:color="ffffff" w:sz="8" w:space="0" w:shadow="0" w:frame="0"/>
-              <w:right w:val="single" w:color="ffffff" w:sz="8" w:space="0" w:shadow="0" w:frame="0"/>
+              <w:top w:val="single" w:sz="2" w:space="0" w:color="000000"/>
+              <w:left w:val="single" w:sz="2" w:space="0" w:color="000000"/>
+              <w:bottom w:val="single" w:sz="8" w:space="0" w:color="FFFFFF"/>
+              <w:right w:val="single" w:sz="8" w:space="0" w:color="FFFFFF"/>
             </w:tcBorders>
-            <w:shd w:val="clear" w:color="auto" w:fill="ffffff"/>
+            <w:shd w:val="clear" w:color="auto" w:fill="FFFFFF"/>
             <w:tcMar>
-              <w:top w:type="dxa" w:w="0"/>
-              <w:left w:type="dxa" w:w="0"/>
-              <w:bottom w:type="dxa" w:w="0"/>
-              <w:right w:type="dxa" w:w="0"/>
+              <w:top w:w="0" w:type="dxa"/>
+              <w:left w:w="0" w:type="dxa"/>
+              <w:bottom w:w="0" w:type="dxa"/>
+              <w:right w:w="0" w:type="dxa"/>
             </w:tcMar>
-            <w:vAlign w:val="top"/>
           </w:tcPr>
           <w:p>
-            <w:pPr>
-              <w:pStyle w:val="Normal.0"/>
-            </w:pPr>
-            <w:r>
-              <w:rPr>
-                <w:rFonts w:ascii="Arial" w:hAnsi="Arial"/>
-                <w:b w:val="1"/>
-                <w:bCs w:val="1"/>
-                <w:sz w:val="22"/>
-                <w:szCs w:val="22"/>
-                <w:rtl w:val="0"/>
-                <w:lang w:val="ru-RU"/>
+            <w:r>
+              <w:rPr>
+                <w:rFonts w:ascii="Arial" w:hAnsi="Arial"/>
+                <w:b/>
+                <w:bCs/>
               </w:rPr>
               <w:t>{</w:t>
             </w:r>
             <w:r>
               <w:rPr>
                 <w:rFonts w:ascii="Arial" w:hAnsi="Arial"/>
-                <w:b w:val="1"/>
-                <w:bCs w:val="1"/>
-                <w:sz w:val="22"/>
-                <w:szCs w:val="22"/>
-                <w:rtl w:val="0"/>
+                <w:b/>
+                <w:bCs/>
                 <w:lang w:val="en-US"/>
               </w:rPr>
               <w:t>degree</w:t>
@@ -1091,12 +953,8 @@
             <w:r>
               <w:rPr>
                 <w:rFonts w:ascii="Arial" w:hAnsi="Arial"/>
-                <w:b w:val="1"/>
-                <w:bCs w:val="1"/>
-                <w:sz w:val="22"/>
-                <w:szCs w:val="22"/>
-                <w:rtl w:val="0"/>
-                <w:lang w:val="ru-RU"/>
+                <w:b/>
+                <w:bCs/>
               </w:rPr>
               <w:t>}</w:t>
             </w:r>
@@ -1106,209 +964,259 @@
     </w:tbl>
     <w:p>
       <w:pPr>
-        <w:pStyle w:val="Normal.0"/>
-        <w:rPr>
-          <w:rFonts w:ascii="Arial" w:cs="Arial" w:hAnsi="Arial" w:eastAsia="Arial"/>
-          <w:sz w:val="22"/>
-          <w:szCs w:val="22"/>
+        <w:rPr>
+          <w:rFonts w:ascii="Arial" w:eastAsia="Arial" w:hAnsi="Arial" w:cs="Arial"/>
         </w:rPr>
       </w:pPr>
     </w:p>
     <w:p>
       <w:pPr>
-        <w:pStyle w:val="Normal.0"/>
-        <w:rPr>
-          <w:rFonts w:ascii="Arial" w:cs="Arial" w:hAnsi="Arial" w:eastAsia="Arial"/>
+        <w:jc w:val="center"/>
+        <w:rPr>
+          <w:rFonts w:ascii="Arial" w:eastAsia="Arial" w:hAnsi="Arial" w:cs="Arial"/>
         </w:rPr>
       </w:pPr>
+      <w:r>
+        <w:rPr>
+          <w:rFonts w:ascii="Arial" w:hAnsi="Arial"/>
+          <w:b/>
+          <w:bCs/>
+          <w:sz w:val="24"/>
+          <w:szCs w:val="24"/>
+        </w:rPr>
+        <w:t>{</w:t>
+      </w:r>
+      <w:r>
+        <w:rPr>
+          <w:rFonts w:ascii="Arial" w:hAnsi="Arial"/>
+          <w:b/>
+          <w:bCs/>
+          <w:sz w:val="24"/>
+          <w:szCs w:val="24"/>
+          <w:lang w:val="en-US"/>
+        </w:rPr>
+        <w:t>date</w:t>
+      </w:r>
+      <w:r>
+        <w:rPr>
+          <w:rFonts w:ascii="Arial" w:hAnsi="Arial"/>
+          <w:b/>
+          <w:bCs/>
+          <w:sz w:val="24"/>
+          <w:szCs w:val="24"/>
+        </w:rPr>
+        <w:t>}</w:t>
+      </w:r>
     </w:p>
     <w:p>
       <w:pPr>
-        <w:pStyle w:val="Normal.0"/>
         <w:jc w:val="center"/>
         <w:rPr>
-          <w:rFonts w:ascii="Arial" w:cs="Arial" w:hAnsi="Arial" w:eastAsia="Arial"/>
+          <w:rFonts w:ascii="Arial" w:eastAsia="Arial" w:hAnsi="Arial" w:cs="Arial"/>
         </w:rPr>
       </w:pPr>
-      <w:r>
-        <w:rPr>
-          <w:rFonts w:ascii="Arial" w:hAnsi="Arial"/>
-          <w:b w:val="1"/>
-          <w:bCs w:val="1"/>
-          <w:sz w:val="24"/>
-          <w:szCs w:val="24"/>
-          <w:rtl w:val="0"/>
-          <w:lang w:val="ru-RU"/>
-        </w:rPr>
-        <w:t>{</w:t>
-      </w:r>
-      <w:r>
-        <w:rPr>
-          <w:rFonts w:ascii="Arial" w:hAnsi="Arial"/>
-          <w:b w:val="1"/>
-          <w:bCs w:val="1"/>
-          <w:sz w:val="24"/>
-          <w:szCs w:val="24"/>
-          <w:rtl w:val="0"/>
-          <w:lang w:val="en-US"/>
-        </w:rPr>
-        <w:t>date</w:t>
-      </w:r>
-      <w:r>
-        <w:rPr>
-          <w:rFonts w:ascii="Arial" w:hAnsi="Arial"/>
-          <w:b w:val="1"/>
-          <w:bCs w:val="1"/>
-          <w:sz w:val="24"/>
-          <w:szCs w:val="24"/>
-          <w:rtl w:val="0"/>
-          <w:lang w:val="ru-RU"/>
-        </w:rPr>
-        <w:t>}</w:t>
+      <w:proofErr w:type="spellStart"/>
+      <w:r>
+        <w:rPr>
+          <w:rFonts w:ascii="Arial" w:hAnsi="Arial"/>
+          <w:b/>
+          <w:bCs/>
+          <w:sz w:val="28"/>
+          <w:szCs w:val="28"/>
+        </w:rPr>
+        <w:t>Кундалик</w:t>
+      </w:r>
+      <w:proofErr w:type="spellEnd"/>
+      <w:r>
+        <w:rPr>
+          <w:rFonts w:ascii="Arial" w:hAnsi="Arial"/>
+          <w:b/>
+          <w:bCs/>
+          <w:sz w:val="28"/>
+          <w:szCs w:val="28"/>
+        </w:rPr>
+        <w:t xml:space="preserve"> </w:t>
+      </w:r>
+      <w:proofErr w:type="spellStart"/>
+      <w:r>
+        <w:rPr>
+          <w:rFonts w:ascii="Arial" w:hAnsi="Arial"/>
+          <w:b/>
+          <w:bCs/>
+          <w:sz w:val="28"/>
+          <w:szCs w:val="28"/>
+        </w:rPr>
+        <w:t>бажарилган</w:t>
+      </w:r>
+      <w:proofErr w:type="spellEnd"/>
+      <w:r>
+        <w:rPr>
+          <w:rFonts w:ascii="Arial" w:hAnsi="Arial"/>
+          <w:b/>
+          <w:bCs/>
+          <w:sz w:val="28"/>
+          <w:szCs w:val="28"/>
+        </w:rPr>
+        <w:t xml:space="preserve"> </w:t>
+      </w:r>
+      <w:proofErr w:type="spellStart"/>
+      <w:r>
+        <w:rPr>
+          <w:rFonts w:ascii="Arial" w:hAnsi="Arial"/>
+          <w:b/>
+          <w:bCs/>
+          <w:sz w:val="28"/>
+          <w:szCs w:val="28"/>
+        </w:rPr>
+        <w:t>ишлар</w:t>
+      </w:r>
+      <w:proofErr w:type="spellEnd"/>
+      <w:r>
+        <w:rPr>
+          <w:rFonts w:ascii="Arial" w:hAnsi="Arial"/>
+          <w:b/>
+          <w:bCs/>
+          <w:sz w:val="28"/>
+          <w:szCs w:val="28"/>
+        </w:rPr>
+        <w:t xml:space="preserve"> ҲИСОБОТИ</w:t>
+      </w:r>
+      <w:r>
+        <w:rPr>
+          <w:rFonts w:ascii="Arial" w:hAnsi="Arial"/>
+          <w:b/>
+          <w:bCs/>
+          <w:sz w:val="28"/>
+          <w:szCs w:val="28"/>
+        </w:rPr>
+        <w:t>:</w:t>
       </w:r>
     </w:p>
     <w:p>
       <w:pPr>
-        <w:pStyle w:val="Normal.0"/>
-        <w:jc w:val="center"/>
-        <w:rPr>
-          <w:rFonts w:ascii="Arial" w:cs="Arial" w:hAnsi="Arial" w:eastAsia="Arial"/>
-        </w:rPr>
-      </w:pPr>
-      <w:r>
-        <w:rPr>
-          <w:rFonts w:ascii="Arial" w:hAnsi="Arial" w:hint="default"/>
-          <w:b w:val="1"/>
-          <w:bCs w:val="1"/>
-          <w:sz w:val="28"/>
-          <w:szCs w:val="28"/>
-          <w:rtl w:val="0"/>
-          <w:lang w:val="ru-RU"/>
-        </w:rPr>
-        <w:t>Кундалик бажарилган ишлар ҲИСОБОТИ</w:t>
-      </w:r>
-      <w:r>
-        <w:rPr>
-          <w:rFonts w:ascii="Arial" w:hAnsi="Arial"/>
-          <w:b w:val="1"/>
-          <w:bCs w:val="1"/>
-          <w:sz w:val="28"/>
-          <w:szCs w:val="28"/>
-          <w:rtl w:val="0"/>
-          <w:lang w:val="ru-RU"/>
-        </w:rPr>
-        <w:t>:</w:t>
-      </w:r>
-    </w:p>
-    <w:p>
-      <w:pPr>
-        <w:pStyle w:val="Normal.0"/>
-        <w:jc w:val="center"/>
-        <w:rPr>
-          <w:rFonts w:ascii="Arial" w:cs="Arial" w:hAnsi="Arial" w:eastAsia="Arial"/>
-          <w:b w:val="1"/>
-          <w:bCs w:val="1"/>
-          <w:sz w:val="28"/>
-          <w:szCs w:val="28"/>
-        </w:rPr>
-      </w:pPr>
-    </w:p>
-    <w:p>
-      <w:pPr>
-        <w:pStyle w:val="Normal.0"/>
         <w:jc w:val="both"/>
         <w:rPr>
-          <w:rFonts w:ascii="Arial" w:cs="Arial" w:hAnsi="Arial" w:eastAsia="Arial"/>
+          <w:rFonts w:ascii="Arial" w:eastAsia="Arial" w:hAnsi="Arial" w:cs="Arial"/>
         </w:rPr>
       </w:pPr>
     </w:p>
     <w:tbl>
       <w:tblPr>
-        <w:tblW w:w="9000" w:type="dxa"/>
-        <w:jc w:val="left"/>
-        <w:tblInd w:w="108" w:type="dxa"/>
+        <w:tblStyle w:val="TableNormal"/>
+        <w:tblW w:w="10749" w:type="dxa"/>
+        <w:tblInd w:w="-20" w:type="dxa"/>
         <w:tblBorders>
-          <w:top w:val="single" w:color="ffffff" w:sz="8" w:space="0" w:shadow="0" w:frame="0"/>
-          <w:left w:val="single" w:color="ffffff" w:sz="8" w:space="0" w:shadow="0" w:frame="0"/>
-          <w:bottom w:val="single" w:color="ffffff" w:sz="8" w:space="0" w:shadow="0" w:frame="0"/>
-          <w:right w:val="single" w:color="ffffff" w:sz="8" w:space="0" w:shadow="0" w:frame="0"/>
-          <w:insideH w:val="single" w:color="ffffff" w:sz="8" w:space="0" w:shadow="0" w:frame="0"/>
-          <w:insideV w:val="single" w:color="ffffff" w:sz="8" w:space="0" w:shadow="0" w:frame="0"/>
+          <w:top w:val="single" w:sz="8" w:space="0" w:color="FFFFFF"/>
+          <w:left w:val="single" w:sz="8" w:space="0" w:color="FFFFFF"/>
+          <w:bottom w:val="single" w:sz="8" w:space="0" w:color="FFFFFF"/>
+          <w:right w:val="single" w:sz="8" w:space="0" w:color="FFFFFF"/>
+          <w:insideH w:val="single" w:sz="8" w:space="0" w:color="FFFFFF"/>
+          <w:insideV w:val="single" w:sz="8" w:space="0" w:color="FFFFFF"/>
         </w:tblBorders>
-        <w:shd w:val="clear" w:color="auto" w:fill="cdd4e9"/>
+        <w:shd w:val="clear" w:color="auto" w:fill="CDD4E9"/>
         <w:tblLayout w:type="fixed"/>
+        <w:tblCellMar>
+          <w:top w:w="0" w:type="dxa"/>
+          <w:left w:w="0" w:type="dxa"/>
+          <w:bottom w:w="0" w:type="dxa"/>
+          <w:right w:w="0" w:type="dxa"/>
+        </w:tblCellMar>
+        <w:tblLook w:val="04A0" w:firstRow="1" w:lastRow="0" w:firstColumn="1" w:lastColumn="0" w:noHBand="0" w:noVBand="1"/>
       </w:tblPr>
       <w:tblGrid>
-        <w:gridCol w:w="9000"/>
+        <w:gridCol w:w="10749"/>
       </w:tblGrid>
       <w:tr>
         <w:tblPrEx>
-          <w:shd w:val="clear" w:color="auto" w:fill="cdd4e9"/>
+          <w:tblCellMar>
+            <w:top w:w="0" w:type="dxa"/>
+            <w:left w:w="0" w:type="dxa"/>
+            <w:bottom w:w="0" w:type="dxa"/>
+            <w:right w:w="0" w:type="dxa"/>
+          </w:tblCellMar>
         </w:tblPrEx>
         <w:trPr>
-          <w:trHeight w:val="673" w:hRule="atLeast"/>
+          <w:trHeight w:val="614"/>
         </w:trPr>
         <w:tc>
           <w:tcPr>
-            <w:tcW w:type="dxa" w:w="9000"/>
+            <w:tcW w:w="10749" w:type="dxa"/>
             <w:tcBorders>
-              <w:top w:val="single" w:color="ffffff" w:sz="8" w:space="0" w:shadow="0" w:frame="0"/>
-              <w:left w:val="single" w:color="5ec1ff" w:sz="16" w:space="0" w:shadow="0" w:frame="0"/>
-              <w:bottom w:val="single" w:color="ffffff" w:sz="8" w:space="0" w:shadow="0" w:frame="0"/>
-              <w:right w:val="single" w:color="ffffff" w:sz="8" w:space="0" w:shadow="0" w:frame="0"/>
+              <w:top w:val="single" w:sz="8" w:space="0" w:color="FFFFFF"/>
+              <w:left w:val="single" w:sz="16" w:space="0" w:color="5EC1FF"/>
+              <w:bottom w:val="single" w:sz="8" w:space="0" w:color="FFFFFF"/>
+              <w:right w:val="single" w:sz="8" w:space="0" w:color="FFFFFF"/>
             </w:tcBorders>
-            <w:shd w:val="clear" w:color="auto" w:fill="fff191"/>
+            <w:shd w:val="clear" w:color="auto" w:fill="FFF191"/>
             <w:tcMar>
-              <w:top w:type="dxa" w:w="0"/>
-              <w:left w:type="dxa" w:w="0"/>
-              <w:bottom w:type="dxa" w:w="0"/>
-              <w:right w:type="dxa" w:w="0"/>
+              <w:top w:w="0" w:type="dxa"/>
+              <w:left w:w="0" w:type="dxa"/>
+              <w:bottom w:w="0" w:type="dxa"/>
+              <w:right w:w="0" w:type="dxa"/>
             </w:tcMar>
-            <w:vAlign w:val="top"/>
           </w:tcPr>
           <w:p>
             <w:pPr>
-              <w:pStyle w:val="Normal.0"/>
               <w:jc w:val="both"/>
             </w:pPr>
             <w:r>
               <w:rPr>
                 <w:rFonts w:ascii="Arial" w:hAnsi="Arial"/>
-                <w:rtl w:val="0"/>
-                <w:lang w:val="ru-RU"/>
-              </w:rPr>
-              <w:t>{#tasks}</w:t>
+              </w:rPr>
+              <w:t>{#</w:t>
+            </w:r>
+            <w:proofErr w:type="spellStart"/>
+            <w:r>
+              <w:rPr>
+                <w:rFonts w:ascii="Arial" w:hAnsi="Arial"/>
+              </w:rPr>
+              <w:t>tasks</w:t>
+            </w:r>
+            <w:proofErr w:type="spellEnd"/>
+            <w:r>
+              <w:rPr>
+                <w:rFonts w:ascii="Arial" w:hAnsi="Arial"/>
+              </w:rPr>
+              <w:t>}</w:t>
             </w:r>
           </w:p>
           <w:p>
             <w:pPr>
-              <w:pStyle w:val="Normal.0"/>
               <w:jc w:val="both"/>
               <w:rPr>
-                <w:rFonts w:ascii="Arial" w:cs="Arial" w:hAnsi="Arial" w:eastAsia="Arial"/>
+                <w:rFonts w:ascii="Arial" w:eastAsia="Arial" w:hAnsi="Arial" w:cs="Arial"/>
               </w:rPr>
             </w:pPr>
             <w:r>
               <w:rPr>
                 <w:rFonts w:ascii="Arial" w:hAnsi="Arial"/>
-                <w:rtl w:val="0"/>
-                <w:lang w:val="ru-RU"/>
               </w:rPr>
               <w:t>{.}</w:t>
             </w:r>
           </w:p>
           <w:p>
             <w:pPr>
-              <w:pStyle w:val="Normal.0"/>
               <w:jc w:val="both"/>
             </w:pPr>
             <w:r>
               <w:rPr>
                 <w:rFonts w:ascii="Arial" w:hAnsi="Arial"/>
-                <w:rtl w:val="0"/>
-                <w:lang w:val="ru-RU"/>
-              </w:rPr>
-              <w:t>{/tasks}</w:t>
+              </w:rPr>
+              <w:t>{/</w:t>
+            </w:r>
+            <w:proofErr w:type="spellStart"/>
+            <w:r>
+              <w:rPr>
+                <w:rFonts w:ascii="Arial" w:hAnsi="Arial"/>
+              </w:rPr>
+              <w:t>tasks</w:t>
+            </w:r>
+            <w:proofErr w:type="spellEnd"/>
+            <w:r>
+              <w:rPr>
+                <w:rFonts w:ascii="Arial" w:hAnsi="Arial"/>
+              </w:rPr>
+              <w:t>}</w:t>
             </w:r>
           </w:p>
         </w:tc>
@@ -1316,54 +1224,82 @@
     </w:tbl>
     <w:p>
       <w:pPr>
-        <w:pStyle w:val="Normal.0"/>
         <w:jc w:val="both"/>
         <w:rPr>
-          <w:rFonts w:ascii="Arial" w:cs="Arial" w:hAnsi="Arial" w:eastAsia="Arial"/>
+          <w:rFonts w:ascii="Arial" w:eastAsia="Arial" w:hAnsi="Arial" w:cs="Arial"/>
         </w:rPr>
       </w:pPr>
     </w:p>
     <w:p>
       <w:pPr>
-        <w:pStyle w:val="Normal.0"/>
         <w:jc w:val="right"/>
         <w:rPr>
-          <w:rFonts w:ascii="Arial" w:cs="Arial" w:hAnsi="Arial" w:eastAsia="Arial"/>
-          <w:lang w:val="ru-RU"/>
+          <w:rFonts w:ascii="Arial" w:eastAsia="Arial" w:hAnsi="Arial" w:cs="Arial"/>
         </w:rPr>
       </w:pPr>
-      <w:r>
-        <w:rPr>
-          <w:rFonts w:ascii="Arial" w:hAnsi="Arial" w:hint="default"/>
-          <w:b w:val="1"/>
-          <w:bCs w:val="1"/>
-          <w:rtl w:val="0"/>
-          <w:lang w:val="ru-RU"/>
-        </w:rPr>
-        <w:t>Маълумотлар тўғрилигини тасдиқлайди</w:t>
-      </w:r>
-      <w:r>
-        <w:rPr>
-          <w:rFonts w:ascii="Arial" w:hAnsi="Arial"/>
-          <w:b w:val="1"/>
-          <w:bCs w:val="1"/>
-          <w:rtl w:val="0"/>
-          <w:lang w:val="ru-RU"/>
+      <w:proofErr w:type="spellStart"/>
+      <w:r>
+        <w:rPr>
+          <w:rFonts w:ascii="Arial" w:hAnsi="Arial"/>
+          <w:b/>
+          <w:bCs/>
+        </w:rPr>
+        <w:t>Маълумотлар</w:t>
+      </w:r>
+      <w:proofErr w:type="spellEnd"/>
+      <w:r>
+        <w:rPr>
+          <w:rFonts w:ascii="Arial" w:hAnsi="Arial"/>
+          <w:b/>
+          <w:bCs/>
+        </w:rPr>
+        <w:t xml:space="preserve"> </w:t>
+      </w:r>
+      <w:proofErr w:type="spellStart"/>
+      <w:r>
+        <w:rPr>
+          <w:rFonts w:ascii="Arial" w:hAnsi="Arial"/>
+          <w:b/>
+          <w:bCs/>
+        </w:rPr>
+        <w:t>тўғрилигини</w:t>
+      </w:r>
+      <w:proofErr w:type="spellEnd"/>
+      <w:r>
+        <w:rPr>
+          <w:rFonts w:ascii="Arial" w:hAnsi="Arial"/>
+          <w:b/>
+          <w:bCs/>
+        </w:rPr>
+        <w:t xml:space="preserve"> </w:t>
+      </w:r>
+      <w:proofErr w:type="spellStart"/>
+      <w:r>
+        <w:rPr>
+          <w:rFonts w:ascii="Arial" w:hAnsi="Arial"/>
+          <w:b/>
+          <w:bCs/>
+        </w:rPr>
+        <w:t>тасдиқлайди</w:t>
+      </w:r>
+      <w:proofErr w:type="spellEnd"/>
+      <w:r>
+        <w:rPr>
+          <w:rFonts w:ascii="Arial" w:hAnsi="Arial"/>
+          <w:b/>
+          <w:bCs/>
         </w:rPr>
         <w:t xml:space="preserve">: </w:t>
       </w:r>
       <w:r>
         <w:rPr>
           <w:rFonts w:ascii="Arial" w:hAnsi="Arial"/>
-          <w:rtl w:val="0"/>
-          <w:lang w:val="ru-RU"/>
         </w:rPr>
         <w:t>{</w:t>
       </w:r>
       <w:r>
         <w:rPr>
           <w:rFonts w:ascii="Arial" w:hAnsi="Arial"/>
-          <w:rtl w:val="0"/>
           <w:lang w:val="en-US"/>
         </w:rPr>
         <w:t>name</w:t>
@@ -1371,88 +1307,82 @@
       <w:r>
         <w:rPr>
           <w:rFonts w:ascii="Arial" w:hAnsi="Arial"/>
-          <w:rtl w:val="0"/>
-          <w:lang w:val="ru-RU"/>
         </w:rPr>
         <w:t>}</w:t>
       </w:r>
     </w:p>
     <w:tbl>
       <w:tblPr>
-        <w:tblW w:w="9000" w:type="dxa"/>
-        <w:jc w:val="right"/>
-        <w:tblInd w:w="108" w:type="dxa"/>
+        <w:tblStyle w:val="TableNormal"/>
+        <w:tblW w:w="10737" w:type="dxa"/>
+        <w:tblInd w:w="-20" w:type="dxa"/>
         <w:tblBorders>
-          <w:top w:val="single" w:color="ffffff" w:sz="8" w:space="0" w:shadow="0" w:frame="0"/>
-          <w:left w:val="single" w:color="ffffff" w:sz="8" w:space="0" w:shadow="0" w:frame="0"/>
-          <w:bottom w:val="single" w:color="ffffff" w:sz="8" w:space="0" w:shadow="0" w:frame="0"/>
-          <w:right w:val="single" w:color="ffffff" w:sz="8" w:space="0" w:shadow="0" w:frame="0"/>
-          <w:insideH w:val="single" w:color="ffffff" w:sz="8" w:space="0" w:shadow="0" w:frame="0"/>
-          <w:insideV w:val="single" w:color="ffffff" w:sz="8" w:space="0" w:shadow="0" w:frame="0"/>
+          <w:top w:val="single" w:sz="8" w:space="0" w:color="FFFFFF"/>
+          <w:left w:val="single" w:sz="8" w:space="0" w:color="FFFFFF"/>
+          <w:bottom w:val="single" w:sz="8" w:space="0" w:color="FFFFFF"/>
+          <w:right w:val="single" w:sz="8" w:space="0" w:color="FFFFFF"/>
+          <w:insideH w:val="single" w:sz="8" w:space="0" w:color="FFFFFF"/>
+          <w:insideV w:val="single" w:sz="8" w:space="0" w:color="FFFFFF"/>
         </w:tblBorders>
-        <w:shd w:val="clear" w:color="auto" w:fill="cdd4e9"/>
+        <w:shd w:val="clear" w:color="auto" w:fill="CDD4E9"/>
         <w:tblLayout w:type="fixed"/>
+        <w:tblCellMar>
+          <w:top w:w="0" w:type="dxa"/>
+          <w:left w:w="0" w:type="dxa"/>
+          <w:bottom w:w="0" w:type="dxa"/>
+          <w:right w:w="0" w:type="dxa"/>
+        </w:tblCellMar>
+        <w:tblLook w:val="04A0" w:firstRow="1" w:lastRow="0" w:firstColumn="1" w:lastColumn="0" w:noHBand="0" w:noVBand="1"/>
       </w:tblPr>
       <w:tblGrid>
-        <w:gridCol w:w="9000"/>
+        <w:gridCol w:w="10737"/>
       </w:tblGrid>
       <w:tr>
         <w:tblPrEx>
-          <w:shd w:val="clear" w:color="auto" w:fill="cdd4e9"/>
+          <w:tblCellMar>
+            <w:top w:w="0" w:type="dxa"/>
+            <w:left w:w="0" w:type="dxa"/>
+            <w:bottom w:w="0" w:type="dxa"/>
+            <w:right w:w="0" w:type="dxa"/>
+          </w:tblCellMar>
         </w:tblPrEx>
         <w:trPr>
-          <w:trHeight w:val="452" w:hRule="atLeast"/>
+          <w:trHeight w:val="488"/>
         </w:trPr>
         <w:tc>
           <w:tcPr>
-            <w:tcW w:type="dxa" w:w="9000"/>
+            <w:tcW w:w="10737" w:type="dxa"/>
             <w:tcBorders>
-              <w:top w:val="single" w:color="ffffff" w:sz="8" w:space="0" w:shadow="0" w:frame="0"/>
-              <w:left w:val="single" w:color="437042" w:sz="16" w:space="0" w:shadow="0" w:frame="0"/>
-              <w:bottom w:val="single" w:color="ffffff" w:sz="8" w:space="0" w:shadow="0" w:frame="0"/>
-              <w:right w:val="single" w:color="ffffff" w:sz="8" w:space="0" w:shadow="0" w:frame="0"/>
+              <w:top w:val="single" w:sz="8" w:space="0" w:color="FFFFFF"/>
+              <w:left w:val="single" w:sz="16" w:space="0" w:color="437042"/>
+              <w:bottom w:val="single" w:sz="8" w:space="0" w:color="FFFFFF"/>
+              <w:right w:val="single" w:sz="8" w:space="0" w:color="FFFFFF"/>
             </w:tcBorders>
-            <w:shd w:val="clear" w:color="auto" w:fill="598a38"/>
+            <w:shd w:val="clear" w:color="auto" w:fill="598A38"/>
             <w:tcMar>
-              <w:top w:type="dxa" w:w="0"/>
-              <w:left w:type="dxa" w:w="0"/>
-              <w:bottom w:type="dxa" w:w="0"/>
-              <w:right w:type="dxa" w:w="0"/>
+              <w:top w:w="0" w:type="dxa"/>
+              <w:left w:w="0" w:type="dxa"/>
+              <w:bottom w:w="0" w:type="dxa"/>
+              <w:right w:w="0" w:type="dxa"/>
             </w:tcMar>
-            <w:vAlign w:val="top"/>
           </w:tcPr>
           <w:p>
-            <w:pPr>
-              <w:pStyle w:val="Normal.0"/>
-            </w:pPr>
-            <w:r>
-              <w:rPr>
-                <w:outline w:val="0"/>
-                <w:color w:val="ffffff"/>
+            <w:proofErr w:type="spellStart"/>
+            <w:r>
+              <w:rPr>
+                <w:color w:val="FFFFFF"/>
                 <w:sz w:val="34"/>
                 <w:szCs w:val="34"/>
-                <w:rtl w:val="0"/>
-                <w14:textFill>
-                  <w14:solidFill>
-                    <w14:srgbClr w14:val="FFFFFF"/>
-                  </w14:solidFill>
-                </w14:textFill>
               </w:rPr>
               <w:t>Баҳоланган</w:t>
             </w:r>
-            <w:r>
-              <w:rPr>
-                <w:outline w:val="0"/>
-                <w:color w:val="ffffff"/>
+            <w:proofErr w:type="spellEnd"/>
+            <w:r>
+              <w:rPr>
+                <w:color w:val="FFFFFF"/>
                 <w:sz w:val="34"/>
                 <w:szCs w:val="34"/>
-                <w:rtl w:val="0"/>
                 <w:lang w:val="en-US"/>
-                <w14:textFill>
-                  <w14:solidFill>
-                    <w14:srgbClr w14:val="FFFFFF"/>
-                  </w14:solidFill>
-                </w14:textFill>
               </w:rPr>
               <w:t>:</w:t>
             </w:r>
@@ -1460,24 +1390,16 @@
               <w:rPr>
                 <w:sz w:val="34"/>
                 <w:szCs w:val="34"/>
-                <w:rtl w:val="0"/>
                 <w:lang w:val="en-US"/>
               </w:rPr>
               <w:t xml:space="preserve"> </w:t>
             </w:r>
             <w:r>
               <w:rPr>
-                <w:outline w:val="0"/>
-                <w:color w:val="ffdf7f"/>
+                <w:color w:val="FFE080"/>
                 <w:sz w:val="34"/>
                 <w:szCs w:val="34"/>
-                <w:rtl w:val="0"/>
                 <w:lang w:val="en-US"/>
-                <w14:textFill>
-                  <w14:solidFill>
-                    <w14:srgbClr w14:val="FFE080"/>
-                  </w14:solidFill>
-                </w14:textFill>
               </w:rPr>
               <w:t>{rated}</w:t>
             </w:r>
@@ -1487,99 +1409,122 @@
     </w:tbl>
     <w:p>
       <w:pPr>
-        <w:pStyle w:val="Normal.0"/>
         <w:jc w:val="right"/>
         <w:rPr>
-          <w:rFonts w:ascii="Arial" w:cs="Arial" w:hAnsi="Arial" w:eastAsia="Arial"/>
+          <w:rFonts w:ascii="Arial" w:eastAsia="Arial" w:hAnsi="Arial" w:cs="Arial"/>
         </w:rPr>
       </w:pPr>
     </w:p>
     <w:tbl>
       <w:tblPr>
-        <w:tblW w:w="9000" w:type="dxa"/>
-        <w:jc w:val="right"/>
-        <w:tblInd w:w="108" w:type="dxa"/>
+        <w:tblStyle w:val="TableNormal"/>
+        <w:tblW w:w="10737" w:type="dxa"/>
+        <w:tblInd w:w="-20" w:type="dxa"/>
         <w:tblBorders>
-          <w:top w:val="single" w:color="ffffff" w:sz="8" w:space="0" w:shadow="0" w:frame="0"/>
-          <w:left w:val="single" w:color="ffffff" w:sz="8" w:space="0" w:shadow="0" w:frame="0"/>
-          <w:bottom w:val="single" w:color="ffffff" w:sz="8" w:space="0" w:shadow="0" w:frame="0"/>
-          <w:right w:val="single" w:color="ffffff" w:sz="8" w:space="0" w:shadow="0" w:frame="0"/>
-          <w:insideH w:val="single" w:color="ffffff" w:sz="8" w:space="0" w:shadow="0" w:frame="0"/>
-          <w:insideV w:val="single" w:color="ffffff" w:sz="8" w:space="0" w:shadow="0" w:frame="0"/>
+          <w:top w:val="single" w:sz="8" w:space="0" w:color="FFFFFF"/>
+          <w:left w:val="single" w:sz="8" w:space="0" w:color="FFFFFF"/>
+          <w:bottom w:val="single" w:sz="8" w:space="0" w:color="FFFFFF"/>
+          <w:right w:val="single" w:sz="8" w:space="0" w:color="FFFFFF"/>
+          <w:insideH w:val="single" w:sz="8" w:space="0" w:color="FFFFFF"/>
+          <w:insideV w:val="single" w:sz="8" w:space="0" w:color="FFFFFF"/>
         </w:tblBorders>
-        <w:shd w:val="clear" w:color="auto" w:fill="cdd4e9"/>
+        <w:shd w:val="clear" w:color="auto" w:fill="CDD4E9"/>
         <w:tblLayout w:type="fixed"/>
+        <w:tblCellMar>
+          <w:top w:w="0" w:type="dxa"/>
+          <w:left w:w="0" w:type="dxa"/>
+          <w:bottom w:w="0" w:type="dxa"/>
+          <w:right w:w="0" w:type="dxa"/>
+        </w:tblCellMar>
+        <w:tblLook w:val="04A0" w:firstRow="1" w:lastRow="0" w:firstColumn="1" w:lastColumn="0" w:noHBand="0" w:noVBand="1"/>
       </w:tblPr>
       <w:tblGrid>
-        <w:gridCol w:w="9000"/>
+        <w:gridCol w:w="10737"/>
       </w:tblGrid>
       <w:tr>
         <w:tblPrEx>
-          <w:shd w:val="clear" w:color="auto" w:fill="cdd4e9"/>
+          <w:tblCellMar>
+            <w:top w:w="0" w:type="dxa"/>
+            <w:left w:w="0" w:type="dxa"/>
+            <w:bottom w:w="0" w:type="dxa"/>
+            <w:right w:w="0" w:type="dxa"/>
+          </w:tblCellMar>
         </w:tblPrEx>
         <w:trPr>
-          <w:trHeight w:val="493" w:hRule="atLeast"/>
+          <w:trHeight w:val="436"/>
         </w:trPr>
         <w:tc>
           <w:tcPr>
-            <w:tcW w:type="dxa" w:w="9000"/>
+            <w:tcW w:w="10737" w:type="dxa"/>
             <w:tcBorders>
-              <w:top w:val="single" w:color="ffffff" w:sz="8" w:space="0" w:shadow="0" w:frame="0"/>
-              <w:left w:val="single" w:color="5ec1ff" w:sz="16" w:space="0" w:shadow="0" w:frame="0"/>
-              <w:bottom w:val="single" w:color="ffffff" w:sz="8" w:space="0" w:shadow="0" w:frame="0"/>
-              <w:right w:val="single" w:color="ffffff" w:sz="8" w:space="0" w:shadow="0" w:frame="0"/>
+              <w:top w:val="single" w:sz="8" w:space="0" w:color="FFFFFF"/>
+              <w:left w:val="single" w:sz="16" w:space="0" w:color="5EC1FF"/>
+              <w:bottom w:val="single" w:sz="8" w:space="0" w:color="FFFFFF"/>
+              <w:right w:val="single" w:sz="8" w:space="0" w:color="FFFFFF"/>
             </w:tcBorders>
-            <w:shd w:val="clear" w:color="auto" w:fill="fff191"/>
+            <w:shd w:val="clear" w:color="auto" w:fill="FFF191"/>
             <w:tcMar>
-              <w:top w:type="dxa" w:w="0"/>
-              <w:left w:type="dxa" w:w="0"/>
-              <w:bottom w:type="dxa" w:w="0"/>
-              <w:right w:type="dxa" w:w="0"/>
+              <w:top w:w="0" w:type="dxa"/>
+              <w:left w:w="0" w:type="dxa"/>
+              <w:bottom w:w="0" w:type="dxa"/>
+              <w:right w:w="0" w:type="dxa"/>
             </w:tcMar>
-            <w:vAlign w:val="top"/>
           </w:tcPr>
           <w:p>
             <w:pPr>
-              <w:pStyle w:val="Normal.0"/>
               <w:jc w:val="both"/>
               <w:rPr>
-                <w:rFonts w:ascii="Arial" w:cs="Arial" w:hAnsi="Arial" w:eastAsia="Arial"/>
+                <w:rFonts w:ascii="Arial" w:eastAsia="Arial" w:hAnsi="Arial" w:cs="Arial"/>
                 <w:sz w:val="22"/>
                 <w:szCs w:val="22"/>
               </w:rPr>
             </w:pPr>
-            <w:r>
-              <w:rPr>
-                <w:rFonts w:ascii="Arial" w:hAnsi="Arial" w:hint="default"/>
+            <w:proofErr w:type="spellStart"/>
+            <w:r>
+              <w:rPr>
+                <w:rFonts w:ascii="Arial" w:hAnsi="Arial"/>
                 <w:sz w:val="22"/>
                 <w:szCs w:val="22"/>
-                <w:rtl w:val="0"/>
-                <w:lang w:val="ru-RU"/>
-              </w:rPr>
-              <w:t>Баҳоловчи фикри</w:t>
-            </w:r>
+              </w:rPr>
+              <w:t>Баҳоловчи</w:t>
+            </w:r>
+            <w:proofErr w:type="spellEnd"/>
             <w:r>
               <w:rPr>
                 <w:rFonts w:ascii="Arial" w:hAnsi="Arial"/>
                 <w:sz w:val="22"/>
                 <w:szCs w:val="22"/>
-                <w:rtl w:val="0"/>
-                <w:lang w:val="ru-RU"/>
+              </w:rPr>
+              <w:t xml:space="preserve"> </w:t>
+            </w:r>
+            <w:proofErr w:type="spellStart"/>
+            <w:r>
+              <w:rPr>
+                <w:rFonts w:ascii="Arial" w:hAnsi="Arial"/>
+                <w:sz w:val="22"/>
+                <w:szCs w:val="22"/>
+              </w:rPr>
+              <w:t>фикри</w:t>
+            </w:r>
+            <w:proofErr w:type="spellEnd"/>
+            <w:r>
+              <w:rPr>
+                <w:rFonts w:ascii="Arial" w:hAnsi="Arial"/>
+                <w:sz w:val="22"/>
+                <w:szCs w:val="22"/>
               </w:rPr>
               <w:t>:</w:t>
             </w:r>
           </w:p>
           <w:p>
             <w:pPr>
-              <w:pStyle w:val="Normal.0"/>
               <w:jc w:val="both"/>
             </w:pPr>
             <w:r>
               <w:rPr>
-                <w:rFonts w:ascii="Arial" w:hAnsi="Arial" w:hint="default"/>
+                <w:rFonts w:ascii="Arial" w:hAnsi="Arial"/>
                 <w:sz w:val="22"/>
                 <w:szCs w:val="22"/>
-                <w:rtl w:val="0"/>
                 <w:lang w:val="en-US"/>
               </w:rPr>
               <w:t xml:space="preserve">– </w:t>
@@ -1587,21 +1532,43 @@
             <w:r>
               <w:rPr>
                 <w:rFonts w:ascii="Arial" w:hAnsi="Arial"/>
-                <w:b w:val="1"/>
-                <w:bCs w:val="1"/>
+                <w:b/>
+                <w:bCs/>
                 <w:sz w:val="22"/>
                 <w:szCs w:val="22"/>
-                <w:rtl w:val="0"/>
                 <w:lang w:val="en-US"/>
               </w:rPr>
-              <w:t>{ratedName}</w:t>
-            </w:r>
-            <w:r>
-              <w:rPr>
-                <w:rFonts w:ascii="Arial" w:hAnsi="Arial"/>
+              <w:t>{</w:t>
+            </w:r>
+            <w:proofErr w:type="spellStart"/>
+            <w:r>
+              <w:rPr>
+                <w:rFonts w:ascii="Arial" w:hAnsi="Arial"/>
+                <w:b/>
+                <w:bCs/>
                 <w:sz w:val="22"/>
                 <w:szCs w:val="22"/>
-                <w:rtl w:val="0"/>
+                <w:lang w:val="en-US"/>
+              </w:rPr>
+              <w:t>ratedName</w:t>
+            </w:r>
+            <w:proofErr w:type="spellEnd"/>
+            <w:r>
+              <w:rPr>
+                <w:rFonts w:ascii="Arial" w:hAnsi="Arial"/>
+                <w:b/>
+                <w:bCs/>
+                <w:sz w:val="22"/>
+                <w:szCs w:val="22"/>
+                <w:lang w:val="en-US"/>
+              </w:rPr>
+              <w:t>}</w:t>
+            </w:r>
+            <w:r>
+              <w:rPr>
+                <w:rFonts w:ascii="Arial" w:hAnsi="Arial"/>
+                <w:sz w:val="22"/>
+                <w:szCs w:val="22"/>
                 <w:lang w:val="en-US"/>
               </w:rPr>
               <w:t>: {comment}</w:t>
@@ -1612,184 +1579,385 @@
     </w:tbl>
     <w:p>
       <w:pPr>
-        <w:pStyle w:val="Normal.0"/>
         <w:jc w:val="right"/>
         <w:rPr>
-          <w:rFonts w:ascii="Arial" w:cs="Arial" w:hAnsi="Arial" w:eastAsia="Arial"/>
-          <w:shd w:val="clear" w:color="auto" w:fill="ffff00"/>
-          <w:lang w:val="ru-RU"/>
+          <w:rFonts w:ascii="Arial" w:eastAsia="Arial" w:hAnsi="Arial" w:cs="Arial"/>
+          <w:shd w:val="clear" w:color="auto" w:fill="FFFF00"/>
         </w:rPr>
       </w:pPr>
     </w:p>
     <w:p>
       <w:pPr>
-        <w:pStyle w:val="heading 4"/>
+        <w:pStyle w:val="4"/>
         <w:jc w:val="right"/>
       </w:pPr>
-      <w:r>
-        <w:rPr>
-          <w:rtl w:val="0"/>
-          <w:lang w:val="ru-RU"/>
-        </w:rPr>
-        <w:t>Ҳужжат фақатгина </w:t>
-      </w:r>
-      <w:r>
-        <w:rPr>
-          <w:rStyle w:val="Hyperlink.0"/>
-        </w:rPr>
-        <w:fldChar w:fldCharType="begin" w:fldLock="0"/>
-      </w:r>
-      <w:r>
-        <w:rPr>
-          <w:rStyle w:val="Hyperlink.0"/>
-        </w:rPr>
-        <w:instrText xml:space="preserve"> HYPERLINK "http://mkundalik.uz/"</w:instrText>
-      </w:r>
-      <w:r>
-        <w:rPr>
-          <w:rStyle w:val="Hyperlink.0"/>
-        </w:rPr>
-        <w:fldChar w:fldCharType="separate" w:fldLock="0"/>
-      </w:r>
-      <w:r>
-        <w:rPr>
-          <w:rStyle w:val="Hyperlink.0"/>
-          <w:rtl w:val="0"/>
-          <w:lang w:val="ru-RU"/>
-        </w:rPr>
-        <w:t>mkundalik.uz</w:t>
-      </w:r>
-      <w:r>
-        <w:rPr/>
-        <w:fldChar w:fldCharType="end" w:fldLock="0"/>
-      </w:r>
-      <w:r>
-        <w:rPr>
-          <w:rtl w:val="0"/>
-          <w:lang w:val="ru-RU"/>
-        </w:rPr>
-        <w:t> сайтида тақдим этилади</w:t>
-      </w:r>
-      <w:r>
-        <w:rPr>
-          <w:rtl w:val="0"/>
-          <w:lang w:val="ru-RU"/>
-        </w:rPr>
+      <w:proofErr w:type="spellStart"/>
+      <w:r>
+        <w:t>Ҳужжат</w:t>
+      </w:r>
+      <w:proofErr w:type="spellEnd"/>
+      <w:r>
+        <w:t xml:space="preserve"> </w:t>
+      </w:r>
+      <w:proofErr w:type="spellStart"/>
+      <w:r>
+        <w:t>фақатгина</w:t>
+      </w:r>
+      <w:proofErr w:type="spellEnd"/>
+      <w:r>
+        <w:t> </w:t>
+      </w:r>
+      <w:hyperlink r:id="rId10" w:history="1">
+        <w:r>
+          <w:rPr>
+            <w:rStyle w:val="Hyperlink0"/>
+          </w:rPr>
+          <w:t>mkundalik.uz</w:t>
+        </w:r>
+      </w:hyperlink>
+      <w:r>
+        <w:t> </w:t>
+      </w:r>
+      <w:proofErr w:type="spellStart"/>
+      <w:r>
+        <w:t>сайтида</w:t>
+      </w:r>
+      <w:proofErr w:type="spellEnd"/>
+      <w:r>
+        <w:t xml:space="preserve"> </w:t>
+      </w:r>
+      <w:proofErr w:type="spellStart"/>
+      <w:r>
+        <w:t>тақдим</w:t>
+      </w:r>
+      <w:proofErr w:type="spellEnd"/>
+      <w:r>
+        <w:t xml:space="preserve"> </w:t>
+      </w:r>
+      <w:proofErr w:type="spellStart"/>
+      <w:r>
+        <w:t>этилади</w:t>
+      </w:r>
+      <w:proofErr w:type="spellEnd"/>
+      <w:r>
         <w:t>.</w:t>
       </w:r>
     </w:p>
     <w:p>
       <w:pPr>
-        <w:pStyle w:val="heading 4"/>
+        <w:pStyle w:val="4"/>
         <w:jc w:val="right"/>
       </w:pPr>
       <w:r>
-        <w:rPr>
-          <w:rtl w:val="0"/>
-          <w:lang w:val="ru-RU"/>
-        </w:rPr>
-        <w:t>Ушбу ҳисоботда келтирилган барча ишлар мазмунига ҳисоботни шакллантирган ходим масъул ҳисобланади</w:t>
-      </w:r>
-      <w:r>
-        <w:rPr>
-          <w:rtl w:val="0"/>
-          <w:lang w:val="ru-RU"/>
-        </w:rPr>
+        <w:t xml:space="preserve">Ушбу </w:t>
+      </w:r>
+      <w:proofErr w:type="spellStart"/>
+      <w:r>
+        <w:t>ҳисоботда</w:t>
+      </w:r>
+      <w:proofErr w:type="spellEnd"/>
+      <w:r>
+        <w:t xml:space="preserve"> </w:t>
+      </w:r>
+      <w:proofErr w:type="spellStart"/>
+      <w:r>
+        <w:t>келтирилган</w:t>
+      </w:r>
+      <w:proofErr w:type="spellEnd"/>
+      <w:r>
+        <w:t xml:space="preserve"> </w:t>
+      </w:r>
+      <w:proofErr w:type="spellStart"/>
+      <w:r>
+        <w:t>барча</w:t>
+      </w:r>
+      <w:proofErr w:type="spellEnd"/>
+      <w:r>
+        <w:t xml:space="preserve"> </w:t>
+      </w:r>
+      <w:proofErr w:type="spellStart"/>
+      <w:r>
+        <w:t>ишлар</w:t>
+      </w:r>
+      <w:proofErr w:type="spellEnd"/>
+      <w:r>
+        <w:t xml:space="preserve"> </w:t>
+      </w:r>
+      <w:proofErr w:type="spellStart"/>
+      <w:r>
+        <w:t>мазмунига</w:t>
+      </w:r>
+      <w:proofErr w:type="spellEnd"/>
+      <w:r>
+        <w:t xml:space="preserve"> </w:t>
+      </w:r>
+      <w:proofErr w:type="spellStart"/>
+      <w:r>
+        <w:t>ҳисоботни</w:t>
+      </w:r>
+      <w:proofErr w:type="spellEnd"/>
+      <w:r>
+        <w:t xml:space="preserve"> </w:t>
+      </w:r>
+      <w:proofErr w:type="spellStart"/>
+      <w:r>
+        <w:t>шакллантирган</w:t>
+      </w:r>
+      <w:proofErr w:type="spellEnd"/>
+      <w:r>
+        <w:t xml:space="preserve"> ходим </w:t>
+      </w:r>
+      <w:proofErr w:type="spellStart"/>
+      <w:r>
+        <w:t>масъул</w:t>
+      </w:r>
+      <w:proofErr w:type="spellEnd"/>
+      <w:r>
+        <w:t xml:space="preserve"> </w:t>
+      </w:r>
+      <w:proofErr w:type="spellStart"/>
+      <w:r>
+        <w:t>ҳисобланади</w:t>
+      </w:r>
+      <w:proofErr w:type="spellEnd"/>
+      <w:r>
         <w:t xml:space="preserve">. PDF </w:t>
       </w:r>
-      <w:r>
-        <w:rPr>
-          <w:rtl w:val="0"/>
-          <w:lang w:val="ru-RU"/>
-        </w:rPr>
-        <w:t xml:space="preserve">ва </w:t>
-      </w:r>
-      <w:r>
-        <w:rPr>
-          <w:rtl w:val="0"/>
-          <w:lang w:val="ru-RU"/>
-        </w:rPr>
+      <w:proofErr w:type="spellStart"/>
+      <w:r>
+        <w:t>ва</w:t>
+      </w:r>
+      <w:proofErr w:type="spellEnd"/>
+      <w:r>
+        <w:t xml:space="preserve"> </w:t>
+      </w:r>
+      <w:bookmarkStart w:id="0" w:name="_GoBack"/>
+      <w:bookmarkEnd w:id="0"/>
+      <w:r>
         <w:t xml:space="preserve">DOCX </w:t>
       </w:r>
-      <w:r>
-        <w:rPr>
-          <w:rtl w:val="0"/>
-          <w:lang w:val="ru-RU"/>
-        </w:rPr>
-        <w:t>форматдаги хужжатларнинг иккиси ҳам бир хил кучга эга</w:t>
-      </w:r>
-      <w:r>
-        <w:rPr>
-          <w:rtl w:val="0"/>
-          <w:lang w:val="ru-RU"/>
-        </w:rPr>
+      <w:proofErr w:type="spellStart"/>
+      <w:r>
+        <w:t>форматдаги</w:t>
+      </w:r>
+      <w:proofErr w:type="spellEnd"/>
+      <w:r>
+        <w:t xml:space="preserve"> </w:t>
+      </w:r>
+      <w:proofErr w:type="spellStart"/>
+      <w:r>
+        <w:t>хужжатларнинг</w:t>
+      </w:r>
+      <w:proofErr w:type="spellEnd"/>
+      <w:r>
+        <w:t xml:space="preserve"> </w:t>
+      </w:r>
+      <w:proofErr w:type="spellStart"/>
+      <w:r>
+        <w:t>иккиси</w:t>
+      </w:r>
+      <w:proofErr w:type="spellEnd"/>
+      <w:r>
+        <w:t xml:space="preserve"> </w:t>
+      </w:r>
+      <w:proofErr w:type="spellStart"/>
+      <w:r>
+        <w:t>ҳам</w:t>
+      </w:r>
+      <w:proofErr w:type="spellEnd"/>
+      <w:r>
+        <w:t xml:space="preserve"> </w:t>
+      </w:r>
+      <w:proofErr w:type="spellStart"/>
+      <w:r>
+        <w:t>бир</w:t>
+      </w:r>
+      <w:proofErr w:type="spellEnd"/>
+      <w:r>
+        <w:t xml:space="preserve"> хил </w:t>
+      </w:r>
+      <w:proofErr w:type="spellStart"/>
+      <w:r>
+        <w:t>кучга</w:t>
+      </w:r>
+      <w:proofErr w:type="spellEnd"/>
+      <w:r>
+        <w:t xml:space="preserve"> </w:t>
+      </w:r>
+      <w:proofErr w:type="spellStart"/>
+      <w:r>
+        <w:t>эга</w:t>
+      </w:r>
+      <w:proofErr w:type="spellEnd"/>
+      <w:r>
         <w:t>.</w:t>
       </w:r>
     </w:p>
     <w:p>
       <w:pPr>
-        <w:pStyle w:val="heading 4"/>
+        <w:pStyle w:val="4"/>
         <w:jc w:val="right"/>
       </w:pPr>
+      <w:proofErr w:type="spellStart"/>
       <w:r>
         <w:rPr>
           <w:rStyle w:val="None"/>
-          <w:b w:val="0"/>
-          <w:bCs w:val="0"/>
           <w:u w:val="single"/>
-          <w:rtl w:val="0"/>
           <w:lang w:val="en-US"/>
         </w:rPr>
-        <w:t xml:space="preserve">Hisobot yuklab olindi: </w:t>
-      </w:r>
-      <w:r>
-        <w:rPr>
-          <w:b w:val="1"/>
-          <w:bCs w:val="1"/>
+        <w:t>Hisobot</w:t>
+      </w:r>
+      <w:proofErr w:type="spellEnd"/>
+      <w:r>
+        <w:rPr>
+          <w:rStyle w:val="None"/>
           <w:u w:val="single"/>
-          <w:rtl w:val="0"/>
           <w:lang w:val="en-US"/>
         </w:rPr>
-        <w:t>{currentDateTime}</w:t>
+        <w:t xml:space="preserve"> </w:t>
+      </w:r>
+      <w:proofErr w:type="spellStart"/>
+      <w:r>
+        <w:rPr>
+          <w:rStyle w:val="None"/>
+          <w:u w:val="single"/>
+          <w:lang w:val="en-US"/>
+        </w:rPr>
+        <w:t>yuklab</w:t>
+      </w:r>
+      <w:proofErr w:type="spellEnd"/>
+      <w:r>
+        <w:rPr>
+          <w:rStyle w:val="None"/>
+          <w:u w:val="single"/>
+          <w:lang w:val="en-US"/>
+        </w:rPr>
+        <w:t xml:space="preserve"> </w:t>
+      </w:r>
+      <w:proofErr w:type="spellStart"/>
+      <w:r>
+        <w:rPr>
+          <w:rStyle w:val="None"/>
+          <w:u w:val="single"/>
+          <w:lang w:val="en-US"/>
+        </w:rPr>
+        <w:t>olindi</w:t>
+      </w:r>
+      <w:proofErr w:type="spellEnd"/>
+      <w:r>
+        <w:rPr>
+          <w:rStyle w:val="None"/>
+          <w:u w:val="single"/>
+          <w:lang w:val="en-US"/>
+        </w:rPr>
+        <w:t xml:space="preserve">: </w:t>
+      </w:r>
+      <w:r>
+        <w:rPr>
+          <w:b/>
+          <w:bCs/>
+          <w:u w:val="single"/>
+          <w:lang w:val="en-US"/>
+        </w:rPr>
+        <w:t>{</w:t>
+      </w:r>
+      <w:proofErr w:type="spellStart"/>
+      <w:r>
+        <w:rPr>
+          <w:b/>
+          <w:bCs/>
+          <w:u w:val="single"/>
+          <w:lang w:val="en-US"/>
+        </w:rPr>
+        <w:t>currentDateTime</w:t>
+      </w:r>
+      <w:proofErr w:type="spellEnd"/>
+      <w:r>
+        <w:rPr>
+          <w:b/>
+          <w:bCs/>
+          <w:u w:val="single"/>
+          <w:lang w:val="en-US"/>
+        </w:rPr>
+        <w:t>}</w:t>
       </w:r>
     </w:p>
     <w:sectPr>
       <w:type w:val="continuous"/>
-      <w:pgSz w:w="11900" w:h="16840" w:orient="portrait"/>
-      <w:pgMar w:top="426" w:right="1440" w:bottom="1440" w:left="1440" w:header="708" w:footer="708"/>
-      <w:bidi w:val="0"/>
+      <w:pgSz w:w="11900" w:h="16840"/>
+      <w:pgMar w:top="426" w:right="701" w:bottom="1440" w:left="567" w:header="708" w:footer="708" w:gutter="0"/>
+      <w:cols w:space="720"/>
     </w:sectPr>
   </w:body>
 </w:document>
 </file>
 
+<file path=word/endnotes.xml><?xml version="1.0" encoding="utf-8"?>
+<w:endnotes xmlns:wpc="http://schemas.microsoft.com/office/word/2010/wordprocessingCanvas" xmlns:cx="http://schemas.microsoft.com/office/drawing/2014/chartex" xmlns:cx1="http://schemas.microsoft.com/office/drawing/2015/9/8/chartex" xmlns:cx2="http://schemas.microsoft.com/office/drawing/2015/10/21/chartex" xmlns:cx3="http://schemas.microsoft.com/office/drawing/2016/5/9/chartex" xmlns:cx4="http://schemas.microsoft.com/office/drawing/2016/5/10/chartex" xmlns:cx5="http://schemas.microsoft.com/office/drawing/2016/5/11/chartex" xmlns:cx6="http://schemas.microsoft.com/office/drawing/2016/5/12/chartex" xmlns:cx7="http://schemas.microsoft.com/office/drawing/2016/5/13/chartex" xmlns:cx8="http://schemas.microsoft.com/office/drawing/2016/5/14/chartex" xmlns:mc="http://schemas.openxmlformats.org/markup-compatibility/2006" xmlns:aink="http://schemas.microsoft.com/office/drawing/2016/ink" xmlns:am3d="http://schemas.microsoft.com/office/drawing/2017/model3d" xmlns:o="urn:schemas-microsoft-com:office:office" xmlns:r="http://schemas.openxmlformats.org/officeDocument/2006/relationships" xmlns:m="http://schemas.openxmlformats.org/officeDocument/2006/math" xmlns:v="urn:schemas-microsoft-com:vml" xmlns:wp14="http://schemas.microsoft.com/office/word/2010/wordprocessingDrawing" xmlns:wp="http://schemas.openxmlformats.org/drawingml/2006/wordprocessingDrawing" xmlns:w10="urn:schemas-microsoft-com:office:word" xmlns:w="http://schemas.openxmlformats.org/wordprocessingml/2006/main" xmlns:w14="http://schemas.microsoft.com/office/word/2010/wordml" xmlns:w15="http://schemas.microsoft.com/office/word/2012/wordml" xmlns:w16cex="http://schemas.microsoft.com/office/word/2018/wordml/cex" xmlns:w16cid="http://schemas.microsoft.com/office/word/2016/wordml/cid" xmlns:w16="http://schemas.microsoft.com/office/word/2018/wordml" xmlns:w16se="http://schemas.microsoft.com/office/word/2015/wordml/symex" xmlns:wpg="http://schemas.microsoft.com/office/word/2010/wordprocessingGroup" xmlns:wpi="http://schemas.microsoft.com/office/word/2010/wordprocessingInk" xmlns:wne="http://schemas.microsoft.com/office/word/2006/wordml" xmlns:wps="http://schemas.microsoft.com/office/word/2010/wordprocessingShape" mc:Ignorable="w14 w15 w16se w16cid w16 w16cex wp14">
+  <w:endnote w:type="separator" w:id="-1">
+    <w:p>
+      <w:r>
+        <w:separator/>
+      </w:r>
+    </w:p>
+  </w:endnote>
+  <w:endnote w:type="continuationSeparator" w:id="0">
+    <w:p>
+      <w:r>
+        <w:continuationSeparator/>
+      </w:r>
+    </w:p>
+  </w:endnote>
+</w:endnotes>
+</file>
+
 <file path=word/footer1.xml><?xml version="1.0" encoding="utf-8"?>
-<w:ftr xmlns:r="http://schemas.openxmlformats.org/officeDocument/2006/relationships" xmlns:wp="http://schemas.openxmlformats.org/drawingml/2006/wordprocessingDrawing" xmlns:w="http://schemas.openxmlformats.org/wordprocessingml/2006/main" xmlns:w10="urn:schemas-microsoft-com:office:word" xmlns:w14="http://schemas.microsoft.com/office/word/2010/wordml" xmlns:wps="http://schemas.microsoft.com/office/word/2010/wordprocessingShape" xmlns:wpg="http://schemas.microsoft.com/office/word/2010/wordprocessingGroup" xmlns:mc="http://schemas.openxmlformats.org/markup-compatibility/2006" xmlns:v="urn:schemas-microsoft-com:vml" xmlns:o="urn:schemas-microsoft-com:office:office" xmlns:m="http://schemas.openxmlformats.org/officeDocument/2006/math" mc:Ignorable="w14">
+<w:ftr xmlns:wpc="http://schemas.microsoft.com/office/word/2010/wordprocessingCanvas" xmlns:cx="http://schemas.microsoft.com/office/drawing/2014/chartex" xmlns:cx1="http://schemas.microsoft.com/office/drawing/2015/9/8/chartex" xmlns:cx2="http://schemas.microsoft.com/office/drawing/2015/10/21/chartex" xmlns:cx3="http://schemas.microsoft.com/office/drawing/2016/5/9/chartex" xmlns:cx4="http://schemas.microsoft.com/office/drawing/2016/5/10/chartex" xmlns:cx5="http://schemas.microsoft.com/office/drawing/2016/5/11/chartex" xmlns:cx6="http://schemas.microsoft.com/office/drawing/2016/5/12/chartex" xmlns:cx7="http://schemas.microsoft.com/office/drawing/2016/5/13/chartex" xmlns:cx8="http://schemas.microsoft.com/office/drawing/2016/5/14/chartex" xmlns:mc="http://schemas.openxmlformats.org/markup-compatibility/2006" xmlns:aink="http://schemas.microsoft.com/office/drawing/2016/ink" xmlns:am3d="http://schemas.microsoft.com/office/drawing/2017/model3d" xmlns:o="urn:schemas-microsoft-com:office:office" xmlns:r="http://schemas.openxmlformats.org/officeDocument/2006/relationships" xmlns:m="http://schemas.openxmlformats.org/officeDocument/2006/math" xmlns:v="urn:schemas-microsoft-com:vml" xmlns:wp14="http://schemas.microsoft.com/office/word/2010/wordprocessingDrawing" xmlns:wp="http://schemas.openxmlformats.org/drawingml/2006/wordprocessingDrawing" xmlns:w10="urn:schemas-microsoft-com:office:word" xmlns:w="http://schemas.openxmlformats.org/wordprocessingml/2006/main" xmlns:w14="http://schemas.microsoft.com/office/word/2010/wordml" xmlns:w15="http://schemas.microsoft.com/office/word/2012/wordml" xmlns:w16cex="http://schemas.microsoft.com/office/word/2018/wordml/cex" xmlns:w16cid="http://schemas.microsoft.com/office/word/2016/wordml/cid" xmlns:w16="http://schemas.microsoft.com/office/word/2018/wordml" xmlns:w16se="http://schemas.microsoft.com/office/word/2015/wordml/symex" xmlns:wpg="http://schemas.microsoft.com/office/word/2010/wordprocessingGroup" xmlns:wpi="http://schemas.microsoft.com/office/word/2010/wordprocessingInk" xmlns:wne="http://schemas.microsoft.com/office/word/2006/wordml" xmlns:wps="http://schemas.microsoft.com/office/word/2010/wordprocessingShape" mc:Ignorable="w14 w15 w16se w16cid w16 w16cex wp14">
   <w:p>
     <w:pPr>
-      <w:pStyle w:val="Header &amp; Footer"/>
-      <w:bidi w:val="0"/>
+      <w:pStyle w:val="HeaderFooter"/>
     </w:pPr>
-    <w:r/>
   </w:p>
 </w:ftr>
 </file>
 
+<file path=word/footnotes.xml><?xml version="1.0" encoding="utf-8"?>
+<w:footnotes xmlns:wpc="http://schemas.microsoft.com/office/word/2010/wordprocessingCanvas" xmlns:cx="http://schemas.microsoft.com/office/drawing/2014/chartex" xmlns:cx1="http://schemas.microsoft.com/office/drawing/2015/9/8/chartex" xmlns:cx2="http://schemas.microsoft.com/office/drawing/2015/10/21/chartex" xmlns:cx3="http://schemas.microsoft.com/office/drawing/2016/5/9/chartex" xmlns:cx4="http://schemas.microsoft.com/office/drawing/2016/5/10/chartex" xmlns:cx5="http://schemas.microsoft.com/office/drawing/2016/5/11/chartex" xmlns:cx6="http://schemas.microsoft.com/office/drawing/2016/5/12/chartex" xmlns:cx7="http://schemas.microsoft.com/office/drawing/2016/5/13/chartex" xmlns:cx8="http://schemas.microsoft.com/office/drawing/2016/5/14/chartex" xmlns:mc="http://schemas.openxmlformats.org/markup-compatibility/2006" xmlns:aink="http://schemas.microsoft.com/office/drawing/2016/ink" xmlns:am3d="http://schemas.microsoft.com/office/drawing/2017/model3d" xmlns:o="urn:schemas-microsoft-com:office:office" xmlns:r="http://schemas.openxmlformats.org/officeDocument/2006/relationships" xmlns:m="http://schemas.openxmlformats.org/officeDocument/2006/math" xmlns:v="urn:schemas-microsoft-com:vml" xmlns:wp14="http://schemas.microsoft.com/office/word/2010/wordprocessingDrawing" xmlns:wp="http://schemas.openxmlformats.org/drawingml/2006/wordprocessingDrawing" xmlns:w10="urn:schemas-microsoft-com:office:word" xmlns:w="http://schemas.openxmlformats.org/wordprocessingml/2006/main" xmlns:w14="http://schemas.microsoft.com/office/word/2010/wordml" xmlns:w15="http://schemas.microsoft.com/office/word/2012/wordml" xmlns:w16cex="http://schemas.microsoft.com/office/word/2018/wordml/cex" xmlns:w16cid="http://schemas.microsoft.com/office/word/2016/wordml/cid" xmlns:w16="http://schemas.microsoft.com/office/word/2018/wordml" xmlns:w16se="http://schemas.microsoft.com/office/word/2015/wordml/symex" xmlns:wpg="http://schemas.microsoft.com/office/word/2010/wordprocessingGroup" xmlns:wpi="http://schemas.microsoft.com/office/word/2010/wordprocessingInk" xmlns:wne="http://schemas.microsoft.com/office/word/2006/wordml" xmlns:wps="http://schemas.microsoft.com/office/word/2010/wordprocessingShape" mc:Ignorable="w14 w15 w16se w16cid w16 w16cex wp14">
+  <w:footnote w:type="separator" w:id="-1">
+    <w:p>
+      <w:r>
+        <w:separator/>
+      </w:r>
+    </w:p>
+  </w:footnote>
+  <w:footnote w:type="continuationSeparator" w:id="0">
+    <w:p>
+      <w:r>
+        <w:continuationSeparator/>
+      </w:r>
+    </w:p>
+  </w:footnote>
+</w:footnotes>
+</file>
+
 <file path=word/header1.xml><?xml version="1.0" encoding="utf-8"?>
-<w:hdr xmlns:r="http://schemas.openxmlformats.org/officeDocument/2006/relationships" xmlns:wp="http://schemas.openxmlformats.org/drawingml/2006/wordprocessingDrawing" xmlns:w="http://schemas.openxmlformats.org/wordprocessingml/2006/main" xmlns:w10="urn:schemas-microsoft-com:office:word" xmlns:w14="http://schemas.microsoft.com/office/word/2010/wordml" xmlns:wps="http://schemas.microsoft.com/office/word/2010/wordprocessingShape" xmlns:wpg="http://schemas.microsoft.com/office/word/2010/wordprocessingGroup" xmlns:mc="http://schemas.openxmlformats.org/markup-compatibility/2006" xmlns:v="urn:schemas-microsoft-com:vml" xmlns:o="urn:schemas-microsoft-com:office:office" xmlns:m="http://schemas.openxmlformats.org/officeDocument/2006/math" mc:Ignorable="w14">
+<w:hdr xmlns:wpc="http://schemas.microsoft.com/office/word/2010/wordprocessingCanvas" xmlns:cx="http://schemas.microsoft.com/office/drawing/2014/chartex" xmlns:cx1="http://schemas.microsoft.com/office/drawing/2015/9/8/chartex" xmlns:cx2="http://schemas.microsoft.com/office/drawing/2015/10/21/chartex" xmlns:cx3="http://schemas.microsoft.com/office/drawing/2016/5/9/chartex" xmlns:cx4="http://schemas.microsoft.com/office/drawing/2016/5/10/chartex" xmlns:cx5="http://schemas.microsoft.com/office/drawing/2016/5/11/chartex" xmlns:cx6="http://schemas.microsoft.com/office/drawing/2016/5/12/chartex" xmlns:cx7="http://schemas.microsoft.com/office/drawing/2016/5/13/chartex" xmlns:cx8="http://schemas.microsoft.com/office/drawing/2016/5/14/chartex" xmlns:mc="http://schemas.openxmlformats.org/markup-compatibility/2006" xmlns:aink="http://schemas.microsoft.com/office/drawing/2016/ink" xmlns:am3d="http://schemas.microsoft.com/office/drawing/2017/model3d" xmlns:o="urn:schemas-microsoft-com:office:office" xmlns:r="http://schemas.openxmlformats.org/officeDocument/2006/relationships" xmlns:m="http://schemas.openxmlformats.org/officeDocument/2006/math" xmlns:v="urn:schemas-microsoft-com:vml" xmlns:wp14="http://schemas.microsoft.com/office/word/2010/wordprocessingDrawing" xmlns:wp="http://schemas.openxmlformats.org/drawingml/2006/wordprocessingDrawing" xmlns:w10="urn:schemas-microsoft-com:office:word" xmlns:w="http://schemas.openxmlformats.org/wordprocessingml/2006/main" xmlns:w14="http://schemas.microsoft.com/office/word/2010/wordml" xmlns:w15="http://schemas.microsoft.com/office/word/2012/wordml" xmlns:w16cex="http://schemas.microsoft.com/office/word/2018/wordml/cex" xmlns:w16cid="http://schemas.microsoft.com/office/word/2016/wordml/cid" xmlns:w16="http://schemas.microsoft.com/office/word/2018/wordml" xmlns:w16se="http://schemas.microsoft.com/office/word/2015/wordml/symex" xmlns:wpg="http://schemas.microsoft.com/office/word/2010/wordprocessingGroup" xmlns:wpi="http://schemas.microsoft.com/office/word/2010/wordprocessingInk" xmlns:wne="http://schemas.microsoft.com/office/word/2006/wordml" xmlns:wps="http://schemas.microsoft.com/office/word/2010/wordprocessingShape" mc:Ignorable="w14 w15 w16se w16cid w16 w16cex wp14">
   <w:p>
     <w:pPr>
-      <w:pStyle w:val="header"/>
+      <w:pStyle w:val="a4"/>
       <w:tabs>
+        <w:tab w:val="clear" w:pos="9355"/>
         <w:tab w:val="right" w:pos="9000"/>
-        <w:tab w:val="clear" w:pos="9355"/>
       </w:tabs>
     </w:pPr>
     <w:r>
+      <w:rPr>
+        <w:noProof/>
+      </w:rPr>
       <mc:AlternateContent>
         <mc:Choice Requires="wps">
-          <w:drawing xmlns:a="http://schemas.openxmlformats.org/drawingml/2006/main">
-            <wp:anchor distT="152400" distB="152400" distL="152400" distR="152400" simplePos="0" relativeHeight="251658240" behindDoc="1" locked="0" layoutInCell="1" allowOverlap="1">
+          <w:drawing>
+            <wp:anchor distT="152400" distB="152400" distL="152400" distR="152400" simplePos="0" relativeHeight="251658240" behindDoc="1" locked="0" layoutInCell="1" allowOverlap="1" wp14:anchorId="349672D2" wp14:editId="0ABFB04B">
               <wp:simplePos x="0" y="0"/>
               <wp:positionH relativeFrom="page">
                 <wp:posOffset>0</wp:posOffset>
@@ -1844,10 +2012,13 @@
       </mc:AlternateContent>
     </w:r>
     <w:r>
+      <w:rPr>
+        <w:noProof/>
+      </w:rPr>
       <mc:AlternateContent>
         <mc:Choice Requires="wps">
-          <w:drawing xmlns:a="http://schemas.openxmlformats.org/drawingml/2006/main">
-            <wp:anchor distT="152400" distB="152400" distL="152400" distR="152400" simplePos="0" relativeHeight="251659264" behindDoc="1" locked="0" layoutInCell="1" allowOverlap="1">
+          <w:drawing>
+            <wp:anchor distT="152400" distB="152400" distL="152400" distR="152400" simplePos="0" relativeHeight="251659264" behindDoc="1" locked="0" layoutInCell="1" allowOverlap="1" wp14:anchorId="76DAE417" wp14:editId="466D450F">
               <wp:simplePos x="0" y="0"/>
               <wp:positionH relativeFrom="page">
                 <wp:posOffset>278447</wp:posOffset>
@@ -1883,7 +2054,7 @@
                       <w:txbxContent>
                         <w:p>
                           <w:pPr>
-                            <w:pStyle w:val="Caption"/>
+                            <w:pStyle w:val="a5"/>
                             <w:tabs>
                               <w:tab w:val="left" w:pos="1440"/>
                               <w:tab w:val="left" w:pos="2880"/>
@@ -1897,11 +2068,9 @@
                           <w:r>
                             <w:rPr>
                               <w:rFonts w:ascii="Times New Roman" w:hAnsi="Times New Roman"/>
-                              <w:outline w:val="0"/>
-                              <w:color w:val="c0c0c0"/>
+                              <w:color w:val="C0C0C0"/>
                               <w:sz w:val="84"/>
                               <w:szCs w:val="84"/>
-                              <w:rtl w:val="0"/>
                               <w14:textFill>
                                 <w14:solidFill>
                                   <w14:srgbClr w14:val="C0C0C0">
@@ -1916,7 +2085,7 @@
                       </w:txbxContent>
                     </wps:txbx>
                     <wps:bodyPr wrap="square" lIns="0" tIns="0" rIns="0" bIns="0" numCol="1" anchor="ctr">
-                      <a:normAutofit fontScale="100000" lnSpcReduction="0"/>
+                      <a:normAutofit/>
                     </wps:bodyPr>
                   </wps:wsp>
                 </a:graphicData>
@@ -1971,54 +2140,22 @@
         </mc:Fallback>
       </mc:AlternateContent>
     </w:r>
-    <w:r/>
   </w:p>
 </w:hdr>
 </file>
 
 <file path=word/styles.xml><?xml version="1.0" encoding="utf-8"?>
-<w:styles xmlns:w="http://schemas.openxmlformats.org/wordprocessingml/2006/main" xmlns:mc="http://schemas.openxmlformats.org/markup-compatibility/2006" xmlns:w14="http://schemas.microsoft.com/office/word/2010/wordml" mc:Ignorable="w14">
+<w:styles xmlns:mc="http://schemas.openxmlformats.org/markup-compatibility/2006" xmlns:r="http://schemas.openxmlformats.org/officeDocument/2006/relationships" xmlns:w="http://schemas.openxmlformats.org/wordprocessingml/2006/main" xmlns:w14="http://schemas.microsoft.com/office/word/2010/wordml" xmlns:w15="http://schemas.microsoft.com/office/word/2012/wordml" xmlns:w16cex="http://schemas.microsoft.com/office/word/2018/wordml/cex" xmlns:w16cid="http://schemas.microsoft.com/office/word/2016/wordml/cid" xmlns:w16="http://schemas.microsoft.com/office/word/2018/wordml" xmlns:w16se="http://schemas.microsoft.com/office/word/2015/wordml/symex" mc:Ignorable="w14 w15 w16se w16cid w16 w16cex">
   <w:docDefaults>
     <w:rPrDefault>
       <w:rPr>
-        <w:rFonts w:ascii="Times New Roman" w:cs="Times New Roman" w:hAnsi="Times New Roman" w:eastAsia="Arial Unicode MS"/>
-        <w:b w:val="0"/>
-        <w:bCs w:val="0"/>
-        <w:i w:val="0"/>
-        <w:iCs w:val="0"/>
-        <w:caps w:val="0"/>
-        <w:smallCaps w:val="0"/>
-        <w:strike w:val="0"/>
-        <w:dstrike w:val="0"/>
-        <w:outline w:val="0"/>
-        <w:emboss w:val="0"/>
-        <w:imprint w:val="0"/>
-        <w:vanish w:val="0"/>
-        <w:color w:val="auto"/>
-        <w:spacing w:val="0"/>
-        <w:w w:val="100"/>
-        <w:kern w:val="0"/>
-        <w:position w:val="0"/>
-        <w:sz w:val="20"/>
-        <w:szCs w:val="20"/>
-        <w:u w:val="none" w:color="auto"/>
+        <w:rFonts w:ascii="Times New Roman" w:eastAsia="Arial Unicode MS" w:hAnsi="Times New Roman" w:cs="Times New Roman"/>
         <w:bdr w:val="nil"/>
-        <w:vertAlign w:val="baseline"/>
-        <w:lang/>
+        <w:lang w:val="ru-RU" w:eastAsia="ru-RU" w:bidi="ar-SA"/>
       </w:rPr>
     </w:rPrDefault>
     <w:pPrDefault>
       <w:pPr>
-        <w:keepNext w:val="0"/>
-        <w:keepLines w:val="0"/>
-        <w:pageBreakBefore w:val="0"/>
-        <w:framePr w:anchorLock="0" w:w="0" w:h="0" w:vSpace="0" w:hSpace="0" w:xAlign="left" w:y="0" w:hRule="exact" w:vAnchor="margin"/>
-        <w:widowControl w:val="1"/>
-        <w:numPr>
-          <w:ilvl w:val="0"/>
-          <w:numId w:val="0"/>
-        </w:numPr>
-        <w:suppressLineNumbers w:val="0"/>
         <w:pBdr>
           <w:top w:val="nil"/>
           <w:left w:val="nil"/>
@@ -2027,316 +2164,523 @@
           <w:between w:val="nil"/>
           <w:bar w:val="nil"/>
         </w:pBdr>
-        <w:shd w:val="clear" w:color="auto" w:fill="auto"/>
-        <w:suppressAutoHyphens w:val="0"/>
-        <w:spacing w:before="0" w:beforeAutospacing="0" w:after="0" w:afterAutospacing="0" w:line="240" w:lineRule="auto"/>
-        <w:ind w:left="0" w:right="0" w:firstLine="0"/>
-        <w:jc w:val="left"/>
-        <w:outlineLvl w:val="9"/>
       </w:pPr>
     </w:pPrDefault>
   </w:docDefaults>
-  <w:style w:type="paragraph" w:default="1" w:styleId="Normal">
+  <w:latentStyles w:defLockedState="0" w:defUIPriority="99" w:defSemiHidden="0" w:defUnhideWhenUsed="0" w:defQFormat="0" w:count="376">
+    <w:lsdException w:name="Normal" w:uiPriority="0" w:qFormat="1"/>
+    <w:lsdException w:name="heading 1" w:uiPriority="9" w:qFormat="1"/>
+    <w:lsdException w:name="heading 2" w:semiHidden="1" w:uiPriority="9" w:unhideWhenUsed="1" w:qFormat="1"/>
+    <w:lsdException w:name="heading 3" w:semiHidden="1" w:uiPriority="9" w:unhideWhenUsed="1" w:qFormat="1"/>
+    <w:lsdException w:name="heading 4" w:semiHidden="1" w:uiPriority="9" w:unhideWhenUsed="1" w:qFormat="1"/>
+    <w:lsdException w:name="heading 5" w:semiHidden="1" w:uiPriority="9" w:unhideWhenUsed="1" w:qFormat="1"/>
+    <w:lsdException w:name="heading 6" w:semiHidden="1" w:uiPriority="9" w:unhideWhenUsed="1" w:qFormat="1"/>
+    <w:lsdException w:name="heading 7" w:semiHidden="1" w:uiPriority="9" w:unhideWhenUsed="1" w:qFormat="1"/>
+    <w:lsdException w:name="heading 8" w:semiHidden="1" w:uiPriority="9" w:unhideWhenUsed="1" w:qFormat="1"/>
+    <w:lsdException w:name="heading 9" w:semiHidden="1" w:uiPriority="9" w:unhideWhenUsed="1" w:qFormat="1"/>
+    <w:lsdException w:name="index 1" w:semiHidden="1" w:unhideWhenUsed="1"/>
+    <w:lsdException w:name="index 2" w:semiHidden="1" w:unhideWhenUsed="1"/>
+    <w:lsdException w:name="index 3" w:semiHidden="1" w:unhideWhenUsed="1"/>
+    <w:lsdException w:name="index 4" w:semiHidden="1" w:unhideWhenUsed="1"/>
+    <w:lsdException w:name="index 5" w:semiHidden="1" w:unhideWhenUsed="1"/>
+    <w:lsdException w:name="index 6" w:semiHidden="1" w:unhideWhenUsed="1"/>
+    <w:lsdException w:name="index 7" w:semiHidden="1" w:unhideWhenUsed="1"/>
+    <w:lsdException w:name="index 8" w:semiHidden="1" w:unhideWhenUsed="1"/>
+    <w:lsdException w:name="index 9" w:semiHidden="1" w:unhideWhenUsed="1"/>
+    <w:lsdException w:name="toc 1" w:semiHidden="1" w:uiPriority="39" w:unhideWhenUsed="1"/>
+    <w:lsdException w:name="toc 2" w:semiHidden="1" w:uiPriority="39" w:unhideWhenUsed="1"/>
+    <w:lsdException w:name="toc 3" w:semiHidden="1" w:uiPriority="39" w:unhideWhenUsed="1"/>
+    <w:lsdException w:name="toc 4" w:semiHidden="1" w:uiPriority="39" w:unhideWhenUsed="1"/>
+    <w:lsdException w:name="toc 5" w:semiHidden="1" w:uiPriority="39" w:unhideWhenUsed="1"/>
+    <w:lsdException w:name="toc 6" w:semiHidden="1" w:uiPriority="39" w:unhideWhenUsed="1"/>
+    <w:lsdException w:name="toc 7" w:semiHidden="1" w:uiPriority="39" w:unhideWhenUsed="1"/>
+    <w:lsdException w:name="toc 8" w:semiHidden="1" w:uiPriority="39" w:unhideWhenUsed="1"/>
+    <w:lsdException w:name="toc 9" w:semiHidden="1" w:uiPriority="39" w:unhideWhenUsed="1"/>
+    <w:lsdException w:name="Normal Indent" w:semiHidden="1" w:unhideWhenUsed="1"/>
+    <w:lsdException w:name="footnote text" w:semiHidden="1" w:unhideWhenUsed="1"/>
+    <w:lsdException w:name="annotation text" w:semiHidden="1" w:unhideWhenUsed="1"/>
+    <w:lsdException w:name="header" w:semiHidden="1" w:unhideWhenUsed="1"/>
+    <w:lsdException w:name="footer" w:semiHidden="1" w:unhideWhenUsed="1"/>
+    <w:lsdException w:name="index heading" w:semiHidden="1" w:unhideWhenUsed="1"/>
+    <w:lsdException w:name="caption" w:semiHidden="1" w:uiPriority="35" w:unhideWhenUsed="1" w:qFormat="1"/>
+    <w:lsdException w:name="table of figures" w:semiHidden="1" w:unhideWhenUsed="1"/>
+    <w:lsdException w:name="envelope address" w:semiHidden="1" w:unhideWhenUsed="1"/>
+    <w:lsdException w:name="envelope return" w:semiHidden="1" w:unhideWhenUsed="1"/>
+    <w:lsdException w:name="footnote reference" w:semiHidden="1" w:unhideWhenUsed="1"/>
+    <w:lsdException w:name="annotation reference" w:semiHidden="1" w:unhideWhenUsed="1"/>
+    <w:lsdException w:name="line number" w:semiHidden="1" w:unhideWhenUsed="1"/>
+    <w:lsdException w:name="page number" w:semiHidden="1" w:unhideWhenUsed="1"/>
+    <w:lsdException w:name="endnote reference" w:semiHidden="1" w:unhideWhenUsed="1"/>
+    <w:lsdException w:name="endnote text" w:semiHidden="1" w:unhideWhenUsed="1"/>
+    <w:lsdException w:name="table of authorities" w:semiHidden="1" w:unhideWhenUsed="1"/>
+    <w:lsdException w:name="macro" w:semiHidden="1" w:unhideWhenUsed="1"/>
+    <w:lsdException w:name="toa heading" w:semiHidden="1" w:unhideWhenUsed="1"/>
+    <w:lsdException w:name="List" w:semiHidden="1" w:unhideWhenUsed="1"/>
+    <w:lsdException w:name="List Bullet" w:semiHidden="1" w:unhideWhenUsed="1"/>
+    <w:lsdException w:name="List Number" w:semiHidden="1" w:unhideWhenUsed="1"/>
+    <w:lsdException w:name="List 2" w:semiHidden="1" w:unhideWhenUsed="1"/>
+    <w:lsdException w:name="List 3" w:semiHidden="1" w:unhideWhenUsed="1"/>
+    <w:lsdException w:name="List 4" w:semiHidden="1" w:unhideWhenUsed="1"/>
+    <w:lsdException w:name="List 5" w:semiHidden="1" w:unhideWhenUsed="1"/>
+    <w:lsdException w:name="List Bullet 2" w:semiHidden="1" w:unhideWhenUsed="1"/>
+    <w:lsdException w:name="List Bullet 3" w:semiHidden="1" w:unhideWhenUsed="1"/>
+    <w:lsdException w:name="List Bullet 4" w:semiHidden="1" w:unhideWhenUsed="1"/>
+    <w:lsdException w:name="List Bullet 5" w:semiHidden="1" w:unhideWhenUsed="1"/>
+    <w:lsdException w:name="List Number 2" w:semiHidden="1" w:unhideWhenUsed="1"/>
+    <w:lsdException w:name="List Number 3" w:semiHidden="1" w:unhideWhenUsed="1"/>
+    <w:lsdException w:name="List Number 4" w:semiHidden="1" w:unhideWhenUsed="1"/>
+    <w:lsdException w:name="List Number 5" w:semiHidden="1" w:unhideWhenUsed="1"/>
+    <w:lsdException w:name="Title" w:uiPriority="10" w:qFormat="1"/>
+    <w:lsdException w:name="Closing" w:semiHidden="1" w:unhideWhenUsed="1"/>
+    <w:lsdException w:name="Signature" w:semiHidden="1" w:unhideWhenUsed="1"/>
+    <w:lsdException w:name="Default Paragraph Font" w:semiHidden="1" w:uiPriority="1" w:unhideWhenUsed="1"/>
+    <w:lsdException w:name="Body Text" w:semiHidden="1" w:unhideWhenUsed="1"/>
+    <w:lsdException w:name="Body Text Indent" w:semiHidden="1" w:unhideWhenUsed="1"/>
+    <w:lsdException w:name="List Continue" w:semiHidden="1" w:unhideWhenUsed="1"/>
+    <w:lsdException w:name="List Continue 2" w:semiHidden="1" w:unhideWhenUsed="1"/>
+    <w:lsdException w:name="List Continue 3" w:semiHidden="1" w:unhideWhenUsed="1"/>
+    <w:lsdException w:name="List Continue 4" w:semiHidden="1" w:unhideWhenUsed="1"/>
+    <w:lsdException w:name="List Continue 5" w:semiHidden="1" w:unhideWhenUsed="1"/>
+    <w:lsdException w:name="Message Header" w:semiHidden="1" w:unhideWhenUsed="1"/>
+    <w:lsdException w:name="Subtitle" w:uiPriority="11" w:qFormat="1"/>
+    <w:lsdException w:name="Salutation" w:semiHidden="1" w:unhideWhenUsed="1"/>
+    <w:lsdException w:name="Date" w:semiHidden="1" w:unhideWhenUsed="1"/>
+    <w:lsdException w:name="Body Text First Indent" w:semiHidden="1" w:unhideWhenUsed="1"/>
+    <w:lsdException w:name="Body Text First Indent 2" w:semiHidden="1" w:unhideWhenUsed="1"/>
+    <w:lsdException w:name="Note Heading" w:semiHidden="1" w:unhideWhenUsed="1"/>
+    <w:lsdException w:name="Body Text 2" w:semiHidden="1" w:unhideWhenUsed="1"/>
+    <w:lsdException w:name="Body Text 3" w:semiHidden="1" w:unhideWhenUsed="1"/>
+    <w:lsdException w:name="Body Text Indent 2" w:semiHidden="1" w:unhideWhenUsed="1"/>
+    <w:lsdException w:name="Body Text Indent 3" w:semiHidden="1" w:unhideWhenUsed="1"/>
+    <w:lsdException w:name="Block Text" w:semiHidden="1" w:unhideWhenUsed="1"/>
+    <w:lsdException w:name="Hyperlink" w:semiHidden="1" w:unhideWhenUsed="1"/>
+    <w:lsdException w:name="FollowedHyperlink" w:semiHidden="1" w:unhideWhenUsed="1"/>
+    <w:lsdException w:name="Strong" w:uiPriority="22" w:qFormat="1"/>
+    <w:lsdException w:name="Emphasis" w:uiPriority="20" w:qFormat="1"/>
+    <w:lsdException w:name="Document Map" w:semiHidden="1" w:unhideWhenUsed="1"/>
+    <w:lsdException w:name="Plain Text" w:semiHidden="1" w:unhideWhenUsed="1"/>
+    <w:lsdException w:name="E-mail Signature" w:semiHidden="1" w:unhideWhenUsed="1"/>
+    <w:lsdException w:name="HTML Top of Form" w:semiHidden="1" w:unhideWhenUsed="1"/>
+    <w:lsdException w:name="HTML Bottom of Form" w:semiHidden="1" w:unhideWhenUsed="1"/>
+    <w:lsdException w:name="Normal (Web)" w:semiHidden="1" w:unhideWhenUsed="1"/>
+    <w:lsdException w:name="HTML Acronym" w:semiHidden="1" w:unhideWhenUsed="1"/>
+    <w:lsdException w:name="HTML Address" w:semiHidden="1" w:unhideWhenUsed="1"/>
+    <w:lsdException w:name="HTML Cite" w:semiHidden="1" w:unhideWhenUsed="1"/>
+    <w:lsdException w:name="HTML Code" w:semiHidden="1" w:unhideWhenUsed="1"/>
+    <w:lsdException w:name="HTML Definition" w:semiHidden="1" w:unhideWhenUsed="1"/>
+    <w:lsdException w:name="HTML Keyboard" w:semiHidden="1" w:unhideWhenUsed="1"/>
+    <w:lsdException w:name="HTML Preformatted" w:semiHidden="1" w:unhideWhenUsed="1"/>
+    <w:lsdException w:name="HTML Sample" w:semiHidden="1" w:unhideWhenUsed="1"/>
+    <w:lsdException w:name="HTML Typewriter" w:semiHidden="1" w:unhideWhenUsed="1"/>
+    <w:lsdException w:name="HTML Variable" w:semiHidden="1" w:unhideWhenUsed="1"/>
+    <w:lsdException w:name="Normal Table" w:semiHidden="1" w:unhideWhenUsed="1"/>
+    <w:lsdException w:name="annotation subject" w:semiHidden="1" w:unhideWhenUsed="1"/>
+    <w:lsdException w:name="No List" w:semiHidden="1" w:unhideWhenUsed="1"/>
+    <w:lsdException w:name="Outline List 1" w:semiHidden="1" w:unhideWhenUsed="1"/>
+    <w:lsdException w:name="Outline List 2" w:semiHidden="1" w:unhideWhenUsed="1"/>
+    <w:lsdException w:name="Outline List 3" w:semiHidden="1" w:unhideWhenUsed="1"/>
+    <w:lsdException w:name="Table Simple 1" w:semiHidden="1" w:unhideWhenUsed="1"/>
+    <w:lsdException w:name="Table Simple 2" w:semiHidden="1" w:unhideWhenUsed="1"/>
+    <w:lsdException w:name="Table Simple 3" w:semiHidden="1" w:unhideWhenUsed="1"/>
+    <w:lsdException w:name="Table Classic 1" w:semiHidden="1" w:unhideWhenUsed="1"/>
+    <w:lsdException w:name="Table Classic 2" w:semiHidden="1" w:unhideWhenUsed="1"/>
+    <w:lsdException w:name="Table Classic 3" w:semiHidden="1" w:unhideWhenUsed="1"/>
+    <w:lsdException w:name="Table Classic 4" w:semiHidden="1" w:unhideWhenUsed="1"/>
+    <w:lsdException w:name="Table Colorful 1" w:semiHidden="1" w:unhideWhenUsed="1"/>
+    <w:lsdException w:name="Table Colorful 2" w:semiHidden="1" w:unhideWhenUsed="1"/>
+    <w:lsdException w:name="Table Colorful 3" w:semiHidden="1" w:unhideWhenUsed="1"/>
+    <w:lsdException w:name="Table Columns 1" w:semiHidden="1" w:unhideWhenUsed="1"/>
+    <w:lsdException w:name="Table Columns 2" w:semiHidden="1" w:unhideWhenUsed="1"/>
+    <w:lsdException w:name="Table Columns 3" w:semiHidden="1" w:unhideWhenUsed="1"/>
+    <w:lsdException w:name="Table Columns 4" w:semiHidden="1" w:unhideWhenUsed="1"/>
+    <w:lsdException w:name="Table Columns 5" w:semiHidden="1" w:unhideWhenUsed="1"/>
+    <w:lsdException w:name="Table Grid 1" w:semiHidden="1" w:unhideWhenUsed="1"/>
+    <w:lsdException w:name="Table Grid 2" w:semiHidden="1" w:unhideWhenUsed="1"/>
+    <w:lsdException w:name="Table Grid 3" w:semiHidden="1" w:unhideWhenUsed="1"/>
+    <w:lsdException w:name="Table Grid 4" w:semiHidden="1" w:unhideWhenUsed="1"/>
+    <w:lsdException w:name="Table Grid 5" w:semiHidden="1" w:unhideWhenUsed="1"/>
+    <w:lsdException w:name="Table Grid 6" w:semiHidden="1" w:unhideWhenUsed="1"/>
+    <w:lsdException w:name="Table Grid 7" w:semiHidden="1" w:unhideWhenUsed="1"/>
+    <w:lsdException w:name="Table Grid 8" w:semiHidden="1" w:unhideWhenUsed="1"/>
+    <w:lsdException w:name="Table List 1" w:semiHidden="1" w:unhideWhenUsed="1"/>
+    <w:lsdException w:name="Table List 2" w:semiHidden="1" w:unhideWhenUsed="1"/>
+    <w:lsdException w:name="Table List 3" w:semiHidden="1" w:unhideWhenUsed="1"/>
+    <w:lsdException w:name="Table List 4" w:semiHidden="1" w:unhideWhenUsed="1"/>
+    <w:lsdException w:name="Table List 5" w:semiHidden="1" w:unhideWhenUsed="1"/>
+    <w:lsdException w:name="Table List 6" w:semiHidden="1" w:unhideWhenUsed="1"/>
+    <w:lsdException w:name="Table List 7" w:semiHidden="1" w:unhideWhenUsed="1"/>
+    <w:lsdException w:name="Table List 8" w:semiHidden="1" w:unhideWhenUsed="1"/>
+    <w:lsdException w:name="Table 3D effects 1" w:semiHidden="1" w:unhideWhenUsed="1"/>
+    <w:lsdException w:name="Table 3D effects 2" w:semiHidden="1" w:unhideWhenUsed="1"/>
+    <w:lsdException w:name="Table 3D effects 3" w:semiHidden="1" w:unhideWhenUsed="1"/>
+    <w:lsdException w:name="Table Contemporary" w:semiHidden="1" w:unhideWhenUsed="1"/>
+    <w:lsdException w:name="Table Elegant" w:semiHidden="1" w:unhideWhenUsed="1"/>
+    <w:lsdException w:name="Table Professional" w:semiHidden="1" w:unhideWhenUsed="1"/>
+    <w:lsdException w:name="Table Subtle 1" w:semiHidden="1" w:unhideWhenUsed="1"/>
+    <w:lsdException w:name="Table Subtle 2" w:semiHidden="1" w:unhideWhenUsed="1"/>
+    <w:lsdException w:name="Table Web 1" w:semiHidden="1" w:unhideWhenUsed="1"/>
+    <w:lsdException w:name="Table Web 2" w:semiHidden="1" w:unhideWhenUsed="1"/>
+    <w:lsdException w:name="Table Web 3" w:semiHidden="1" w:unhideWhenUsed="1"/>
+    <w:lsdException w:name="Balloon Text" w:semiHidden="1" w:unhideWhenUsed="1"/>
+    <w:lsdException w:name="Table Grid" w:uiPriority="39"/>
+    <w:lsdException w:name="Table Theme" w:semiHidden="1" w:unhideWhenUsed="1"/>
+    <w:lsdException w:name="Placeholder Text" w:semiHidden="1"/>
+    <w:lsdException w:name="No Spacing" w:uiPriority="1" w:qFormat="1"/>
+    <w:lsdException w:name="Light Shading" w:uiPriority="60"/>
+    <w:lsdException w:name="Light List" w:uiPriority="61"/>
+    <w:lsdException w:name="Light Grid" w:uiPriority="62"/>
+    <w:lsdException w:name="Medium Shading 1" w:uiPriority="63"/>
+    <w:lsdException w:name="Medium Shading 2" w:uiPriority="64"/>
+    <w:lsdException w:name="Medium List 1" w:uiPriority="65"/>
+    <w:lsdException w:name="Medium List 2" w:uiPriority="66"/>
+    <w:lsdException w:name="Medium Grid 1" w:uiPriority="67"/>
+    <w:lsdException w:name="Medium Grid 2" w:uiPriority="68"/>
+    <w:lsdException w:name="Medium Grid 3" w:uiPriority="69"/>
+    <w:lsdException w:name="Dark List" w:uiPriority="70"/>
+    <w:lsdException w:name="Colorful Shading" w:uiPriority="71"/>
+    <w:lsdException w:name="Colorful List" w:uiPriority="72"/>
+    <w:lsdException w:name="Colorful Grid" w:uiPriority="73"/>
+    <w:lsdException w:name="Light Shading Accent 1" w:uiPriority="60"/>
+    <w:lsdException w:name="Light List Accent 1" w:uiPriority="61"/>
+    <w:lsdException w:name="Light Grid Accent 1" w:uiPriority="62"/>
+    <w:lsdException w:name="Medium Shading 1 Accent 1" w:uiPriority="63"/>
+    <w:lsdException w:name="Medium Shading 2 Accent 1" w:uiPriority="64"/>
+    <w:lsdException w:name="Medium List 1 Accent 1" w:uiPriority="65"/>
+    <w:lsdException w:name="Revision" w:semiHidden="1"/>
+    <w:lsdException w:name="List Paragraph" w:uiPriority="34" w:qFormat="1"/>
+    <w:lsdException w:name="Quote" w:uiPriority="29" w:qFormat="1"/>
+    <w:lsdException w:name="Intense Quote" w:uiPriority="30" w:qFormat="1"/>
+    <w:lsdException w:name="Medium List 2 Accent 1" w:uiPriority="66"/>
+    <w:lsdException w:name="Medium Grid 1 Accent 1" w:uiPriority="67"/>
+    <w:lsdException w:name="Medium Grid 2 Accent 1" w:uiPriority="68"/>
+    <w:lsdException w:name="Medium Grid 3 Accent 1" w:uiPriority="69"/>
+    <w:lsdException w:name="Dark List Accent 1" w:uiPriority="70"/>
+    <w:lsdException w:name="Colorful Shading Accent 1" w:uiPriority="71"/>
+    <w:lsdException w:name="Colorful List Accent 1" w:uiPriority="72"/>
+    <w:lsdException w:name="Colorful Grid Accent 1" w:uiPriority="73"/>
+    <w:lsdException w:name="Light Shading Accent 2" w:uiPriority="60"/>
+    <w:lsdException w:name="Light List Accent 2" w:uiPriority="61"/>
+    <w:lsdException w:name="Light Grid Accent 2" w:uiPriority="62"/>
+    <w:lsdException w:name="Medium Shading 1 Accent 2" w:uiPriority="63"/>
+    <w:lsdException w:name="Medium Shading 2 Accent 2" w:uiPriority="64"/>
+    <w:lsdException w:name="Medium List 1 Accent 2" w:uiPriority="65"/>
+    <w:lsdException w:name="Medium List 2 Accent 2" w:uiPriority="66"/>
+    <w:lsdException w:name="Medium Grid 1 Accent 2" w:uiPriority="67"/>
+    <w:lsdException w:name="Medium Grid 2 Accent 2" w:uiPriority="68"/>
+    <w:lsdException w:name="Medium Grid 3 Accent 2" w:uiPriority="69"/>
+    <w:lsdException w:name="Dark List Accent 2" w:uiPriority="70"/>
+    <w:lsdException w:name="Colorful Shading Accent 2" w:uiPriority="71"/>
+    <w:lsdException w:name="Colorful List Accent 2" w:uiPriority="72"/>
+    <w:lsdException w:name="Colorful Grid Accent 2" w:uiPriority="73"/>
+    <w:lsdException w:name="Light Shading Accent 3" w:uiPriority="60"/>
+    <w:lsdException w:name="Light List Accent 3" w:uiPriority="61"/>
+    <w:lsdException w:name="Light Grid Accent 3" w:uiPriority="62"/>
+    <w:lsdException w:name="Medium Shading 1 Accent 3" w:uiPriority="63"/>
+    <w:lsdException w:name="Medium Shading 2 Accent 3" w:uiPriority="64"/>
+    <w:lsdException w:name="Medium List 1 Accent 3" w:uiPriority="65"/>
+    <w:lsdException w:name="Medium List 2 Accent 3" w:uiPriority="66"/>
+    <w:lsdException w:name="Medium Grid 1 Accent 3" w:uiPriority="67"/>
+    <w:lsdException w:name="Medium Grid 2 Accent 3" w:uiPriority="68"/>
+    <w:lsdException w:name="Medium Grid 3 Accent 3" w:uiPriority="69"/>
+    <w:lsdException w:name="Dark List Accent 3" w:uiPriority="70"/>
+    <w:lsdException w:name="Colorful Shading Accent 3" w:uiPriority="71"/>
+    <w:lsdException w:name="Colorful List Accent 3" w:uiPriority="72"/>
+    <w:lsdException w:name="Colorful Grid Accent 3" w:uiPriority="73"/>
+    <w:lsdException w:name="Light Shading Accent 4" w:uiPriority="60"/>
+    <w:lsdException w:name="Light List Accent 4" w:uiPriority="61"/>
+    <w:lsdException w:name="Light Grid Accent 4" w:uiPriority="62"/>
+    <w:lsdException w:name="Medium Shading 1 Accent 4" w:uiPriority="63"/>
+    <w:lsdException w:name="Medium Shading 2 Accent 4" w:uiPriority="64"/>
+    <w:lsdException w:name="Medium List 1 Accent 4" w:uiPriority="65"/>
+    <w:lsdException w:name="Medium List 2 Accent 4" w:uiPriority="66"/>
+    <w:lsdException w:name="Medium Grid 1 Accent 4" w:uiPriority="67"/>
+    <w:lsdException w:name="Medium Grid 2 Accent 4" w:uiPriority="68"/>
+    <w:lsdException w:name="Medium Grid 3 Accent 4" w:uiPriority="69"/>
+    <w:lsdException w:name="Dark List Accent 4" w:uiPriority="70"/>
+    <w:lsdException w:name="Colorful Shading Accent 4" w:uiPriority="71"/>
+    <w:lsdException w:name="Colorful List Accent 4" w:uiPriority="72"/>
+    <w:lsdException w:name="Colorful Grid Accent 4" w:uiPriority="73"/>
+    <w:lsdException w:name="Light Shading Accent 5" w:uiPriority="60"/>
+    <w:lsdException w:name="Light List Accent 5" w:uiPriority="61"/>
+    <w:lsdException w:name="Light Grid Accent 5" w:uiPriority="62"/>
+    <w:lsdException w:name="Medium Shading 1 Accent 5" w:uiPriority="63"/>
+    <w:lsdException w:name="Medium Shading 2 Accent 5" w:uiPriority="64"/>
+    <w:lsdException w:name="Medium List 1 Accent 5" w:uiPriority="65"/>
+    <w:lsdException w:name="Medium List 2 Accent 5" w:uiPriority="66"/>
+    <w:lsdException w:name="Medium Grid 1 Accent 5" w:uiPriority="67"/>
+    <w:lsdException w:name="Medium Grid 2 Accent 5" w:uiPriority="68"/>
+    <w:lsdException w:name="Medium Grid 3 Accent 5" w:uiPriority="69"/>
+    <w:lsdException w:name="Dark List Accent 5" w:uiPriority="70"/>
+    <w:lsdException w:name="Colorful Shading Accent 5" w:uiPriority="71"/>
+    <w:lsdException w:name="Colorful List Accent 5" w:uiPriority="72"/>
+    <w:lsdException w:name="Colorful Grid Accent 5" w:uiPriority="73"/>
+    <w:lsdException w:name="Light Shading Accent 6" w:uiPriority="60"/>
+    <w:lsdException w:name="Light List Accent 6" w:uiPriority="61"/>
+    <w:lsdException w:name="Light Grid Accent 6" w:uiPriority="62"/>
+    <w:lsdException w:name="Medium Shading 1 Accent 6" w:uiPriority="63"/>
+    <w:lsdException w:name="Medium Shading 2 Accent 6" w:uiPriority="64"/>
+    <w:lsdException w:name="Medium List 1 Accent 6" w:uiPriority="65"/>
+    <w:lsdException w:name="Medium List 2 Accent 6" w:uiPriority="66"/>
+    <w:lsdException w:name="Medium Grid 1 Accent 6" w:uiPriority="67"/>
+    <w:lsdException w:name="Medium Grid 2 Accent 6" w:uiPriority="68"/>
+    <w:lsdException w:name="Medium Grid 3 Accent 6" w:uiPriority="69"/>
+    <w:lsdException w:name="Dark List Accent 6" w:uiPriority="70"/>
+    <w:lsdException w:name="Colorful Shading Accent 6" w:uiPriority="71"/>
+    <w:lsdException w:name="Colorful List Accent 6" w:uiPriority="72"/>
+    <w:lsdException w:name="Colorful Grid Accent 6" w:uiPriority="73"/>
+    <w:lsdException w:name="Subtle Emphasis" w:uiPriority="19" w:qFormat="1"/>
+    <w:lsdException w:name="Intense Emphasis" w:uiPriority="21" w:qFormat="1"/>
+    <w:lsdException w:name="Subtle Reference" w:uiPriority="31" w:qFormat="1"/>
+    <w:lsdException w:name="Intense Reference" w:uiPriority="32" w:qFormat="1"/>
+    <w:lsdException w:name="Book Title" w:uiPriority="33" w:qFormat="1"/>
+    <w:lsdException w:name="Bibliography" w:semiHidden="1" w:uiPriority="37" w:unhideWhenUsed="1"/>
+    <w:lsdException w:name="TOC Heading" w:semiHidden="1" w:uiPriority="39" w:unhideWhenUsed="1" w:qFormat="1"/>
+    <w:lsdException w:name="Plain Table 1" w:uiPriority="41"/>
+    <w:lsdException w:name="Plain Table 2" w:uiPriority="42"/>
+    <w:lsdException w:name="Plain Table 3" w:uiPriority="43"/>
+    <w:lsdException w:name="Plain Table 4" w:uiPriority="44"/>
+    <w:lsdException w:name="Plain Table 5" w:uiPriority="45"/>
+    <w:lsdException w:name="Grid Table Light" w:uiPriority="40"/>
+    <w:lsdException w:name="Grid Table 1 Light" w:uiPriority="46"/>
+    <w:lsdException w:name="Grid Table 2" w:uiPriority="47"/>
+    <w:lsdException w:name="Grid Table 3" w:uiPriority="48"/>
+    <w:lsdException w:name="Grid Table 4" w:uiPriority="49"/>
+    <w:lsdException w:name="Grid Table 5 Dark" w:uiPriority="50"/>
+    <w:lsdException w:name="Grid Table 6 Colorful" w:uiPriority="51"/>
+    <w:lsdException w:name="Grid Table 7 Colorful" w:uiPriority="52"/>
+    <w:lsdException w:name="Grid Table 1 Light Accent 1" w:uiPriority="46"/>
+    <w:lsdException w:name="Grid Table 2 Accent 1" w:uiPriority="47"/>
+    <w:lsdException w:name="Grid Table 3 Accent 1" w:uiPriority="48"/>
+    <w:lsdException w:name="Grid Table 4 Accent 1" w:uiPriority="49"/>
+    <w:lsdException w:name="Grid Table 5 Dark Accent 1" w:uiPriority="50"/>
+    <w:lsdException w:name="Grid Table 6 Colorful Accent 1" w:uiPriority="51"/>
+    <w:lsdException w:name="Grid Table 7 Colorful Accent 1" w:uiPriority="52"/>
+    <w:lsdException w:name="Grid Table 1 Light Accent 2" w:uiPriority="46"/>
+    <w:lsdException w:name="Grid Table 2 Accent 2" w:uiPriority="47"/>
+    <w:lsdException w:name="Grid Table 3 Accent 2" w:uiPriority="48"/>
+    <w:lsdException w:name="Grid Table 4 Accent 2" w:uiPriority="49"/>
+    <w:lsdException w:name="Grid Table 5 Dark Accent 2" w:uiPriority="50"/>
+    <w:lsdException w:name="Grid Table 6 Colorful Accent 2" w:uiPriority="51"/>
+    <w:lsdException w:name="Grid Table 7 Colorful Accent 2" w:uiPriority="52"/>
+    <w:lsdException w:name="Grid Table 1 Light Accent 3" w:uiPriority="46"/>
+    <w:lsdException w:name="Grid Table 2 Accent 3" w:uiPriority="47"/>
+    <w:lsdException w:name="Grid Table 3 Accent 3" w:uiPriority="48"/>
+    <w:lsdException w:name="Grid Table 4 Accent 3" w:uiPriority="49"/>
+    <w:lsdException w:name="Grid Table 5 Dark Accent 3" w:uiPriority="50"/>
+    <w:lsdException w:name="Grid Table 6 Colorful Accent 3" w:uiPriority="51"/>
+    <w:lsdException w:name="Grid Table 7 Colorful Accent 3" w:uiPriority="52"/>
+    <w:lsdException w:name="Grid Table 1 Light Accent 4" w:uiPriority="46"/>
+    <w:lsdException w:name="Grid Table 2 Accent 4" w:uiPriority="47"/>
+    <w:lsdException w:name="Grid Table 3 Accent 4" w:uiPriority="48"/>
+    <w:lsdException w:name="Grid Table 4 Accent 4" w:uiPriority="49"/>
+    <w:lsdException w:name="Grid Table 5 Dark Accent 4" w:uiPriority="50"/>
+    <w:lsdException w:name="Grid Table 6 Colorful Accent 4" w:uiPriority="51"/>
+    <w:lsdException w:name="Grid Table 7 Colorful Accent 4" w:uiPriority="52"/>
+    <w:lsdException w:name="Grid Table 1 Light Accent 5" w:uiPriority="46"/>
+    <w:lsdException w:name="Grid Table 2 Accent 5" w:uiPriority="47"/>
+    <w:lsdException w:name="Grid Table 3 Accent 5" w:uiPriority="48"/>
+    <w:lsdException w:name="Grid Table 4 Accent 5" w:uiPriority="49"/>
+    <w:lsdException w:name="Grid Table 5 Dark Accent 5" w:uiPriority="50"/>
+    <w:lsdException w:name="Grid Table 6 Colorful Accent 5" w:uiPriority="51"/>
+    <w:lsdException w:name="Grid Table 7 Colorful Accent 5" w:uiPriority="52"/>
+    <w:lsdException w:name="Grid Table 1 Light Accent 6" w:uiPriority="46"/>
+    <w:lsdException w:name="Grid Table 2 Accent 6" w:uiPriority="47"/>
+    <w:lsdException w:name="Grid Table 3 Accent 6" w:uiPriority="48"/>
+    <w:lsdException w:name="Grid Table 4 Accent 6" w:uiPriority="49"/>
+    <w:lsdException w:name="Grid Table 5 Dark Accent 6" w:uiPriority="50"/>
+    <w:lsdException w:name="Grid Table 6 Colorful Accent 6" w:uiPriority="51"/>
+    <w:lsdException w:name="Grid Table 7 Colorful Accent 6" w:uiPriority="52"/>
+    <w:lsdException w:name="List Table 1 Light" w:uiPriority="46"/>
+    <w:lsdException w:name="List Table 2" w:uiPriority="47"/>
+    <w:lsdException w:name="List Table 3" w:uiPriority="48"/>
+    <w:lsdException w:name="List Table 4" w:uiPriority="49"/>
+    <w:lsdException w:name="List Table 5 Dark" w:uiPriority="50"/>
+    <w:lsdException w:name="List Table 6 Colorful" w:uiPriority="51"/>
+    <w:lsdException w:name="List Table 7 Colorful" w:uiPriority="52"/>
+    <w:lsdException w:name="List Table 1 Light Accent 1" w:uiPriority="46"/>
+    <w:lsdException w:name="List Table 2 Accent 1" w:uiPriority="47"/>
+    <w:lsdException w:name="List Table 3 Accent 1" w:uiPriority="48"/>
+    <w:lsdException w:name="List Table 4 Accent 1" w:uiPriority="49"/>
+    <w:lsdException w:name="List Table 5 Dark Accent 1" w:uiPriority="50"/>
+    <w:lsdException w:name="List Table 6 Colorful Accent 1" w:uiPriority="51"/>
+    <w:lsdException w:name="List Table 7 Colorful Accent 1" w:uiPriority="52"/>
+    <w:lsdException w:name="List Table 1 Light Accent 2" w:uiPriority="46"/>
+    <w:lsdException w:name="List Table 2 Accent 2" w:uiPriority="47"/>
+    <w:lsdException w:name="List Table 3 Accent 2" w:uiPriority="48"/>
+    <w:lsdException w:name="List Table 4 Accent 2" w:uiPriority="49"/>
+    <w:lsdException w:name="List Table 5 Dark Accent 2" w:uiPriority="50"/>
+    <w:lsdException w:name="List Table 6 Colorful Accent 2" w:uiPriority="51"/>
+    <w:lsdException w:name="List Table 7 Colorful Accent 2" w:uiPriority="52"/>
+    <w:lsdException w:name="List Table 1 Light Accent 3" w:uiPriority="46"/>
+    <w:lsdException w:name="List Table 2 Accent 3" w:uiPriority="47"/>
+    <w:lsdException w:name="List Table 3 Accent 3" w:uiPriority="48"/>
+    <w:lsdException w:name="List Table 4 Accent 3" w:uiPriority="49"/>
+    <w:lsdException w:name="List Table 5 Dark Accent 3" w:uiPriority="50"/>
+    <w:lsdException w:name="List Table 6 Colorful Accent 3" w:uiPriority="51"/>
+    <w:lsdException w:name="List Table 7 Colorful Accent 3" w:uiPriority="52"/>
+    <w:lsdException w:name="List Table 1 Light Accent 4" w:uiPriority="46"/>
+    <w:lsdException w:name="List Table 2 Accent 4" w:uiPriority="47"/>
+    <w:lsdException w:name="List Table 3 Accent 4" w:uiPriority="48"/>
+    <w:lsdException w:name="List Table 4 Accent 4" w:uiPriority="49"/>
+    <w:lsdException w:name="List Table 5 Dark Accent 4" w:uiPriority="50"/>
+    <w:lsdException w:name="List Table 6 Colorful Accent 4" w:uiPriority="51"/>
+    <w:lsdException w:name="List Table 7 Colorful Accent 4" w:uiPriority="52"/>
+    <w:lsdException w:name="List Table 1 Light Accent 5" w:uiPriority="46"/>
+    <w:lsdException w:name="List Table 2 Accent 5" w:uiPriority="47"/>
+    <w:lsdException w:name="List Table 3 Accent 5" w:uiPriority="48"/>
+    <w:lsdException w:name="List Table 4 Accent 5" w:uiPriority="49"/>
+    <w:lsdException w:name="List Table 5 Dark Accent 5" w:uiPriority="50"/>
+    <w:lsdException w:name="List Table 6 Colorful Accent 5" w:uiPriority="51"/>
+    <w:lsdException w:name="List Table 7 Colorful Accent 5" w:uiPriority="52"/>
+    <w:lsdException w:name="List Table 1 Light Accent 6" w:uiPriority="46"/>
+    <w:lsdException w:name="List Table 2 Accent 6" w:uiPriority="47"/>
+    <w:lsdException w:name="List Table 3 Accent 6" w:uiPriority="48"/>
+    <w:lsdException w:name="List Table 4 Accent 6" w:uiPriority="49"/>
+    <w:lsdException w:name="List Table 5 Dark Accent 6" w:uiPriority="50"/>
+    <w:lsdException w:name="List Table 6 Colorful Accent 6" w:uiPriority="51"/>
+    <w:lsdException w:name="List Table 7 Colorful Accent 6" w:uiPriority="52"/>
+    <w:lsdException w:name="Mention" w:semiHidden="1" w:unhideWhenUsed="1"/>
+    <w:lsdException w:name="Smart Hyperlink" w:semiHidden="1" w:unhideWhenUsed="1"/>
+    <w:lsdException w:name="Hashtag" w:semiHidden="1" w:unhideWhenUsed="1"/>
+    <w:lsdException w:name="Unresolved Mention" w:semiHidden="1" w:unhideWhenUsed="1"/>
+    <w:lsdException w:name="Smart Link" w:semiHidden="1" w:unhideWhenUsed="1"/>
+  </w:latentStyles>
+  <w:style w:type="paragraph" w:default="1" w:styleId="a">
     <w:name w:val="Normal"/>
-    <w:next w:val="Normal"/>
-    <w:pPr/>
+    <w:qFormat/>
     <w:rPr>
-      <w:sz w:val="24"/>
-      <w:szCs w:val="24"/>
-      <w:lang w:val="en-US" w:eastAsia="en-US" w:bidi="ar-SA"/>
+      <w:rFonts w:cs="Arial Unicode MS"/>
+      <w:color w:val="000000"/>
+      <w:u w:color="000000"/>
     </w:rPr>
   </w:style>
-  <w:style w:type="character" w:default="1" w:styleId="Default Paragraph Font">
+  <w:style w:type="paragraph" w:styleId="4">
+    <w:name w:val="heading 4"/>
+    <w:uiPriority w:val="9"/>
+    <w:unhideWhenUsed/>
+    <w:qFormat/>
+    <w:pPr>
+      <w:outlineLvl w:val="3"/>
+    </w:pPr>
+    <w:rPr>
+      <w:rFonts w:cs="Arial Unicode MS"/>
+      <w:i/>
+      <w:iCs/>
+      <w:color w:val="2E74B5"/>
+      <w:u w:color="2E74B5"/>
+    </w:rPr>
+  </w:style>
+  <w:style w:type="character" w:default="1" w:styleId="a0">
     <w:name w:val="Default Paragraph Font"/>
-    <w:next w:val="Default Paragraph Font"/>
+    <w:uiPriority w:val="1"/>
+    <w:unhideWhenUsed/>
   </w:style>
-  <w:style w:type="character" w:styleId="Hyperlink">
+  <w:style w:type="table" w:default="1" w:styleId="a1">
+    <w:name w:val="Normal Table"/>
+    <w:uiPriority w:val="99"/>
+    <w:semiHidden/>
+    <w:unhideWhenUsed/>
+    <w:tblPr>
+      <w:tblInd w:w="0" w:type="dxa"/>
+      <w:tblCellMar>
+        <w:top w:w="0" w:type="dxa"/>
+        <w:left w:w="108" w:type="dxa"/>
+        <w:bottom w:w="0" w:type="dxa"/>
+        <w:right w:w="108" w:type="dxa"/>
+      </w:tblCellMar>
+    </w:tblPr>
+  </w:style>
+  <w:style w:type="numbering" w:default="1" w:styleId="a2">
+    <w:name w:val="No List"/>
+    <w:uiPriority w:val="99"/>
+    <w:semiHidden/>
+    <w:unhideWhenUsed/>
+  </w:style>
+  <w:style w:type="character" w:styleId="a3">
     <w:name w:val="Hyperlink"/>
     <w:rPr>
       <w:u w:val="single"/>
     </w:rPr>
   </w:style>
-  <w:style w:type="table" w:default="1" w:styleId="Table Normal">
+  <w:style w:type="table" w:customStyle="1" w:styleId="TableNormal">
     <w:name w:val="Table Normal"/>
-    <w:next w:val="Table Normal"/>
-    <w:pPr/>
     <w:tblPr>
       <w:tblInd w:w="0" w:type="dxa"/>
+      <w:tblCellMar>
+        <w:top w:w="0" w:type="dxa"/>
+        <w:left w:w="0" w:type="dxa"/>
+        <w:bottom w:w="0" w:type="dxa"/>
+        <w:right w:w="0" w:type="dxa"/>
+      </w:tblCellMar>
     </w:tblPr>
-    <w:trPr/>
-    <w:tcPr/>
-    <w:tblStylePr w:type="firstRow"/>
-    <w:tblStylePr w:type="lastRow"/>
-    <w:tblStylePr w:type="firstCol"/>
-    <w:tblStylePr w:type="lastCol"/>
-    <w:tblStylePr w:type="band1Vert"/>
-    <w:tblStylePr w:type="band2Vert"/>
-    <w:tblStylePr w:type="band1Horz"/>
-    <w:tblStylePr w:type="band2Horz"/>
-    <w:tblStylePr w:type="neCell"/>
-    <w:tblStylePr w:type="nwCell"/>
-    <w:tblStylePr w:type="seCell"/>
-    <w:tblStylePr w:type="swCell"/>
   </w:style>
-  <w:style w:type="numbering" w:default="1" w:styleId="No List">
-    <w:name w:val="No List"/>
-    <w:next w:val="No List"/>
-    <w:pPr/>
-  </w:style>
-  <w:style w:type="paragraph" w:styleId="header">
+  <w:style w:type="paragraph" w:styleId="a4">
     <w:name w:val="header"/>
-    <w:next w:val="header"/>
     <w:pPr>
-      <w:keepNext w:val="0"/>
-      <w:keepLines w:val="0"/>
-      <w:pageBreakBefore w:val="0"/>
-      <w:widowControl w:val="1"/>
-      <w:shd w:val="clear" w:color="auto" w:fill="auto"/>
       <w:tabs>
         <w:tab w:val="center" w:pos="4677"/>
         <w:tab w:val="right" w:pos="9355"/>
       </w:tabs>
-      <w:suppressAutoHyphens w:val="0"/>
-      <w:bidi w:val="0"/>
-      <w:spacing w:before="0" w:after="0" w:line="240" w:lineRule="auto"/>
-      <w:ind w:left="0" w:right="0" w:firstLine="0"/>
-      <w:jc w:val="left"/>
-      <w:outlineLvl w:val="9"/>
     </w:pPr>
     <w:rPr>
-      <w:rFonts w:ascii="Times New Roman" w:cs="Arial Unicode MS" w:hAnsi="Times New Roman" w:eastAsia="Arial Unicode MS"/>
-      <w:b w:val="0"/>
-      <w:bCs w:val="0"/>
-      <w:i w:val="0"/>
-      <w:iCs w:val="0"/>
-      <w:caps w:val="0"/>
-      <w:smallCaps w:val="0"/>
-      <w:strike w:val="0"/>
-      <w:dstrike w:val="0"/>
-      <w:outline w:val="0"/>
+      <w:rFonts w:cs="Arial Unicode MS"/>
       <w:color w:val="000000"/>
-      <w:spacing w:val="0"/>
-      <w:kern w:val="0"/>
-      <w:position w:val="0"/>
-      <w:sz w:val="20"/>
-      <w:szCs w:val="20"/>
-      <w:u w:val="none" w:color="000000"/>
-      <w:shd w:val="nil" w:color="auto" w:fill="auto"/>
-      <w:vertAlign w:val="baseline"/>
-      <w:lang w:val="ru-RU"/>
-      <w14:textFill>
-        <w14:solidFill>
-          <w14:srgbClr w14:val="000000"/>
-        </w14:solidFill>
-      </w14:textFill>
+      <w:u w:color="000000"/>
     </w:rPr>
   </w:style>
-  <w:style w:type="paragraph" w:styleId="Caption">
-    <w:name w:val="Caption"/>
-    <w:next w:val="Caption"/>
+  <w:style w:type="paragraph" w:styleId="a5">
+    <w:name w:val="caption"/>
     <w:pPr>
-      <w:keepNext w:val="0"/>
-      <w:keepLines w:val="0"/>
-      <w:pageBreakBefore w:val="0"/>
-      <w:widowControl w:val="1"/>
-      <w:shd w:val="clear" w:color="auto" w:fill="auto"/>
-      <w:suppressAutoHyphens w:val="1"/>
-      <w:bidi w:val="0"/>
-      <w:spacing w:before="0" w:after="0" w:line="240" w:lineRule="auto"/>
-      <w:ind w:left="0" w:right="0" w:firstLine="0"/>
-      <w:jc w:val="left"/>
+      <w:suppressAutoHyphens/>
       <w:outlineLvl w:val="0"/>
     </w:pPr>
     <w:rPr>
-      <w:rFonts w:ascii="Calibri" w:cs="Arial Unicode MS" w:hAnsi="Calibri" w:eastAsia="Arial Unicode MS"/>
-      <w:b w:val="0"/>
-      <w:bCs w:val="0"/>
-      <w:i w:val="0"/>
-      <w:iCs w:val="0"/>
-      <w:caps w:val="0"/>
-      <w:smallCaps w:val="0"/>
-      <w:strike w:val="0"/>
-      <w:dstrike w:val="0"/>
-      <w:outline w:val="0"/>
+      <w:rFonts w:ascii="Calibri" w:hAnsi="Calibri" w:cs="Arial Unicode MS"/>
       <w:color w:val="000000"/>
-      <w:spacing w:val="0"/>
-      <w:kern w:val="0"/>
-      <w:position w:val="0"/>
       <w:sz w:val="36"/>
       <w:szCs w:val="36"/>
-      <w:u w:val="none"/>
-      <w:shd w:val="nil" w:color="auto" w:fill="auto"/>
-      <w:vertAlign w:val="baseline"/>
-      <w14:textOutline w14:w="12700" w14:cap="flat">
+      <w14:textOutline w14:w="12700" w14:cap="flat" w14:cmpd="sng" w14:algn="ctr">
         <w14:noFill/>
+        <w14:prstDash w14:val="solid"/>
         <w14:miter w14:lim="400000"/>
       </w14:textOutline>
-      <w14:textFill>
-        <w14:solidFill>
-          <w14:srgbClr w14:val="000000"/>
-        </w14:solidFill>
-      </w14:textFill>
     </w:rPr>
   </w:style>
-  <w:style w:type="paragraph" w:styleId="Header &amp; Footer">
+  <w:style w:type="paragraph" w:customStyle="1" w:styleId="HeaderFooter">
     <w:name w:val="Header &amp; Footer"/>
-    <w:next w:val="Header &amp; Footer"/>
     <w:pPr>
-      <w:keepNext w:val="0"/>
-      <w:keepLines w:val="0"/>
-      <w:pageBreakBefore w:val="0"/>
-      <w:widowControl w:val="1"/>
-      <w:shd w:val="clear" w:color="auto" w:fill="auto"/>
       <w:tabs>
         <w:tab w:val="right" w:pos="9020"/>
       </w:tabs>
-      <w:suppressAutoHyphens w:val="0"/>
-      <w:bidi w:val="0"/>
-      <w:spacing w:before="0" w:after="0" w:line="240" w:lineRule="auto"/>
-      <w:ind w:left="0" w:right="0" w:firstLine="0"/>
-      <w:jc w:val="left"/>
-      <w:outlineLvl w:val="9"/>
     </w:pPr>
     <w:rPr>
-      <w:rFonts w:ascii="Helvetica Neue" w:cs="Helvetica Neue" w:hAnsi="Helvetica Neue" w:eastAsia="Helvetica Neue"/>
-      <w:b w:val="0"/>
-      <w:bCs w:val="0"/>
-      <w:i w:val="0"/>
-      <w:iCs w:val="0"/>
-      <w:caps w:val="0"/>
-      <w:smallCaps w:val="0"/>
-      <w:strike w:val="0"/>
-      <w:dstrike w:val="0"/>
-      <w:outline w:val="0"/>
+      <w:rFonts w:ascii="Helvetica Neue" w:eastAsia="Helvetica Neue" w:hAnsi="Helvetica Neue" w:cs="Helvetica Neue"/>
       <w:color w:val="000000"/>
-      <w:spacing w:val="0"/>
-      <w:kern w:val="0"/>
-      <w:position w:val="0"/>
       <w:sz w:val="24"/>
       <w:szCs w:val="24"/>
-      <w:u w:val="none"/>
-      <w:shd w:val="nil" w:color="auto" w:fill="auto"/>
-      <w:vertAlign w:val="baseline"/>
-      <w14:textOutline>
+      <w14:textOutline w14:w="0" w14:cap="flat" w14:cmpd="sng" w14:algn="ctr">
         <w14:noFill/>
+        <w14:prstDash w14:val="solid"/>
+        <w14:bevel/>
       </w14:textOutline>
-      <w14:textFill>
-        <w14:solidFill>
-          <w14:srgbClr w14:val="000000"/>
-        </w14:solidFill>
-      </w14:textFill>
     </w:rPr>
   </w:style>
-  <w:style w:type="paragraph" w:styleId="Normal.0">
-    <w:name w:val="Normal"/>
-    <w:next w:val="Normal.0"/>
-    <w:pPr>
-      <w:keepNext w:val="0"/>
-      <w:keepLines w:val="0"/>
-      <w:pageBreakBefore w:val="0"/>
-      <w:widowControl w:val="1"/>
-      <w:shd w:val="clear" w:color="auto" w:fill="auto"/>
-      <w:suppressAutoHyphens w:val="0"/>
-      <w:bidi w:val="0"/>
-      <w:spacing w:before="0" w:after="0" w:line="240" w:lineRule="auto"/>
-      <w:ind w:left="0" w:right="0" w:firstLine="0"/>
-      <w:jc w:val="left"/>
-      <w:outlineLvl w:val="9"/>
-    </w:pPr>
-    <w:rPr>
-      <w:rFonts w:ascii="Times New Roman" w:cs="Arial Unicode MS" w:hAnsi="Times New Roman" w:eastAsia="Arial Unicode MS"/>
-      <w:b w:val="0"/>
-      <w:bCs w:val="0"/>
-      <w:i w:val="0"/>
-      <w:iCs w:val="0"/>
-      <w:caps w:val="0"/>
-      <w:smallCaps w:val="0"/>
-      <w:strike w:val="0"/>
-      <w:dstrike w:val="0"/>
-      <w:outline w:val="0"/>
-      <w:color w:val="000000"/>
-      <w:spacing w:val="0"/>
-      <w:kern w:val="0"/>
-      <w:position w:val="0"/>
-      <w:sz w:val="20"/>
-      <w:szCs w:val="20"/>
-      <w:u w:val="none" w:color="000000"/>
-      <w:shd w:val="nil" w:color="auto" w:fill="auto"/>
-      <w:vertAlign w:val="baseline"/>
-      <w:lang w:val="ru-RU"/>
-      <w14:textFill>
-        <w14:solidFill>
-          <w14:srgbClr w14:val="000000"/>
-        </w14:solidFill>
-      </w14:textFill>
-    </w:rPr>
-  </w:style>
-  <w:style w:type="paragraph" w:styleId="heading 4">
-    <w:name w:val="heading 4"/>
-    <w:next w:val="heading 4"/>
-    <w:pPr>
-      <w:keepNext w:val="0"/>
-      <w:keepLines w:val="0"/>
-      <w:pageBreakBefore w:val="0"/>
-      <w:widowControl w:val="1"/>
-      <w:shd w:val="clear" w:color="auto" w:fill="auto"/>
-      <w:suppressAutoHyphens w:val="0"/>
-      <w:bidi w:val="0"/>
-      <w:spacing w:before="0" w:after="0" w:line="240" w:lineRule="auto"/>
-      <w:ind w:left="0" w:right="0" w:firstLine="0"/>
-      <w:jc w:val="left"/>
-      <w:outlineLvl w:val="2"/>
-    </w:pPr>
-    <w:rPr>
-      <w:rFonts w:ascii="Times New Roman" w:cs="Arial Unicode MS" w:hAnsi="Times New Roman" w:eastAsia="Arial Unicode MS" w:hint="default"/>
-      <w:b w:val="0"/>
-      <w:bCs w:val="0"/>
-      <w:i w:val="1"/>
-      <w:iCs w:val="1"/>
-      <w:caps w:val="0"/>
-      <w:smallCaps w:val="0"/>
-      <w:strike w:val="0"/>
-      <w:dstrike w:val="0"/>
-      <w:outline w:val="0"/>
-      <w:color w:val="2e74b5"/>
-      <w:spacing w:val="0"/>
-      <w:kern w:val="0"/>
-      <w:position w:val="0"/>
-      <w:sz w:val="20"/>
-      <w:szCs w:val="20"/>
-      <w:u w:val="none" w:color="2e74b5"/>
-      <w:shd w:val="nil" w:color="auto" w:fill="auto"/>
-      <w:vertAlign w:val="baseline"/>
-      <w:lang w:val="ru-RU"/>
-      <w14:textFill>
-        <w14:solidFill>
-          <w14:srgbClr w14:val="2E74B5"/>
-        </w14:solidFill>
-      </w14:textFill>
-    </w:rPr>
-  </w:style>
-  <w:style w:type="character" w:styleId="None">
+  <w:style w:type="character" w:customStyle="1" w:styleId="None">
     <w:name w:val="None"/>
   </w:style>
-  <w:style w:type="character" w:styleId="Hyperlink.0">
+  <w:style w:type="character" w:customStyle="1" w:styleId="Hyperlink0">
     <w:name w:val="Hyperlink.0"/>
     <w:basedOn w:val="None"/>
-    <w:next w:val="Hyperlink.0"/>
     <w:rPr>
       <w:outline w:val="0"/>
       <w:color w:val="000000"/>
-      <w14:textFill>
-        <w14:solidFill>
-          <w14:srgbClr w14:val="000000"/>
-        </w14:solidFill>
-      </w14:textFill>
     </w:rPr>
   </w:style>
 </w:styles>
 </file>
 
 <file path=word/theme/theme1.xml><?xml version="1.0" encoding="utf-8"?>
-<a:theme xmlns:a="http://schemas.openxmlformats.org/drawingml/2006/main" xmlns:r="http://schemas.openxmlformats.org/officeDocument/2006/relationships" name="Тема Office">
+<a:theme xmlns:a="http://schemas.openxmlformats.org/drawingml/2006/main" name="Тема Office">
   <a:themeElements>
     <a:clrScheme name="Тема Office">
       <a:dk1>
@@ -2538,7 +2882,7 @@
         <a:effectLst/>
         <a:sp3d/>
       </a:spPr>
-      <a:bodyPr rot="0" spcFirstLastPara="1" vertOverflow="overflow" horzOverflow="overflow" vert="horz" wrap="square" lIns="45719" tIns="45719" rIns="45719" bIns="45719" numCol="1" spcCol="38100" rtlCol="0" anchor="ctr" upright="0">
+      <a:bodyPr rot="0" spcFirstLastPara="1" vertOverflow="overflow" horzOverflow="overflow" vert="horz" wrap="square" lIns="45719" tIns="45719" rIns="45719" bIns="45719" numCol="1" spcCol="38100" rtlCol="0" anchor="ctr">
         <a:spAutoFit/>
       </a:bodyPr>
       <a:lstStyle>
@@ -2557,7 +2901,7 @@
           <a:buFontTx/>
           <a:buNone/>
           <a:tabLst/>
-          <a:defRPr b="0" baseline="0" cap="none" i="0" spc="0" strike="noStrike" sz="1800" u="none" kumimoji="0" normalizeH="0">
+          <a:defRPr kumimoji="0" sz="1800" b="0" i="0" u="none" strike="noStrike" cap="none" spc="0" normalizeH="0" baseline="0">
             <a:ln>
               <a:noFill/>
             </a:ln>
@@ -2587,7 +2931,7 @@
           <a:buFontTx/>
           <a:buNone/>
           <a:tabLst/>
-          <a:defRPr b="0" baseline="0" cap="none" i="0" spc="0" strike="noStrike" sz="1800" u="none" kumimoji="0" normalizeH="0">
+          <a:defRPr kumimoji="0" sz="1800" b="0" i="0" u="none" strike="noStrike" cap="none" spc="0" normalizeH="0" baseline="0">
             <a:ln>
               <a:noFill/>
             </a:ln>
@@ -2613,7 +2957,7 @@
           <a:buFontTx/>
           <a:buNone/>
           <a:tabLst/>
-          <a:defRPr b="0" baseline="0" cap="none" i="0" spc="0" strike="noStrike" sz="1800" u="none" kumimoji="0" normalizeH="0">
+          <a:defRPr kumimoji="0" sz="1800" b="0" i="0" u="none" strike="noStrike" cap="none" spc="0" normalizeH="0" baseline="0">
             <a:ln>
               <a:noFill/>
             </a:ln>
@@ -2639,7 +2983,7 @@
           <a:buFontTx/>
           <a:buNone/>
           <a:tabLst/>
-          <a:defRPr b="0" baseline="0" cap="none" i="0" spc="0" strike="noStrike" sz="1800" u="none" kumimoji="0" normalizeH="0">
+          <a:defRPr kumimoji="0" sz="1800" b="0" i="0" u="none" strike="noStrike" cap="none" spc="0" normalizeH="0" baseline="0">
             <a:ln>
               <a:noFill/>
             </a:ln>
@@ -2665,7 +3009,7 @@
           <a:buFontTx/>
           <a:buNone/>
           <a:tabLst/>
-          <a:defRPr b="0" baseline="0" cap="none" i="0" spc="0" strike="noStrike" sz="1800" u="none" kumimoji="0" normalizeH="0">
+          <a:defRPr kumimoji="0" sz="1800" b="0" i="0" u="none" strike="noStrike" cap="none" spc="0" normalizeH="0" baseline="0">
             <a:ln>
               <a:noFill/>
             </a:ln>
@@ -2691,7 +3035,7 @@
           <a:buFontTx/>
           <a:buNone/>
           <a:tabLst/>
-          <a:defRPr b="0" baseline="0" cap="none" i="0" spc="0" strike="noStrike" sz="1800" u="none" kumimoji="0" normalizeH="0">
+          <a:defRPr kumimoji="0" sz="1800" b="0" i="0" u="none" strike="noStrike" cap="none" spc="0" normalizeH="0" baseline="0">
             <a:ln>
               <a:noFill/>
             </a:ln>
@@ -2717,7 +3061,7 @@
           <a:buFontTx/>
           <a:buNone/>
           <a:tabLst/>
-          <a:defRPr b="0" baseline="0" cap="none" i="0" spc="0" strike="noStrike" sz="1800" u="none" kumimoji="0" normalizeH="0">
+          <a:defRPr kumimoji="0" sz="1800" b="0" i="0" u="none" strike="noStrike" cap="none" spc="0" normalizeH="0" baseline="0">
             <a:ln>
               <a:noFill/>
             </a:ln>
@@ -2743,7 +3087,7 @@
           <a:buFontTx/>
           <a:buNone/>
           <a:tabLst/>
-          <a:defRPr b="0" baseline="0" cap="none" i="0" spc="0" strike="noStrike" sz="1800" u="none" kumimoji="0" normalizeH="0">
+          <a:defRPr kumimoji="0" sz="1800" b="0" i="0" u="none" strike="noStrike" cap="none" spc="0" normalizeH="0" baseline="0">
             <a:ln>
               <a:noFill/>
             </a:ln>
@@ -2769,7 +3113,7 @@
           <a:buFontTx/>
           <a:buNone/>
           <a:tabLst/>
-          <a:defRPr b="0" baseline="0" cap="none" i="0" spc="0" strike="noStrike" sz="1800" u="none" kumimoji="0" normalizeH="0">
+          <a:defRPr kumimoji="0" sz="1800" b="0" i="0" u="none" strike="noStrike" cap="none" spc="0" normalizeH="0" baseline="0">
             <a:ln>
               <a:noFill/>
             </a:ln>
@@ -2795,7 +3139,7 @@
           <a:buFontTx/>
           <a:buNone/>
           <a:tabLst/>
-          <a:defRPr b="0" baseline="0" cap="none" i="0" spc="0" strike="noStrike" sz="1800" u="none" kumimoji="0" normalizeH="0">
+          <a:defRPr kumimoji="0" sz="1800" b="0" i="0" u="none" strike="noStrike" cap="none" spc="0" normalizeH="0" baseline="0">
             <a:ln>
               <a:noFill/>
             </a:ln>
@@ -2808,9 +3152,15 @@
         </a:lvl9pPr>
       </a:lstStyle>
       <a:style>
-        <a:lnRef idx="0"/>
-        <a:fillRef idx="0"/>
-        <a:effectRef idx="0"/>
+        <a:lnRef idx="0">
+          <a:scrgbClr r="0" g="0" b="0"/>
+        </a:lnRef>
+        <a:fillRef idx="0">
+          <a:scrgbClr r="0" g="0" b="0"/>
+        </a:fillRef>
+        <a:effectRef idx="0">
+          <a:scrgbClr r="0" g="0" b="0"/>
+        </a:effectRef>
         <a:fontRef idx="none"/>
       </a:style>
     </a:spDef>
@@ -2827,7 +3177,7 @@
         <a:effectLst/>
         <a:sp3d/>
       </a:spPr>
-      <a:bodyPr rot="0" spcFirstLastPara="1" vertOverflow="overflow" horzOverflow="overflow" vert="horz" wrap="square" lIns="91439" tIns="45719" rIns="91439" bIns="45719" numCol="1" spcCol="38100" rtlCol="0" anchor="t" upright="0">
+      <a:bodyPr rot="0" spcFirstLastPara="1" vertOverflow="overflow" horzOverflow="overflow" vert="horz" wrap="square" lIns="91439" tIns="45719" rIns="91439" bIns="45719" numCol="1" spcCol="38100" rtlCol="0" anchor="t">
         <a:noAutofit/>
       </a:bodyPr>
       <a:lstStyle>
@@ -2846,7 +3196,7 @@
           <a:buFontTx/>
           <a:buNone/>
           <a:tabLst/>
-          <a:defRPr b="0" baseline="0" cap="none" i="0" spc="0" strike="noStrike" sz="1800" u="none" kumimoji="0" normalizeH="0">
+          <a:defRPr kumimoji="0" sz="1800" b="0" i="0" u="none" strike="noStrike" cap="none" spc="0" normalizeH="0" baseline="0">
             <a:ln>
               <a:noFill/>
             </a:ln>
@@ -2872,7 +3222,7 @@
           <a:buFontTx/>
           <a:buNone/>
           <a:tabLst/>
-          <a:defRPr b="0" baseline="0" cap="none" i="0" spc="0" strike="noStrike" sz="1800" u="none" kumimoji="0" normalizeH="0">
+          <a:defRPr kumimoji="0" sz="1800" b="0" i="0" u="none" strike="noStrike" cap="none" spc="0" normalizeH="0" baseline="0">
             <a:ln>
               <a:noFill/>
             </a:ln>
@@ -2898,7 +3248,7 @@
           <a:buFontTx/>
           <a:buNone/>
           <a:tabLst/>
-          <a:defRPr b="0" baseline="0" cap="none" i="0" spc="0" strike="noStrike" sz="1800" u="none" kumimoji="0" normalizeH="0">
+          <a:defRPr kumimoji="0" sz="1800" b="0" i="0" u="none" strike="noStrike" cap="none" spc="0" normalizeH="0" baseline="0">
             <a:ln>
               <a:noFill/>
             </a:ln>
@@ -2924,7 +3274,7 @@
           <a:buFontTx/>
           <a:buNone/>
           <a:tabLst/>
-          <a:defRPr b="0" baseline="0" cap="none" i="0" spc="0" strike="noStrike" sz="1800" u="none" kumimoji="0" normalizeH="0">
+          <a:defRPr kumimoji="0" sz="1800" b="0" i="0" u="none" strike="noStrike" cap="none" spc="0" normalizeH="0" baseline="0">
             <a:ln>
               <a:noFill/>
             </a:ln>
@@ -2950,7 +3300,7 @@
           <a:buFontTx/>
           <a:buNone/>
           <a:tabLst/>
-          <a:defRPr b="0" baseline="0" cap="none" i="0" spc="0" strike="noStrike" sz="1800" u="none" kumimoji="0" normalizeH="0">
+          <a:defRPr kumimoji="0" sz="1800" b="0" i="0" u="none" strike="noStrike" cap="none" spc="0" normalizeH="0" baseline="0">
             <a:ln>
               <a:noFill/>
             </a:ln>
@@ -2976,7 +3326,7 @@
           <a:buFontTx/>
           <a:buNone/>
           <a:tabLst/>
-          <a:defRPr b="0" baseline="0" cap="none" i="0" spc="0" strike="noStrike" sz="1800" u="none" kumimoji="0" normalizeH="0">
+          <a:defRPr kumimoji="0" sz="1800" b="0" i="0" u="none" strike="noStrike" cap="none" spc="0" normalizeH="0" baseline="0">
             <a:ln>
               <a:noFill/>
             </a:ln>
@@ -3002,7 +3352,7 @@
           <a:buFontTx/>
           <a:buNone/>
           <a:tabLst/>
-          <a:defRPr b="0" baseline="0" cap="none" i="0" spc="0" strike="noStrike" sz="1800" u="none" kumimoji="0" normalizeH="0">
+          <a:defRPr kumimoji="0" sz="1800" b="0" i="0" u="none" strike="noStrike" cap="none" spc="0" normalizeH="0" baseline="0">
             <a:ln>
               <a:noFill/>
             </a:ln>
@@ -3028,7 +3378,7 @@
           <a:buFontTx/>
           <a:buNone/>
           <a:tabLst/>
-          <a:defRPr b="0" baseline="0" cap="none" i="0" spc="0" strike="noStrike" sz="1800" u="none" kumimoji="0" normalizeH="0">
+          <a:defRPr kumimoji="0" sz="1800" b="0" i="0" u="none" strike="noStrike" cap="none" spc="0" normalizeH="0" baseline="0">
             <a:ln>
               <a:noFill/>
             </a:ln>
@@ -3054,7 +3404,7 @@
           <a:buFontTx/>
           <a:buNone/>
           <a:tabLst/>
-          <a:defRPr b="0" baseline="0" cap="none" i="0" spc="0" strike="noStrike" sz="1800" u="none" kumimoji="0" normalizeH="0">
+          <a:defRPr kumimoji="0" sz="1800" b="0" i="0" u="none" strike="noStrike" cap="none" spc="0" normalizeH="0" baseline="0">
             <a:ln>
               <a:noFill/>
             </a:ln>
@@ -3080,7 +3430,7 @@
           <a:buFontTx/>
           <a:buNone/>
           <a:tabLst/>
-          <a:defRPr b="0" baseline="0" cap="none" i="0" spc="0" strike="noStrike" sz="1800" u="none" kumimoji="0" normalizeH="0">
+          <a:defRPr kumimoji="0" sz="1800" b="0" i="0" u="none" strike="noStrike" cap="none" spc="0" normalizeH="0" baseline="0">
             <a:ln>
               <a:noFill/>
             </a:ln>
@@ -3093,9 +3443,15 @@
         </a:lvl9pPr>
       </a:lstStyle>
       <a:style>
-        <a:lnRef idx="0"/>
-        <a:fillRef idx="0"/>
-        <a:effectRef idx="0"/>
+        <a:lnRef idx="0">
+          <a:scrgbClr r="0" g="0" b="0"/>
+        </a:lnRef>
+        <a:fillRef idx="0">
+          <a:scrgbClr r="0" g="0" b="0"/>
+        </a:fillRef>
+        <a:effectRef idx="0">
+          <a:scrgbClr r="0" g="0" b="0"/>
+        </a:effectRef>
         <a:fontRef idx="none"/>
       </a:style>
     </a:lnDef>
@@ -3109,7 +3465,7 @@
         <a:effectLst/>
         <a:sp3d/>
       </a:spPr>
-      <a:bodyPr rot="0" spcFirstLastPara="1" vertOverflow="overflow" horzOverflow="overflow" vert="horz" wrap="square" lIns="45719" tIns="45719" rIns="45719" bIns="45719" numCol="1" spcCol="38100" rtlCol="0" anchor="t" upright="0">
+      <a:bodyPr rot="0" spcFirstLastPara="1" vertOverflow="overflow" horzOverflow="overflow" vert="horz" wrap="square" lIns="45719" tIns="45719" rIns="45719" bIns="45719" numCol="1" spcCol="38100" rtlCol="0" anchor="t">
         <a:spAutoFit/>
       </a:bodyPr>
       <a:lstStyle>
@@ -3128,7 +3484,7 @@
           <a:buFontTx/>
           <a:buNone/>
           <a:tabLst/>
-          <a:defRPr b="0" baseline="0" cap="none" i="0" spc="0" strike="noStrike" sz="1800" u="none" kumimoji="0" normalizeH="0">
+          <a:defRPr kumimoji="0" sz="1800" b="0" i="0" u="none" strike="noStrike" cap="none" spc="0" normalizeH="0" baseline="0">
             <a:ln>
               <a:noFill/>
             </a:ln>
@@ -3158,7 +3514,7 @@
           <a:buFontTx/>
           <a:buNone/>
           <a:tabLst/>
-          <a:defRPr b="0" baseline="0" cap="none" i="0" spc="0" strike="noStrike" sz="1800" u="none" kumimoji="0" normalizeH="0">
+          <a:defRPr kumimoji="0" sz="1800" b="0" i="0" u="none" strike="noStrike" cap="none" spc="0" normalizeH="0" baseline="0">
             <a:ln>
               <a:noFill/>
             </a:ln>
@@ -3184,7 +3540,7 @@
           <a:buFontTx/>
           <a:buNone/>
           <a:tabLst/>
-          <a:defRPr b="0" baseline="0" cap="none" i="0" spc="0" strike="noStrike" sz="1800" u="none" kumimoji="0" normalizeH="0">
+          <a:defRPr kumimoji="0" sz="1800" b="0" i="0" u="none" strike="noStrike" cap="none" spc="0" normalizeH="0" baseline="0">
             <a:ln>
               <a:noFill/>
             </a:ln>
@@ -3210,7 +3566,7 @@
           <a:buFontTx/>
           <a:buNone/>
           <a:tabLst/>
-          <a:defRPr b="0" baseline="0" cap="none" i="0" spc="0" strike="noStrike" sz="1800" u="none" kumimoji="0" normalizeH="0">
+          <a:defRPr kumimoji="0" sz="1800" b="0" i="0" u="none" strike="noStrike" cap="none" spc="0" normalizeH="0" baseline="0">
             <a:ln>
               <a:noFill/>
             </a:ln>
@@ -3236,7 +3592,7 @@
           <a:buFontTx/>
           <a:buNone/>
           <a:tabLst/>
-          <a:defRPr b="0" baseline="0" cap="none" i="0" spc="0" strike="noStrike" sz="1800" u="none" kumimoji="0" normalizeH="0">
+          <a:defRPr kumimoji="0" sz="1800" b="0" i="0" u="none" strike="noStrike" cap="none" spc="0" normalizeH="0" baseline="0">
             <a:ln>
               <a:noFill/>
             </a:ln>
@@ -3262,7 +3618,7 @@
           <a:buFontTx/>
           <a:buNone/>
           <a:tabLst/>
-          <a:defRPr b="0" baseline="0" cap="none" i="0" spc="0" strike="noStrike" sz="1800" u="none" kumimoji="0" normalizeH="0">
+          <a:defRPr kumimoji="0" sz="1800" b="0" i="0" u="none" strike="noStrike" cap="none" spc="0" normalizeH="0" baseline="0">
             <a:ln>
               <a:noFill/>
             </a:ln>
@@ -3288,7 +3644,7 @@
           <a:buFontTx/>
           <a:buNone/>
           <a:tabLst/>
-          <a:defRPr b="0" baseline="0" cap="none" i="0" spc="0" strike="noStrike" sz="1800" u="none" kumimoji="0" normalizeH="0">
+          <a:defRPr kumimoji="0" sz="1800" b="0" i="0" u="none" strike="noStrike" cap="none" spc="0" normalizeH="0" baseline="0">
             <a:ln>
               <a:noFill/>
             </a:ln>
@@ -3314,7 +3670,7 @@
           <a:buFontTx/>
           <a:buNone/>
           <a:tabLst/>
-          <a:defRPr b="0" baseline="0" cap="none" i="0" spc="0" strike="noStrike" sz="1800" u="none" kumimoji="0" normalizeH="0">
+          <a:defRPr kumimoji="0" sz="1800" b="0" i="0" u="none" strike="noStrike" cap="none" spc="0" normalizeH="0" baseline="0">
             <a:ln>
               <a:noFill/>
             </a:ln>
@@ -3340,7 +3696,7 @@
           <a:buFontTx/>
           <a:buNone/>
           <a:tabLst/>
-          <a:defRPr b="0" baseline="0" cap="none" i="0" spc="0" strike="noStrike" sz="1800" u="none" kumimoji="0" normalizeH="0">
+          <a:defRPr kumimoji="0" sz="1800" b="0" i="0" u="none" strike="noStrike" cap="none" spc="0" normalizeH="0" baseline="0">
             <a:ln>
               <a:noFill/>
             </a:ln>
@@ -3366,7 +3722,7 @@
           <a:buFontTx/>
           <a:buNone/>
           <a:tabLst/>
-          <a:defRPr b="0" baseline="0" cap="none" i="0" spc="0" strike="noStrike" sz="1800" u="none" kumimoji="0" normalizeH="0">
+          <a:defRPr kumimoji="0" sz="1800" b="0" i="0" u="none" strike="noStrike" cap="none" spc="0" normalizeH="0" baseline="0">
             <a:ln>
               <a:noFill/>
             </a:ln>
@@ -3379,12 +3735,19 @@
         </a:lvl9pPr>
       </a:lstStyle>
       <a:style>
-        <a:lnRef idx="0"/>
-        <a:fillRef idx="0"/>
-        <a:effectRef idx="0"/>
+        <a:lnRef idx="0">
+          <a:scrgbClr r="0" g="0" b="0"/>
+        </a:lnRef>
+        <a:fillRef idx="0">
+          <a:scrgbClr r="0" g="0" b="0"/>
+        </a:fillRef>
+        <a:effectRef idx="0">
+          <a:scrgbClr r="0" g="0" b="0"/>
+        </a:effectRef>
         <a:fontRef idx="none"/>
       </a:style>
     </a:txDef>
   </a:objectDefaults>
+  <a:extraClrSchemeLst/>
 </a:theme>
 </file>